--- a/docs/bpc170-course-alignment-map.docx
+++ b/docs/bpc170-course-alignment-map.docx
@@ -57,9 +57,9 @@
       </w:tblPr>
       <w:tblGrid>
         <w:gridCol w:w="2160"/>
-        <w:gridCol w:w="7344"/>
-        <w:gridCol w:w="2880"/>
-        <w:gridCol w:w="2880"/>
+        <w:gridCol w:w="7056"/>
+        <w:gridCol w:w="3024"/>
+        <w:gridCol w:w="3024"/>
       </w:tblGrid>
       <w:tr>
         <w:trPr>
@@ -103,7 +103,7 @@
         </w:tc>
         <w:tc>
           <w:tcPr>
-            <w:tcW w:w="7344" w:type="dxa"/>
+            <w:tcW w:w="0" w:type="auto"/>
             <w:shd w:val="clear" w:color="auto" w:fill="EFEFEF"/>
             <w:tcMar>
               <w:top w:w="86" w:type="dxa"/>
@@ -138,7 +138,7 @@
         </w:tc>
         <w:tc>
           <w:tcPr>
-            <w:tcW w:w="2880" w:type="dxa"/>
+            <w:tcW w:w="3024" w:type="dxa"/>
             <w:shd w:val="clear" w:color="auto" w:fill="EFEFEF"/>
             <w:tcMar>
               <w:top w:w="86" w:type="dxa"/>
@@ -173,7 +173,7 @@
         </w:tc>
         <w:tc>
           <w:tcPr>
-            <w:tcW w:w="2880" w:type="dxa"/>
+            <w:tcW w:w="3024" w:type="dxa"/>
             <w:shd w:val="clear" w:color="auto" w:fill="EFEFEF"/>
             <w:tcMar>
               <w:top w:w="86" w:type="dxa"/>
@@ -264,7 +264,7 @@
         </w:tc>
         <w:tc>
           <w:tcPr>
-            <w:tcW w:w="7344" w:type="dxa"/>
+            <w:tcW w:w="0" w:type="auto"/>
             <w:tcMar>
               <w:top w:w="86" w:type="dxa"/>
               <w:left w:w="86" w:type="dxa"/>
@@ -374,7 +374,7 @@
         </w:tc>
         <w:tc>
           <w:tcPr>
-            <w:tcW w:w="2880" w:type="dxa"/>
+            <w:tcW w:w="3024" w:type="dxa"/>
             <w:tcMar>
               <w:top w:w="86" w:type="dxa"/>
               <w:left w:w="86" w:type="dxa"/>
@@ -475,7 +475,7 @@
         </w:tc>
         <w:tc>
           <w:tcPr>
-            <w:tcW w:w="2880" w:type="dxa"/>
+            <w:tcW w:w="3024" w:type="dxa"/>
             <w:tcMar>
               <w:top w:w="86" w:type="dxa"/>
               <w:left w:w="86" w:type="dxa"/>
@@ -748,7 +748,7 @@
         </w:tc>
         <w:tc>
           <w:tcPr>
-            <w:tcW w:w="7344" w:type="dxa"/>
+            <w:tcW w:w="0" w:type="auto"/>
             <w:tcMar>
               <w:top w:w="86" w:type="dxa"/>
               <w:left w:w="86" w:type="dxa"/>
@@ -858,7 +858,7 @@
         </w:tc>
         <w:tc>
           <w:tcPr>
-            <w:tcW w:w="2880" w:type="dxa"/>
+            <w:tcW w:w="3024" w:type="dxa"/>
             <w:tcMar>
               <w:top w:w="86" w:type="dxa"/>
               <w:left w:w="86" w:type="dxa"/>
@@ -989,7 +989,7 @@
         </w:tc>
         <w:tc>
           <w:tcPr>
-            <w:tcW w:w="2880" w:type="dxa"/>
+            <w:tcW w:w="3024" w:type="dxa"/>
             <w:tcMar>
               <w:top w:w="86" w:type="dxa"/>
               <w:left w:w="86" w:type="dxa"/>
@@ -1144,7 +1144,7 @@
         </w:tc>
         <w:tc>
           <w:tcPr>
-            <w:tcW w:w="7344" w:type="dxa"/>
+            <w:tcW w:w="0" w:type="auto"/>
             <w:tcMar>
               <w:top w:w="86" w:type="dxa"/>
               <w:left w:w="86" w:type="dxa"/>
@@ -1254,7 +1254,7 @@
         </w:tc>
         <w:tc>
           <w:tcPr>
-            <w:tcW w:w="2880" w:type="dxa"/>
+            <w:tcW w:w="3024" w:type="dxa"/>
             <w:tcMar>
               <w:top w:w="86" w:type="dxa"/>
               <w:left w:w="86" w:type="dxa"/>
@@ -1415,7 +1415,7 @@
         </w:tc>
         <w:tc>
           <w:tcPr>
-            <w:tcW w:w="2880" w:type="dxa"/>
+            <w:tcW w:w="3024" w:type="dxa"/>
             <w:tcMar>
               <w:top w:w="86" w:type="dxa"/>
               <w:left w:w="86" w:type="dxa"/>
@@ -1618,7 +1618,7 @@
         </w:tc>
         <w:tc>
           <w:tcPr>
-            <w:tcW w:w="7344" w:type="dxa"/>
+            <w:tcW w:w="0" w:type="auto"/>
             <w:tcMar>
               <w:top w:w="86" w:type="dxa"/>
               <w:left w:w="86" w:type="dxa"/>
@@ -1728,7 +1728,7 @@
         </w:tc>
         <w:tc>
           <w:tcPr>
-            <w:tcW w:w="2880" w:type="dxa"/>
+            <w:tcW w:w="3024" w:type="dxa"/>
             <w:tcMar>
               <w:top w:w="86" w:type="dxa"/>
               <w:left w:w="86" w:type="dxa"/>
@@ -1919,7 +1919,7 @@
         </w:tc>
         <w:tc>
           <w:tcPr>
-            <w:tcW w:w="2880" w:type="dxa"/>
+            <w:tcW w:w="3024" w:type="dxa"/>
             <w:tcMar>
               <w:top w:w="86" w:type="dxa"/>
               <w:left w:w="86" w:type="dxa"/>
@@ -2235,7 +2235,7 @@
         </w:tc>
         <w:tc>
           <w:tcPr>
-            <w:tcW w:w="7344" w:type="dxa"/>
+            <w:tcW w:w="0" w:type="auto"/>
             <w:tcMar>
               <w:top w:w="86" w:type="dxa"/>
               <w:left w:w="86" w:type="dxa"/>
@@ -2345,7 +2345,7 @@
         </w:tc>
         <w:tc>
           <w:tcPr>
-            <w:tcW w:w="2880" w:type="dxa"/>
+            <w:tcW w:w="3024" w:type="dxa"/>
             <w:tcMar>
               <w:top w:w="86" w:type="dxa"/>
               <w:left w:w="86" w:type="dxa"/>
@@ -2506,7 +2506,7 @@
         </w:tc>
         <w:tc>
           <w:tcPr>
-            <w:tcW w:w="2880" w:type="dxa"/>
+            <w:tcW w:w="3024" w:type="dxa"/>
             <w:tcMar>
               <w:top w:w="86" w:type="dxa"/>
               <w:left w:w="86" w:type="dxa"/>
@@ -2788,7 +2788,7 @@
         </w:tc>
         <w:tc>
           <w:tcPr>
-            <w:tcW w:w="7344" w:type="dxa"/>
+            <w:tcW w:w="0" w:type="auto"/>
             <w:tcMar>
               <w:top w:w="86" w:type="dxa"/>
               <w:left w:w="86" w:type="dxa"/>
@@ -2898,7 +2898,7 @@
         </w:tc>
         <w:tc>
           <w:tcPr>
-            <w:tcW w:w="2880" w:type="dxa"/>
+            <w:tcW w:w="3024" w:type="dxa"/>
             <w:tcMar>
               <w:top w:w="86" w:type="dxa"/>
               <w:left w:w="86" w:type="dxa"/>
@@ -3089,7 +3089,7 @@
         </w:tc>
         <w:tc>
           <w:tcPr>
-            <w:tcW w:w="2880" w:type="dxa"/>
+            <w:tcW w:w="3024" w:type="dxa"/>
             <w:tcMar>
               <w:top w:w="86" w:type="dxa"/>
               <w:left w:w="86" w:type="dxa"/>
@@ -3461,7 +3461,7 @@
         </w:tc>
         <w:tc>
           <w:tcPr>
-            <w:tcW w:w="7344" w:type="dxa"/>
+            <w:tcW w:w="0" w:type="auto"/>
             <w:tcMar>
               <w:top w:w="86" w:type="dxa"/>
               <w:left w:w="86" w:type="dxa"/>
@@ -3571,7 +3571,7 @@
         </w:tc>
         <w:tc>
           <w:tcPr>
-            <w:tcW w:w="2880" w:type="dxa"/>
+            <w:tcW w:w="3024" w:type="dxa"/>
             <w:tcMar>
               <w:top w:w="86" w:type="dxa"/>
               <w:left w:w="86" w:type="dxa"/>
@@ -3762,7 +3762,7 @@
         </w:tc>
         <w:tc>
           <w:tcPr>
-            <w:tcW w:w="2880" w:type="dxa"/>
+            <w:tcW w:w="3024" w:type="dxa"/>
             <w:tcMar>
               <w:top w:w="86" w:type="dxa"/>
               <w:left w:w="86" w:type="dxa"/>
@@ -3965,7 +3965,7 @@
         </w:tc>
         <w:tc>
           <w:tcPr>
-            <w:tcW w:w="7344" w:type="dxa"/>
+            <w:tcW w:w="0" w:type="auto"/>
             <w:tcMar>
               <w:top w:w="86" w:type="dxa"/>
               <w:left w:w="86" w:type="dxa"/>
@@ -4075,7 +4075,7 @@
         </w:tc>
         <w:tc>
           <w:tcPr>
-            <w:tcW w:w="2880" w:type="dxa"/>
+            <w:tcW w:w="3024" w:type="dxa"/>
             <w:tcMar>
               <w:top w:w="86" w:type="dxa"/>
               <w:left w:w="86" w:type="dxa"/>
@@ -4236,7 +4236,7 @@
         </w:tc>
         <w:tc>
           <w:tcPr>
-            <w:tcW w:w="2880" w:type="dxa"/>
+            <w:tcW w:w="3024" w:type="dxa"/>
             <w:tcMar>
               <w:top w:w="86" w:type="dxa"/>
               <w:left w:w="86" w:type="dxa"/>
@@ -4568,7 +4568,7 @@
         </w:tc>
         <w:tc>
           <w:tcPr>
-            <w:tcW w:w="7344" w:type="dxa"/>
+            <w:tcW w:w="0" w:type="auto"/>
             <w:tcMar>
               <w:top w:w="86" w:type="dxa"/>
               <w:left w:w="86" w:type="dxa"/>
@@ -4678,7 +4678,7 @@
         </w:tc>
         <w:tc>
           <w:tcPr>
-            <w:tcW w:w="2880" w:type="dxa"/>
+            <w:tcW w:w="3024" w:type="dxa"/>
             <w:tcMar>
               <w:top w:w="86" w:type="dxa"/>
               <w:left w:w="86" w:type="dxa"/>
@@ -4809,7 +4809,7 @@
         </w:tc>
         <w:tc>
           <w:tcPr>
-            <w:tcW w:w="2880" w:type="dxa"/>
+            <w:tcW w:w="3024" w:type="dxa"/>
             <w:tcMar>
               <w:top w:w="86" w:type="dxa"/>
               <w:left w:w="86" w:type="dxa"/>
@@ -5091,7 +5091,7 @@
         </w:tc>
         <w:tc>
           <w:tcPr>
-            <w:tcW w:w="7344" w:type="dxa"/>
+            <w:tcW w:w="0" w:type="auto"/>
             <w:tcMar>
               <w:top w:w="86" w:type="dxa"/>
               <w:left w:w="86" w:type="dxa"/>
@@ -5201,7 +5201,7 @@
         </w:tc>
         <w:tc>
           <w:tcPr>
-            <w:tcW w:w="2880" w:type="dxa"/>
+            <w:tcW w:w="3024" w:type="dxa"/>
             <w:tcMar>
               <w:top w:w="86" w:type="dxa"/>
               <w:left w:w="86" w:type="dxa"/>
@@ -5392,7 +5392,7 @@
         </w:tc>
         <w:tc>
           <w:tcPr>
-            <w:tcW w:w="2880" w:type="dxa"/>
+            <w:tcW w:w="3024" w:type="dxa"/>
             <w:tcMar>
               <w:top w:w="86" w:type="dxa"/>
               <w:left w:w="86" w:type="dxa"/>
@@ -5708,7 +5708,7 @@
         </w:tc>
         <w:tc>
           <w:tcPr>
-            <w:tcW w:w="7344" w:type="dxa"/>
+            <w:tcW w:w="0" w:type="auto"/>
             <w:tcMar>
               <w:top w:w="86" w:type="dxa"/>
               <w:left w:w="86" w:type="dxa"/>
@@ -5818,7 +5818,7 @@
         </w:tc>
         <w:tc>
           <w:tcPr>
-            <w:tcW w:w="2880" w:type="dxa"/>
+            <w:tcW w:w="3024" w:type="dxa"/>
             <w:tcMar>
               <w:top w:w="86" w:type="dxa"/>
               <w:left w:w="86" w:type="dxa"/>
@@ -5979,7 +5979,7 @@
         </w:tc>
         <w:tc>
           <w:tcPr>
-            <w:tcW w:w="2880" w:type="dxa"/>
+            <w:tcW w:w="3024" w:type="dxa"/>
             <w:tcMar>
               <w:top w:w="86" w:type="dxa"/>
               <w:left w:w="86" w:type="dxa"/>
@@ -6182,7 +6182,7 @@
         </w:tc>
         <w:tc>
           <w:tcPr>
-            <w:tcW w:w="7344" w:type="dxa"/>
+            <w:tcW w:w="0" w:type="auto"/>
             <w:tcMar>
               <w:top w:w="86" w:type="dxa"/>
               <w:left w:w="86" w:type="dxa"/>
@@ -6292,7 +6292,7 @@
         </w:tc>
         <w:tc>
           <w:tcPr>
-            <w:tcW w:w="2880" w:type="dxa"/>
+            <w:tcW w:w="3024" w:type="dxa"/>
             <w:tcMar>
               <w:top w:w="86" w:type="dxa"/>
               <w:left w:w="86" w:type="dxa"/>
@@ -6483,7 +6483,7 @@
         </w:tc>
         <w:tc>
           <w:tcPr>
-            <w:tcW w:w="2880" w:type="dxa"/>
+            <w:tcW w:w="3024" w:type="dxa"/>
             <w:tcMar>
               <w:top w:w="86" w:type="dxa"/>
               <w:left w:w="86" w:type="dxa"/>
@@ -6949,7 +6949,7 @@
         </w:tc>
         <w:tc>
           <w:tcPr>
-            <w:tcW w:w="7344" w:type="dxa"/>
+            <w:tcW w:w="0" w:type="auto"/>
             <w:tcMar>
               <w:top w:w="86" w:type="dxa"/>
               <w:left w:w="86" w:type="dxa"/>
@@ -7059,7 +7059,7 @@
         </w:tc>
         <w:tc>
           <w:tcPr>
-            <w:tcW w:w="2880" w:type="dxa"/>
+            <w:tcW w:w="3024" w:type="dxa"/>
             <w:tcMar>
               <w:top w:w="86" w:type="dxa"/>
               <w:left w:w="86" w:type="dxa"/>
@@ -7160,7 +7160,7 @@
         </w:tc>
         <w:tc>
           <w:tcPr>
-            <w:tcW w:w="2880" w:type="dxa"/>
+            <w:tcW w:w="3024" w:type="dxa"/>
             <w:tcMar>
               <w:top w:w="86" w:type="dxa"/>
               <w:left w:w="86" w:type="dxa"/>

--- a/docs/bpc170-course-alignment-map.docx
+++ b/docs/bpc170-course-alignment-map.docx
@@ -5,7 +5,7 @@
     <w:p>
       <w:pPr>
         <w:pStyle w:val="NoSpacing"/>
-        <w:spacing w:after="60"/>
+        <w:spacing w:after="120"/>
         <w:rPr>
           <w:rFonts w:ascii="Arial" w:hAnsi="Arial" w:cs="Arial"/>
           <w:color w:val="012F76"/>
@@ -223,40 +223,40 @@
           </w:tcPr>
           <w:p>
             <w:pPr>
-              <w:spacing w:after="60" w:line="240" w:lineRule="auto"/>
+              <w:spacing w:after="120" w:line="240" w:lineRule="auto"/>
               <w:rPr>
                 <w:rFonts w:ascii="Consolas" w:hAnsi="Consolas" w:cs="Consolas"/>
-                <w:sz w:val="20"/>
-                <w:szCs w:val="20"/>
+                <w:sz w:val="21"/>
+                <w:szCs w:val="21"/>
               </w:rPr>
             </w:pPr>
             <w:r>
               <w:rPr>
                 <w:rFonts w:ascii="Consolas" w:hAnsi="Consolas" w:cs="Consolas"/>
-                <w:sz w:val="20"/>
-                <w:szCs w:val="20"/>
+                <w:sz w:val="21"/>
+                <w:szCs w:val="21"/>
               </w:rPr>
               <w:t>Module 0</w:t>
             </w:r>
           </w:p>
           <w:p>
             <w:pPr>
-              <w:spacing w:after="60" w:line="240" w:lineRule="auto"/>
-              <w:rPr>
-                <w:rFonts w:ascii="Arial" w:hAnsi="Arial" w:cs="Arial"/>
-                <w:b/>
-                <w:bCs/>
-                <w:sz w:val="20"/>
-                <w:szCs w:val="20"/>
-              </w:rPr>
-            </w:pPr>
-            <w:r>
-              <w:rPr>
-                <w:rFonts w:ascii="Arial" w:hAnsi="Arial" w:cs="Arial"/>
-                <w:b/>
-                <w:bCs/>
-                <w:sz w:val="20"/>
-                <w:szCs w:val="20"/>
+              <w:spacing w:after="120" w:line="240" w:lineRule="auto"/>
+              <w:rPr>
+                <w:rFonts w:ascii="Arial" w:hAnsi="Arial" w:cs="Arial"/>
+                <w:b/>
+                <w:bCs/>
+                <w:sz w:val="21"/>
+                <w:szCs w:val="21"/>
+              </w:rPr>
+            </w:pPr>
+            <w:r>
+              <w:rPr>
+                <w:rFonts w:ascii="Arial" w:hAnsi="Arial" w:cs="Arial"/>
+                <w:b/>
+                <w:bCs/>
+                <w:sz w:val="21"/>
+                <w:szCs w:val="21"/>
               </w:rPr>
               <w:t>START HERE: Course Orientation</w:t>
             </w:r>
@@ -278,7 +278,7 @@
                 <w:ilvl w:val="0"/>
                 <w:numId w:val="1"/>
               </w:numPr>
-              <w:spacing w:after="60" w:line="240" w:lineRule="auto"/>
+              <w:spacing w:after="100" w:line="240" w:lineRule="auto"/>
               <w:ind w:left="231" w:hanging="274"/>
               <w:rPr>
                 <w:rFonts w:ascii="Arial" w:hAnsi="Arial" w:cs="Arial"/>
@@ -311,7 +311,7 @@
                 <w:ilvl w:val="0"/>
                 <w:numId w:val="1"/>
               </w:numPr>
-              <w:spacing w:after="60" w:line="240" w:lineRule="auto"/>
+              <w:spacing w:after="100" w:line="240" w:lineRule="auto"/>
               <w:ind w:left="231" w:hanging="274"/>
               <w:rPr>
                 <w:rFonts w:ascii="Arial" w:hAnsi="Arial" w:cs="Arial"/>
@@ -344,7 +344,7 @@
                 <w:ilvl w:val="0"/>
                 <w:numId w:val="1"/>
               </w:numPr>
-              <w:spacing w:after="60" w:line="240" w:lineRule="auto"/>
+              <w:spacing w:after="100" w:line="240" w:lineRule="auto"/>
               <w:ind w:left="231" w:hanging="274"/>
               <w:rPr>
                 <w:rFonts w:ascii="Arial" w:hAnsi="Arial" w:cs="Arial"/>
@@ -395,8 +395,8 @@
                 <w:right w:val="nil"/>
                 <w:between w:val="nil"/>
               </w:pBdr>
-              <w:spacing w:after="0" w:line="240" w:lineRule="auto"/>
-              <w:ind w:left="229" w:hanging="270"/>
+              <w:spacing w:after="20" w:line="240" w:lineRule="auto"/>
+              <w:ind w:left="231" w:hanging="274"/>
               <w:rPr>
                 <w:rFonts w:ascii="Arial" w:hAnsi="Arial" w:cs="Arial"/>
                 <w:sz w:val="18"/>
@@ -425,8 +425,8 @@
                 <w:right w:val="nil"/>
                 <w:between w:val="nil"/>
               </w:pBdr>
-              <w:spacing w:after="0" w:line="240" w:lineRule="auto"/>
-              <w:ind w:left="229" w:hanging="270"/>
+              <w:spacing w:after="20" w:line="240" w:lineRule="auto"/>
+              <w:ind w:left="231" w:hanging="274"/>
               <w:rPr>
                 <w:rFonts w:ascii="Arial" w:hAnsi="Arial" w:cs="Arial"/>
                 <w:sz w:val="18"/>
@@ -455,8 +455,8 @@
                 <w:right w:val="nil"/>
                 <w:between w:val="nil"/>
               </w:pBdr>
-              <w:spacing w:after="0" w:line="240" w:lineRule="auto"/>
-              <w:ind w:left="229" w:hanging="270"/>
+              <w:spacing w:after="20" w:line="240" w:lineRule="auto"/>
+              <w:ind w:left="231" w:hanging="274"/>
               <w:rPr>
                 <w:rFonts w:ascii="Arial" w:hAnsi="Arial" w:cs="Arial"/>
                 <w:sz w:val="18"/>
@@ -496,13 +496,13 @@
                 <w:right w:val="nil"/>
                 <w:between w:val="nil"/>
               </w:pBdr>
-              <w:spacing w:after="60" w:line="240" w:lineRule="auto"/>
-              <w:ind w:left="229" w:hanging="270"/>
+              <w:spacing w:after="120" w:line="240" w:lineRule="auto"/>
+              <w:ind w:left="231" w:hanging="274"/>
               <w:rPr>
                 <w:rFonts w:ascii="Arial" w:hAnsi="Arial" w:cs="Arial"/>
                 <w:color w:val="012F76"/>
-                <w:sz w:val="20"/>
-                <w:szCs w:val="20"/>
+                <w:sz w:val="21"/>
+                <w:szCs w:val="21"/>
               </w:rPr>
             </w:pPr>
             <w:r>
@@ -511,8 +511,8 @@
                 <w:b/>
                 <w:bCs/>
                 <w:color w:val="012F76"/>
-                <w:sz w:val="20"/>
-                <w:szCs w:val="20"/>
+                <w:sz w:val="21"/>
+                <w:szCs w:val="21"/>
               </w:rPr>
               <w:t xml:space="preserve">0.5 </w:t>
             </w:r>
@@ -520,8 +520,8 @@
               <w:rPr>
                 <w:rFonts w:ascii="Arial" w:hAnsi="Arial" w:cs="Arial"/>
                 <w:color w:val="012F76"/>
-                <w:sz w:val="20"/>
-                <w:szCs w:val="20"/>
+                <w:sz w:val="21"/>
+                <w:szCs w:val="21"/>
               </w:rPr>
               <w:t>Question &amp; Discuss</w:t>
             </w:r>
@@ -529,8 +529,8 @@
               <w:rPr>
                 <w:rFonts w:ascii="Arial" w:hAnsi="Arial" w:cs="Arial"/>
                 <w:color w:val="012F76"/>
-                <w:sz w:val="20"/>
-                <w:szCs w:val="20"/>
+                <w:sz w:val="21"/>
+                <w:szCs w:val="21"/>
               </w:rPr>
               <w:t xml:space="preserve"> </w:t>
             </w:r>
@@ -538,55 +538,46 @@
               <w:rPr>
                 <w:rFonts w:ascii="Apple Color Emoji" w:hAnsi="Apple Color Emoji" w:cs="Apple Color Emoji"/>
                 <w:color w:val="012F76"/>
-                <w:sz w:val="20"/>
-                <w:szCs w:val="20"/>
-              </w:rPr>
-              <w:t>🤔</w:t>
-            </w:r>
-            <w:r>
-              <w:rPr>
-                <w:rFonts w:ascii="Apple Color Emoji" w:hAnsi="Apple Color Emoji" w:cs="Apple Color Emoji"/>
+                <w:sz w:val="21"/>
+                <w:szCs w:val="21"/>
+              </w:rPr>
+              <w:t xml:space="preserve">🤔 </w:t>
+            </w:r>
+            <w:r>
+              <w:rPr>
+                <w:rFonts w:ascii="Arial" w:hAnsi="Arial" w:cs="Arial"/>
+                <w:b/>
+                <w:bCs/>
                 <w:color w:val="012F76"/>
-                <w:sz w:val="20"/>
-                <w:szCs w:val="20"/>
-              </w:rPr>
-              <w:t xml:space="preserve"> </w:t>
-            </w:r>
-            <w:r>
-              <w:rPr>
-                <w:rFonts w:ascii="Arial" w:hAnsi="Arial" w:cs="Arial"/>
-                <w:b/>
-                <w:bCs/>
+                <w:sz w:val="21"/>
+                <w:szCs w:val="21"/>
+              </w:rPr>
+              <w:t xml:space="preserve">Let’s Get to Know Each Other </w:t>
+            </w:r>
+            <w:r>
+              <w:rPr>
+                <w:rFonts w:ascii="Arial" w:hAnsi="Arial" w:cs="Arial"/>
                 <w:color w:val="012F76"/>
-                <w:sz w:val="20"/>
-                <w:szCs w:val="20"/>
-              </w:rPr>
-              <w:t xml:space="preserve">Let’s Get to Know Each Other </w:t>
+                <w:sz w:val="21"/>
+                <w:szCs w:val="21"/>
+              </w:rPr>
+              <w:t>(intro</w:t>
             </w:r>
             <w:r>
               <w:rPr>
                 <w:rFonts w:ascii="Arial" w:hAnsi="Arial" w:cs="Arial"/>
                 <w:color w:val="012F76"/>
-                <w:sz w:val="20"/>
-                <w:szCs w:val="20"/>
-              </w:rPr>
-              <w:t>(intro</w:t>
+                <w:sz w:val="21"/>
+                <w:szCs w:val="21"/>
+              </w:rPr>
+              <w:t>.</w:t>
             </w:r>
             <w:r>
               <w:rPr>
                 <w:rFonts w:ascii="Arial" w:hAnsi="Arial" w:cs="Arial"/>
                 <w:color w:val="012F76"/>
-                <w:sz w:val="20"/>
-                <w:szCs w:val="20"/>
-              </w:rPr>
-              <w:t>.</w:t>
-            </w:r>
-            <w:r>
-              <w:rPr>
-                <w:rFonts w:ascii="Arial" w:hAnsi="Arial" w:cs="Arial"/>
-                <w:color w:val="012F76"/>
-                <w:sz w:val="20"/>
-                <w:szCs w:val="20"/>
+                <w:sz w:val="21"/>
+                <w:szCs w:val="21"/>
               </w:rPr>
               <w:t xml:space="preserve"> discussion)</w:t>
             </w:r>
@@ -604,29 +595,29 @@
                 <w:right w:val="nil"/>
                 <w:between w:val="nil"/>
               </w:pBdr>
-              <w:spacing w:after="60" w:line="240" w:lineRule="auto"/>
-              <w:ind w:left="229" w:hanging="270"/>
-              <w:rPr>
-                <w:rFonts w:ascii="Arial" w:hAnsi="Arial" w:cs="Arial"/>
-                <w:sz w:val="20"/>
-                <w:szCs w:val="20"/>
-              </w:rPr>
-            </w:pPr>
-            <w:r>
-              <w:rPr>
-                <w:rFonts w:ascii="Arial" w:hAnsi="Arial" w:cs="Arial"/>
-                <w:b/>
-                <w:bCs/>
-                <w:sz w:val="20"/>
-                <w:szCs w:val="20"/>
+              <w:spacing w:after="120" w:line="240" w:lineRule="auto"/>
+              <w:ind w:left="231" w:hanging="274"/>
+              <w:rPr>
+                <w:rFonts w:ascii="Arial" w:hAnsi="Arial" w:cs="Arial"/>
+                <w:sz w:val="20"/>
+                <w:szCs w:val="20"/>
+              </w:rPr>
+            </w:pPr>
+            <w:r>
+              <w:rPr>
+                <w:rFonts w:ascii="Arial" w:hAnsi="Arial" w:cs="Arial"/>
+                <w:b/>
+                <w:bCs/>
+                <w:sz w:val="21"/>
+                <w:szCs w:val="21"/>
               </w:rPr>
               <w:t>0.6</w:t>
             </w:r>
             <w:r>
               <w:rPr>
                 <w:rFonts w:ascii="Arial" w:hAnsi="Arial" w:cs="Arial"/>
-                <w:sz w:val="20"/>
-                <w:szCs w:val="20"/>
+                <w:sz w:val="21"/>
+                <w:szCs w:val="21"/>
               </w:rPr>
               <w:t xml:space="preserve"> Confirm Your </w:t>
             </w:r>
@@ -635,8 +626,8 @@
                 <w:rFonts w:ascii="Arial" w:hAnsi="Arial" w:cs="Arial"/>
                 <w:b/>
                 <w:bCs/>
-                <w:sz w:val="20"/>
-                <w:szCs w:val="20"/>
+                <w:sz w:val="21"/>
+                <w:szCs w:val="21"/>
               </w:rPr>
               <w:t>Course Readiness &amp; Syllabus Review</w:t>
             </w:r>
@@ -659,58 +650,58 @@
           </w:tcPr>
           <w:p>
             <w:pPr>
-              <w:spacing w:after="60" w:line="240" w:lineRule="auto"/>
+              <w:spacing w:after="120" w:line="240" w:lineRule="auto"/>
               <w:rPr>
                 <w:rFonts w:ascii="Consolas" w:hAnsi="Consolas" w:cs="Consolas"/>
-                <w:sz w:val="20"/>
-                <w:szCs w:val="20"/>
+                <w:sz w:val="21"/>
+                <w:szCs w:val="21"/>
               </w:rPr>
             </w:pPr>
             <w:r>
               <w:rPr>
                 <w:rFonts w:ascii="Consolas" w:hAnsi="Consolas" w:cs="Consolas"/>
-                <w:sz w:val="20"/>
-                <w:szCs w:val="20"/>
+                <w:sz w:val="21"/>
+                <w:szCs w:val="21"/>
               </w:rPr>
               <w:t>Module 1</w:t>
             </w:r>
           </w:p>
           <w:p>
             <w:pPr>
-              <w:spacing w:after="60" w:line="240" w:lineRule="auto"/>
-              <w:rPr>
-                <w:rFonts w:ascii="Arial" w:hAnsi="Arial" w:cs="Arial"/>
-                <w:b/>
-                <w:bCs/>
-                <w:sz w:val="20"/>
-                <w:szCs w:val="20"/>
-              </w:rPr>
-            </w:pPr>
-            <w:r>
-              <w:rPr>
-                <w:rFonts w:ascii="Arial" w:hAnsi="Arial" w:cs="Arial"/>
-                <w:b/>
-                <w:bCs/>
-                <w:sz w:val="20"/>
-                <w:szCs w:val="20"/>
+              <w:spacing w:after="120" w:line="240" w:lineRule="auto"/>
+              <w:rPr>
+                <w:rFonts w:ascii="Arial" w:hAnsi="Arial" w:cs="Arial"/>
+                <w:b/>
+                <w:bCs/>
+                <w:sz w:val="21"/>
+                <w:szCs w:val="21"/>
+              </w:rPr>
+            </w:pPr>
+            <w:r>
+              <w:rPr>
+                <w:rFonts w:ascii="Arial" w:hAnsi="Arial" w:cs="Arial"/>
+                <w:b/>
+                <w:bCs/>
+                <w:sz w:val="21"/>
+                <w:szCs w:val="21"/>
               </w:rPr>
               <w:t>Welcome and A+ Roadmap</w:t>
             </w:r>
           </w:p>
           <w:p>
             <w:pPr>
-              <w:spacing w:after="60" w:line="240" w:lineRule="auto"/>
-              <w:rPr>
-                <w:rFonts w:ascii="Arial" w:hAnsi="Arial" w:cs="Arial"/>
-                <w:sz w:val="20"/>
-                <w:szCs w:val="20"/>
-              </w:rPr>
-            </w:pPr>
-            <w:r>
-              <w:rPr>
-                <w:rFonts w:ascii="Arial" w:hAnsi="Arial" w:cs="Arial"/>
-                <w:sz w:val="20"/>
-                <w:szCs w:val="20"/>
+              <w:spacing w:after="120" w:line="240" w:lineRule="auto"/>
+              <w:rPr>
+                <w:rFonts w:ascii="Arial" w:hAnsi="Arial" w:cs="Arial"/>
+                <w:sz w:val="21"/>
+                <w:szCs w:val="21"/>
+              </w:rPr>
+            </w:pPr>
+            <w:r>
+              <w:rPr>
+                <w:rFonts w:ascii="Arial" w:hAnsi="Arial" w:cs="Arial"/>
+                <w:sz w:val="21"/>
+                <w:szCs w:val="21"/>
               </w:rPr>
               <w:t>Primary CLOs:</w:t>
             </w:r>
@@ -728,19 +719,19 @@
                 <w:right w:val="nil"/>
                 <w:between w:val="nil"/>
               </w:pBdr>
-              <w:spacing w:after="60" w:line="240" w:lineRule="auto"/>
+              <w:spacing w:after="120" w:line="240" w:lineRule="auto"/>
               <w:ind w:left="360"/>
               <w:rPr>
                 <w:rFonts w:ascii="Consolas" w:hAnsi="Consolas" w:cs="Consolas"/>
-                <w:sz w:val="20"/>
-                <w:szCs w:val="20"/>
+                <w:sz w:val="21"/>
+                <w:szCs w:val="21"/>
               </w:rPr>
             </w:pPr>
             <w:r>
               <w:rPr>
                 <w:rFonts w:ascii="Consolas" w:hAnsi="Consolas" w:cs="Consolas"/>
-                <w:sz w:val="20"/>
-                <w:szCs w:val="20"/>
+                <w:sz w:val="21"/>
+                <w:szCs w:val="21"/>
               </w:rPr>
               <w:t>I, IV, VI, VIII</w:t>
             </w:r>
@@ -762,7 +753,7 @@
                 <w:ilvl w:val="0"/>
                 <w:numId w:val="1"/>
               </w:numPr>
-              <w:spacing w:after="60" w:line="240" w:lineRule="auto"/>
+              <w:spacing w:after="100" w:line="240" w:lineRule="auto"/>
               <w:ind w:left="231" w:hanging="274"/>
               <w:rPr>
                 <w:rFonts w:ascii="Arial" w:hAnsi="Arial" w:cs="Arial"/>
@@ -795,7 +786,7 @@
                 <w:ilvl w:val="0"/>
                 <w:numId w:val="1"/>
               </w:numPr>
-              <w:spacing w:after="60" w:line="240" w:lineRule="auto"/>
+              <w:spacing w:after="100" w:line="240" w:lineRule="auto"/>
               <w:ind w:left="231" w:hanging="274"/>
               <w:rPr>
                 <w:rFonts w:ascii="Arial" w:hAnsi="Arial" w:cs="Arial"/>
@@ -828,7 +819,7 @@
                 <w:ilvl w:val="0"/>
                 <w:numId w:val="1"/>
               </w:numPr>
-              <w:spacing w:after="60" w:line="240" w:lineRule="auto"/>
+              <w:spacing w:after="100" w:line="240" w:lineRule="auto"/>
               <w:ind w:left="231" w:hanging="274"/>
               <w:rPr>
                 <w:rFonts w:ascii="Arial" w:hAnsi="Arial" w:cs="Arial"/>
@@ -879,8 +870,8 @@
                 <w:right w:val="nil"/>
                 <w:between w:val="nil"/>
               </w:pBdr>
-              <w:spacing w:after="0" w:line="240" w:lineRule="auto"/>
-              <w:ind w:left="229" w:hanging="270"/>
+              <w:spacing w:after="20" w:line="240" w:lineRule="auto"/>
+              <w:ind w:left="231" w:hanging="274"/>
               <w:rPr>
                 <w:rFonts w:ascii="Arial" w:hAnsi="Arial" w:cs="Arial"/>
                 <w:sz w:val="18"/>
@@ -909,8 +900,8 @@
                 <w:right w:val="nil"/>
                 <w:between w:val="nil"/>
               </w:pBdr>
-              <w:spacing w:after="0" w:line="240" w:lineRule="auto"/>
-              <w:ind w:left="229" w:hanging="270"/>
+              <w:spacing w:after="20" w:line="240" w:lineRule="auto"/>
+              <w:ind w:left="231" w:hanging="274"/>
               <w:rPr>
                 <w:rFonts w:ascii="Arial" w:hAnsi="Arial" w:cs="Arial"/>
                 <w:sz w:val="18"/>
@@ -939,8 +930,8 @@
                 <w:right w:val="nil"/>
                 <w:between w:val="nil"/>
               </w:pBdr>
-              <w:spacing w:after="0" w:line="240" w:lineRule="auto"/>
-              <w:ind w:left="229" w:hanging="270"/>
+              <w:spacing w:after="20" w:line="240" w:lineRule="auto"/>
+              <w:ind w:left="231" w:hanging="274"/>
               <w:rPr>
                 <w:rFonts w:ascii="Arial" w:hAnsi="Arial" w:cs="Arial"/>
                 <w:sz w:val="18"/>
@@ -969,8 +960,8 @@
                 <w:right w:val="nil"/>
                 <w:between w:val="nil"/>
               </w:pBdr>
-              <w:spacing w:after="0" w:line="240" w:lineRule="auto"/>
-              <w:ind w:left="229" w:hanging="270"/>
+              <w:spacing w:after="20" w:line="240" w:lineRule="auto"/>
+              <w:ind w:left="231" w:hanging="274"/>
               <w:rPr>
                 <w:rFonts w:ascii="Arial" w:hAnsi="Arial" w:cs="Arial"/>
                 <w:sz w:val="18"/>
@@ -1010,29 +1001,29 @@
                 <w:right w:val="nil"/>
                 <w:between w:val="nil"/>
               </w:pBdr>
-              <w:spacing w:after="60" w:line="240" w:lineRule="auto"/>
-              <w:ind w:left="229" w:hanging="270"/>
-              <w:rPr>
-                <w:rFonts w:ascii="Arial" w:hAnsi="Arial" w:cs="Arial"/>
-                <w:sz w:val="20"/>
-                <w:szCs w:val="20"/>
-              </w:rPr>
-            </w:pPr>
-            <w:r>
-              <w:rPr>
-                <w:rFonts w:ascii="Arial" w:hAnsi="Arial" w:cs="Arial"/>
-                <w:b/>
-                <w:bCs/>
-                <w:sz w:val="20"/>
-                <w:szCs w:val="20"/>
+              <w:spacing w:after="120" w:line="240" w:lineRule="auto"/>
+              <w:ind w:left="231" w:hanging="274"/>
+              <w:rPr>
+                <w:rFonts w:ascii="Arial" w:hAnsi="Arial" w:cs="Arial"/>
+                <w:sz w:val="21"/>
+                <w:szCs w:val="21"/>
+              </w:rPr>
+            </w:pPr>
+            <w:r>
+              <w:rPr>
+                <w:rFonts w:ascii="Arial" w:hAnsi="Arial" w:cs="Arial"/>
+                <w:b/>
+                <w:bCs/>
+                <w:sz w:val="21"/>
+                <w:szCs w:val="21"/>
               </w:rPr>
               <w:t>1.4</w:t>
             </w:r>
             <w:r>
               <w:rPr>
                 <w:rFonts w:ascii="Arial" w:hAnsi="Arial" w:cs="Arial"/>
-                <w:sz w:val="20"/>
-                <w:szCs w:val="20"/>
+                <w:sz w:val="21"/>
+                <w:szCs w:val="21"/>
               </w:rPr>
               <w:t xml:space="preserve"> - Module Quiz</w:t>
             </w:r>
@@ -1055,58 +1046,58 @@
           </w:tcPr>
           <w:p>
             <w:pPr>
-              <w:spacing w:after="60" w:line="240" w:lineRule="auto"/>
+              <w:spacing w:after="120" w:line="240" w:lineRule="auto"/>
               <w:rPr>
                 <w:rFonts w:ascii="Consolas" w:hAnsi="Consolas" w:cs="Consolas"/>
-                <w:sz w:val="20"/>
-                <w:szCs w:val="20"/>
+                <w:sz w:val="21"/>
+                <w:szCs w:val="21"/>
               </w:rPr>
             </w:pPr>
             <w:r>
               <w:rPr>
                 <w:rFonts w:ascii="Consolas" w:hAnsi="Consolas" w:cs="Consolas"/>
-                <w:sz w:val="20"/>
-                <w:szCs w:val="20"/>
+                <w:sz w:val="21"/>
+                <w:szCs w:val="21"/>
               </w:rPr>
               <w:t>Module 2</w:t>
             </w:r>
           </w:p>
           <w:p>
             <w:pPr>
-              <w:spacing w:after="60" w:line="240" w:lineRule="auto"/>
-              <w:rPr>
-                <w:rFonts w:ascii="Arial" w:hAnsi="Arial" w:cs="Arial"/>
-                <w:b/>
-                <w:bCs/>
-                <w:sz w:val="20"/>
-                <w:szCs w:val="20"/>
-              </w:rPr>
-            </w:pPr>
-            <w:r>
-              <w:rPr>
-                <w:rFonts w:ascii="Arial" w:hAnsi="Arial" w:cs="Arial"/>
-                <w:b/>
-                <w:bCs/>
-                <w:sz w:val="20"/>
-                <w:szCs w:val="20"/>
+              <w:spacing w:after="120" w:line="240" w:lineRule="auto"/>
+              <w:rPr>
+                <w:rFonts w:ascii="Arial" w:hAnsi="Arial" w:cs="Arial"/>
+                <w:b/>
+                <w:bCs/>
+                <w:sz w:val="21"/>
+                <w:szCs w:val="21"/>
+              </w:rPr>
+            </w:pPr>
+            <w:r>
+              <w:rPr>
+                <w:rFonts w:ascii="Arial" w:hAnsi="Arial" w:cs="Arial"/>
+                <w:b/>
+                <w:bCs/>
+                <w:sz w:val="21"/>
+                <w:szCs w:val="21"/>
               </w:rPr>
               <w:t>System Components and A/V Workstations</w:t>
             </w:r>
           </w:p>
           <w:p>
             <w:pPr>
-              <w:spacing w:after="60" w:line="240" w:lineRule="auto"/>
-              <w:rPr>
-                <w:rFonts w:ascii="Arial" w:hAnsi="Arial" w:cs="Arial"/>
-                <w:sz w:val="20"/>
-                <w:szCs w:val="20"/>
-              </w:rPr>
-            </w:pPr>
-            <w:r>
-              <w:rPr>
-                <w:rFonts w:ascii="Arial" w:hAnsi="Arial" w:cs="Arial"/>
-                <w:sz w:val="20"/>
-                <w:szCs w:val="20"/>
+              <w:spacing w:after="120" w:line="240" w:lineRule="auto"/>
+              <w:rPr>
+                <w:rFonts w:ascii="Arial" w:hAnsi="Arial" w:cs="Arial"/>
+                <w:sz w:val="21"/>
+                <w:szCs w:val="21"/>
+              </w:rPr>
+            </w:pPr>
+            <w:r>
+              <w:rPr>
+                <w:rFonts w:ascii="Arial" w:hAnsi="Arial" w:cs="Arial"/>
+                <w:sz w:val="21"/>
+                <w:szCs w:val="21"/>
               </w:rPr>
               <w:t>Primary CLOs:</w:t>
             </w:r>
@@ -1124,19 +1115,19 @@
                 <w:right w:val="nil"/>
                 <w:between w:val="nil"/>
               </w:pBdr>
-              <w:spacing w:after="60" w:line="240" w:lineRule="auto"/>
+              <w:spacing w:after="120" w:line="240" w:lineRule="auto"/>
               <w:ind w:left="360"/>
               <w:rPr>
                 <w:rFonts w:ascii="Consolas" w:hAnsi="Consolas" w:cs="Consolas"/>
-                <w:sz w:val="20"/>
-                <w:szCs w:val="20"/>
+                <w:sz w:val="21"/>
+                <w:szCs w:val="21"/>
               </w:rPr>
             </w:pPr>
             <w:r>
               <w:rPr>
                 <w:rFonts w:ascii="Consolas" w:hAnsi="Consolas" w:cs="Consolas"/>
-                <w:sz w:val="20"/>
-                <w:szCs w:val="20"/>
+                <w:sz w:val="21"/>
+                <w:szCs w:val="21"/>
               </w:rPr>
               <w:t>I, II</w:t>
             </w:r>
@@ -1158,7 +1149,7 @@
                 <w:ilvl w:val="0"/>
                 <w:numId w:val="1"/>
               </w:numPr>
-              <w:spacing w:after="60" w:line="240" w:lineRule="auto"/>
+              <w:spacing w:after="100" w:line="240" w:lineRule="auto"/>
               <w:ind w:left="231" w:hanging="274"/>
               <w:rPr>
                 <w:rFonts w:ascii="Arial" w:hAnsi="Arial" w:cs="Arial"/>
@@ -1191,7 +1182,7 @@
                 <w:ilvl w:val="0"/>
                 <w:numId w:val="1"/>
               </w:numPr>
-              <w:spacing w:after="60" w:line="240" w:lineRule="auto"/>
+              <w:spacing w:after="100" w:line="240" w:lineRule="auto"/>
               <w:ind w:left="231" w:hanging="274"/>
               <w:rPr>
                 <w:rFonts w:ascii="Arial" w:hAnsi="Arial" w:cs="Arial"/>
@@ -1224,7 +1215,7 @@
                 <w:ilvl w:val="0"/>
                 <w:numId w:val="1"/>
               </w:numPr>
-              <w:spacing w:after="60" w:line="240" w:lineRule="auto"/>
+              <w:spacing w:after="100" w:line="240" w:lineRule="auto"/>
               <w:ind w:left="231" w:hanging="274"/>
               <w:rPr>
                 <w:rFonts w:ascii="Arial" w:hAnsi="Arial" w:cs="Arial"/>
@@ -1275,8 +1266,8 @@
                 <w:right w:val="nil"/>
                 <w:between w:val="nil"/>
               </w:pBdr>
-              <w:spacing w:after="0" w:line="240" w:lineRule="auto"/>
-              <w:ind w:left="229" w:hanging="270"/>
+              <w:spacing w:after="20" w:line="240" w:lineRule="auto"/>
+              <w:ind w:left="231" w:hanging="274"/>
               <w:rPr>
                 <w:rFonts w:ascii="Arial" w:hAnsi="Arial" w:cs="Arial"/>
                 <w:sz w:val="18"/>
@@ -1305,8 +1296,8 @@
                 <w:right w:val="nil"/>
                 <w:between w:val="nil"/>
               </w:pBdr>
-              <w:spacing w:after="0" w:line="240" w:lineRule="auto"/>
-              <w:ind w:left="229" w:hanging="270"/>
+              <w:spacing w:after="20" w:line="240" w:lineRule="auto"/>
+              <w:ind w:left="231" w:hanging="274"/>
               <w:rPr>
                 <w:rFonts w:ascii="Arial" w:hAnsi="Arial" w:cs="Arial"/>
                 <w:sz w:val="18"/>
@@ -1335,8 +1326,8 @@
                 <w:right w:val="nil"/>
                 <w:between w:val="nil"/>
               </w:pBdr>
-              <w:spacing w:after="0" w:line="240" w:lineRule="auto"/>
-              <w:ind w:left="229" w:hanging="270"/>
+              <w:spacing w:after="20" w:line="240" w:lineRule="auto"/>
+              <w:ind w:left="231" w:hanging="274"/>
               <w:rPr>
                 <w:rFonts w:ascii="Arial" w:hAnsi="Arial" w:cs="Arial"/>
                 <w:sz w:val="18"/>
@@ -1365,8 +1356,8 @@
                 <w:right w:val="nil"/>
                 <w:between w:val="nil"/>
               </w:pBdr>
-              <w:spacing w:after="0" w:line="240" w:lineRule="auto"/>
-              <w:ind w:left="229" w:hanging="270"/>
+              <w:spacing w:after="20" w:line="240" w:lineRule="auto"/>
+              <w:ind w:left="231" w:hanging="274"/>
               <w:rPr>
                 <w:rFonts w:ascii="Arial" w:hAnsi="Arial" w:cs="Arial"/>
                 <w:sz w:val="18"/>
@@ -1395,8 +1386,8 @@
                 <w:right w:val="nil"/>
                 <w:between w:val="nil"/>
               </w:pBdr>
-              <w:spacing w:after="0" w:line="240" w:lineRule="auto"/>
-              <w:ind w:left="229" w:hanging="270"/>
+              <w:spacing w:after="20" w:line="240" w:lineRule="auto"/>
+              <w:ind w:left="231" w:hanging="274"/>
               <w:rPr>
                 <w:rFonts w:ascii="Arial" w:hAnsi="Arial" w:cs="Arial"/>
                 <w:sz w:val="18"/>
@@ -1436,27 +1427,27 @@
                 <w:right w:val="nil"/>
                 <w:between w:val="nil"/>
               </w:pBdr>
-              <w:spacing w:after="60" w:line="240" w:lineRule="auto"/>
-              <w:ind w:left="229" w:hanging="270"/>
-              <w:rPr>
-                <w:rFonts w:ascii="Arial" w:hAnsi="Arial" w:cs="Arial"/>
-                <w:sz w:val="20"/>
-                <w:szCs w:val="20"/>
-              </w:rPr>
-            </w:pPr>
-            <w:r>
-              <w:rPr>
-                <w:rFonts w:ascii="Arial" w:hAnsi="Arial" w:cs="Arial"/>
-                <w:sz w:val="20"/>
-                <w:szCs w:val="20"/>
+              <w:spacing w:after="120" w:line="240" w:lineRule="auto"/>
+              <w:ind w:left="231" w:hanging="274"/>
+              <w:rPr>
+                <w:rFonts w:ascii="Arial" w:hAnsi="Arial" w:cs="Arial"/>
+                <w:sz w:val="21"/>
+                <w:szCs w:val="21"/>
+              </w:rPr>
+            </w:pPr>
+            <w:r>
+              <w:rPr>
+                <w:rFonts w:ascii="Arial" w:hAnsi="Arial" w:cs="Arial"/>
+                <w:sz w:val="21"/>
+                <w:szCs w:val="21"/>
               </w:rPr>
               <w:t xml:space="preserve">2.4 - Lab: </w:t>
             </w:r>
             <w:r>
               <w:rPr>
                 <w:rFonts w:ascii="Arial" w:hAnsi="Arial" w:cs="Arial"/>
-                <w:sz w:val="20"/>
-                <w:szCs w:val="20"/>
+                <w:sz w:val="21"/>
+                <w:szCs w:val="21"/>
               </w:rPr>
               <w:br/>
             </w:r>
@@ -1465,8 +1456,8 @@
                 <w:rFonts w:ascii="Arial" w:hAnsi="Arial" w:cs="Arial"/>
                 <w:b/>
                 <w:bCs/>
-                <w:sz w:val="20"/>
-                <w:szCs w:val="20"/>
+                <w:sz w:val="21"/>
+                <w:szCs w:val="21"/>
               </w:rPr>
               <w:t>Set up an A/V Workstation</w:t>
             </w:r>
@@ -1484,29 +1475,29 @@
                 <w:right w:val="nil"/>
                 <w:between w:val="nil"/>
               </w:pBdr>
-              <w:spacing w:after="60" w:line="240" w:lineRule="auto"/>
-              <w:ind w:left="229" w:hanging="270"/>
-              <w:rPr>
-                <w:rFonts w:ascii="Arial" w:hAnsi="Arial" w:cs="Arial"/>
-                <w:sz w:val="20"/>
-                <w:szCs w:val="20"/>
-              </w:rPr>
-            </w:pPr>
-            <w:r>
-              <w:rPr>
-                <w:rFonts w:ascii="Arial" w:hAnsi="Arial" w:cs="Arial"/>
-                <w:b/>
-                <w:bCs/>
-                <w:sz w:val="20"/>
-                <w:szCs w:val="20"/>
+              <w:spacing w:after="120" w:line="240" w:lineRule="auto"/>
+              <w:ind w:left="231" w:hanging="274"/>
+              <w:rPr>
+                <w:rFonts w:ascii="Arial" w:hAnsi="Arial" w:cs="Arial"/>
+                <w:sz w:val="20"/>
+                <w:szCs w:val="20"/>
+              </w:rPr>
+            </w:pPr>
+            <w:r>
+              <w:rPr>
+                <w:rFonts w:ascii="Arial" w:hAnsi="Arial" w:cs="Arial"/>
+                <w:b/>
+                <w:bCs/>
+                <w:sz w:val="21"/>
+                <w:szCs w:val="21"/>
               </w:rPr>
               <w:t>2.6</w:t>
             </w:r>
             <w:r>
               <w:rPr>
                 <w:rFonts w:ascii="Arial" w:hAnsi="Arial" w:cs="Arial"/>
-                <w:sz w:val="20"/>
-                <w:szCs w:val="20"/>
+                <w:sz w:val="21"/>
+                <w:szCs w:val="21"/>
               </w:rPr>
               <w:t xml:space="preserve"> - Module Quiz</w:t>
             </w:r>
@@ -1529,58 +1520,58 @@
           </w:tcPr>
           <w:p>
             <w:pPr>
-              <w:spacing w:after="60" w:line="240" w:lineRule="auto"/>
+              <w:spacing w:after="120" w:line="240" w:lineRule="auto"/>
               <w:rPr>
                 <w:rFonts w:ascii="Consolas" w:hAnsi="Consolas" w:cs="Consolas"/>
-                <w:sz w:val="20"/>
-                <w:szCs w:val="20"/>
+                <w:sz w:val="21"/>
+                <w:szCs w:val="21"/>
               </w:rPr>
             </w:pPr>
             <w:r>
               <w:rPr>
                 <w:rFonts w:ascii="Consolas" w:hAnsi="Consolas" w:cs="Consolas"/>
-                <w:sz w:val="20"/>
-                <w:szCs w:val="20"/>
+                <w:sz w:val="21"/>
+                <w:szCs w:val="21"/>
               </w:rPr>
               <w:t>Module 3</w:t>
             </w:r>
           </w:p>
           <w:p>
             <w:pPr>
-              <w:spacing w:after="60" w:line="240" w:lineRule="auto"/>
-              <w:rPr>
-                <w:rFonts w:ascii="Arial" w:hAnsi="Arial" w:cs="Arial"/>
-                <w:b/>
-                <w:bCs/>
-                <w:sz w:val="20"/>
-                <w:szCs w:val="20"/>
-              </w:rPr>
-            </w:pPr>
-            <w:r>
-              <w:rPr>
-                <w:rFonts w:ascii="Arial" w:hAnsi="Arial" w:cs="Arial"/>
-                <w:b/>
-                <w:bCs/>
-                <w:sz w:val="20"/>
-                <w:szCs w:val="20"/>
+              <w:spacing w:after="120" w:line="240" w:lineRule="auto"/>
+              <w:rPr>
+                <w:rFonts w:ascii="Arial" w:hAnsi="Arial" w:cs="Arial"/>
+                <w:b/>
+                <w:bCs/>
+                <w:sz w:val="21"/>
+                <w:szCs w:val="21"/>
+              </w:rPr>
+            </w:pPr>
+            <w:r>
+              <w:rPr>
+                <w:rFonts w:ascii="Arial" w:hAnsi="Arial" w:cs="Arial"/>
+                <w:b/>
+                <w:bCs/>
+                <w:sz w:val="21"/>
+                <w:szCs w:val="21"/>
               </w:rPr>
               <w:t>Installing System Devices</w:t>
             </w:r>
           </w:p>
           <w:p>
             <w:pPr>
-              <w:spacing w:after="60" w:line="240" w:lineRule="auto"/>
-              <w:rPr>
-                <w:rFonts w:ascii="Arial" w:hAnsi="Arial" w:cs="Arial"/>
-                <w:sz w:val="20"/>
-                <w:szCs w:val="20"/>
-              </w:rPr>
-            </w:pPr>
-            <w:r>
-              <w:rPr>
-                <w:rFonts w:ascii="Arial" w:hAnsi="Arial" w:cs="Arial"/>
-                <w:sz w:val="20"/>
-                <w:szCs w:val="20"/>
+              <w:spacing w:after="120" w:line="240" w:lineRule="auto"/>
+              <w:rPr>
+                <w:rFonts w:ascii="Arial" w:hAnsi="Arial" w:cs="Arial"/>
+                <w:sz w:val="21"/>
+                <w:szCs w:val="21"/>
+              </w:rPr>
+            </w:pPr>
+            <w:r>
+              <w:rPr>
+                <w:rFonts w:ascii="Arial" w:hAnsi="Arial" w:cs="Arial"/>
+                <w:sz w:val="21"/>
+                <w:szCs w:val="21"/>
               </w:rPr>
               <w:t>Primary CLOs:</w:t>
             </w:r>
@@ -1598,19 +1589,19 @@
                 <w:right w:val="nil"/>
                 <w:between w:val="nil"/>
               </w:pBdr>
-              <w:spacing w:after="60" w:line="240" w:lineRule="auto"/>
+              <w:spacing w:after="120" w:line="240" w:lineRule="auto"/>
               <w:ind w:left="360"/>
               <w:rPr>
                 <w:rFonts w:ascii="Consolas" w:hAnsi="Consolas" w:cs="Consolas"/>
-                <w:sz w:val="20"/>
-                <w:szCs w:val="20"/>
+                <w:sz w:val="21"/>
+                <w:szCs w:val="21"/>
               </w:rPr>
             </w:pPr>
             <w:r>
               <w:rPr>
                 <w:rFonts w:ascii="Consolas" w:hAnsi="Consolas" w:cs="Consolas"/>
-                <w:sz w:val="20"/>
-                <w:szCs w:val="20"/>
+                <w:sz w:val="21"/>
+                <w:szCs w:val="21"/>
               </w:rPr>
               <w:t>I, II, III</w:t>
             </w:r>
@@ -1632,7 +1623,7 @@
                 <w:ilvl w:val="0"/>
                 <w:numId w:val="1"/>
               </w:numPr>
-              <w:spacing w:after="60" w:line="240" w:lineRule="auto"/>
+              <w:spacing w:after="100" w:line="240" w:lineRule="auto"/>
               <w:ind w:left="231" w:hanging="274"/>
               <w:rPr>
                 <w:rFonts w:ascii="Arial" w:hAnsi="Arial" w:cs="Arial"/>
@@ -1665,7 +1656,7 @@
                 <w:ilvl w:val="0"/>
                 <w:numId w:val="1"/>
               </w:numPr>
-              <w:spacing w:after="60" w:line="240" w:lineRule="auto"/>
+              <w:spacing w:after="100" w:line="240" w:lineRule="auto"/>
               <w:ind w:left="231" w:hanging="274"/>
               <w:rPr>
                 <w:rFonts w:ascii="Arial" w:hAnsi="Arial" w:cs="Arial"/>
@@ -1698,7 +1689,7 @@
                 <w:ilvl w:val="0"/>
                 <w:numId w:val="1"/>
               </w:numPr>
-              <w:spacing w:after="60" w:line="240" w:lineRule="auto"/>
+              <w:spacing w:after="100" w:line="240" w:lineRule="auto"/>
               <w:ind w:left="231" w:hanging="274"/>
               <w:rPr>
                 <w:rFonts w:ascii="Arial" w:hAnsi="Arial" w:cs="Arial"/>
@@ -1749,8 +1740,8 @@
                 <w:right w:val="nil"/>
                 <w:between w:val="nil"/>
               </w:pBdr>
-              <w:spacing w:after="0" w:line="240" w:lineRule="auto"/>
-              <w:ind w:left="229" w:hanging="270"/>
+              <w:spacing w:after="20" w:line="240" w:lineRule="auto"/>
+              <w:ind w:left="231" w:hanging="274"/>
               <w:rPr>
                 <w:rFonts w:ascii="Arial" w:hAnsi="Arial" w:cs="Arial"/>
                 <w:sz w:val="18"/>
@@ -1779,8 +1770,8 @@
                 <w:right w:val="nil"/>
                 <w:between w:val="nil"/>
               </w:pBdr>
-              <w:spacing w:after="0" w:line="240" w:lineRule="auto"/>
-              <w:ind w:left="229" w:hanging="270"/>
+              <w:spacing w:after="20" w:line="240" w:lineRule="auto"/>
+              <w:ind w:left="231" w:hanging="274"/>
               <w:rPr>
                 <w:rFonts w:ascii="Arial" w:hAnsi="Arial" w:cs="Arial"/>
                 <w:sz w:val="18"/>
@@ -1809,8 +1800,8 @@
                 <w:right w:val="nil"/>
                 <w:between w:val="nil"/>
               </w:pBdr>
-              <w:spacing w:after="0" w:line="240" w:lineRule="auto"/>
-              <w:ind w:left="229" w:hanging="270"/>
+              <w:spacing w:after="20" w:line="240" w:lineRule="auto"/>
+              <w:ind w:left="231" w:hanging="274"/>
               <w:rPr>
                 <w:rFonts w:ascii="Arial" w:hAnsi="Arial" w:cs="Arial"/>
                 <w:sz w:val="18"/>
@@ -1839,8 +1830,8 @@
                 <w:right w:val="nil"/>
                 <w:between w:val="nil"/>
               </w:pBdr>
-              <w:spacing w:after="0" w:line="240" w:lineRule="auto"/>
-              <w:ind w:left="229" w:hanging="270"/>
+              <w:spacing w:after="20" w:line="240" w:lineRule="auto"/>
+              <w:ind w:left="231" w:hanging="274"/>
               <w:rPr>
                 <w:rFonts w:ascii="Arial" w:hAnsi="Arial" w:cs="Arial"/>
                 <w:sz w:val="18"/>
@@ -1869,8 +1860,8 @@
                 <w:right w:val="nil"/>
                 <w:between w:val="nil"/>
               </w:pBdr>
-              <w:spacing w:after="0" w:line="240" w:lineRule="auto"/>
-              <w:ind w:left="229" w:hanging="270"/>
+              <w:spacing w:after="20" w:line="240" w:lineRule="auto"/>
+              <w:ind w:left="231" w:hanging="274"/>
               <w:rPr>
                 <w:rFonts w:ascii="Arial" w:hAnsi="Arial" w:cs="Arial"/>
                 <w:sz w:val="18"/>
@@ -1899,8 +1890,8 @@
                 <w:right w:val="nil"/>
                 <w:between w:val="nil"/>
               </w:pBdr>
-              <w:spacing w:after="0" w:line="240" w:lineRule="auto"/>
-              <w:ind w:left="229" w:hanging="270"/>
+              <w:spacing w:after="20" w:line="240" w:lineRule="auto"/>
+              <w:ind w:left="231" w:hanging="274"/>
               <w:rPr>
                 <w:rFonts w:ascii="Arial" w:hAnsi="Arial" w:cs="Arial"/>
                 <w:sz w:val="18"/>
@@ -1941,26 +1932,26 @@
                 <w:between w:val="nil"/>
               </w:pBdr>
               <w:spacing w:after="60" w:line="240" w:lineRule="auto"/>
-              <w:ind w:left="229" w:hanging="270"/>
-              <w:rPr>
-                <w:rFonts w:ascii="Arial" w:hAnsi="Arial" w:cs="Arial"/>
-                <w:sz w:val="20"/>
-                <w:szCs w:val="20"/>
-              </w:rPr>
-            </w:pPr>
-            <w:r>
-              <w:rPr>
-                <w:rFonts w:ascii="Arial" w:hAnsi="Arial" w:cs="Arial"/>
-                <w:sz w:val="20"/>
-                <w:szCs w:val="20"/>
+              <w:ind w:left="231" w:hanging="274"/>
+              <w:rPr>
+                <w:rFonts w:ascii="Arial" w:hAnsi="Arial" w:cs="Arial"/>
+                <w:sz w:val="21"/>
+                <w:szCs w:val="21"/>
+              </w:rPr>
+            </w:pPr>
+            <w:r>
+              <w:rPr>
+                <w:rFonts w:ascii="Arial" w:hAnsi="Arial" w:cs="Arial"/>
+                <w:sz w:val="21"/>
+                <w:szCs w:val="21"/>
               </w:rPr>
               <w:t xml:space="preserve">3.5 - Challenge Lab: </w:t>
             </w:r>
             <w:r>
               <w:rPr>
                 <w:rFonts w:ascii="Arial" w:hAnsi="Arial" w:cs="Arial"/>
-                <w:sz w:val="20"/>
-                <w:szCs w:val="20"/>
+                <w:sz w:val="21"/>
+                <w:szCs w:val="21"/>
               </w:rPr>
               <w:br/>
             </w:r>
@@ -1969,8 +1960,8 @@
                 <w:rFonts w:ascii="Arial" w:hAnsi="Arial" w:cs="Arial"/>
                 <w:b/>
                 <w:bCs/>
-                <w:sz w:val="20"/>
-                <w:szCs w:val="20"/>
+                <w:sz w:val="21"/>
+                <w:szCs w:val="21"/>
               </w:rPr>
               <w:t>Troubleshoot Memory</w:t>
             </w:r>
@@ -1989,28 +1980,28 @@
                 <w:between w:val="nil"/>
               </w:pBdr>
               <w:spacing w:after="60" w:line="240" w:lineRule="auto"/>
-              <w:ind w:left="229" w:hanging="270"/>
-              <w:rPr>
-                <w:rFonts w:ascii="Arial" w:hAnsi="Arial" w:cs="Arial"/>
-                <w:sz w:val="20"/>
-                <w:szCs w:val="20"/>
-              </w:rPr>
-            </w:pPr>
-            <w:r>
-              <w:rPr>
-                <w:rFonts w:ascii="Arial" w:hAnsi="Arial" w:cs="Arial"/>
-                <w:b/>
-                <w:bCs/>
-                <w:sz w:val="20"/>
-                <w:szCs w:val="20"/>
+              <w:ind w:left="231" w:hanging="274"/>
+              <w:rPr>
+                <w:rFonts w:ascii="Arial" w:hAnsi="Arial" w:cs="Arial"/>
+                <w:sz w:val="21"/>
+                <w:szCs w:val="21"/>
+              </w:rPr>
+            </w:pPr>
+            <w:r>
+              <w:rPr>
+                <w:rFonts w:ascii="Arial" w:hAnsi="Arial" w:cs="Arial"/>
+                <w:b/>
+                <w:bCs/>
+                <w:sz w:val="21"/>
+                <w:szCs w:val="21"/>
               </w:rPr>
               <w:t>3.7</w:t>
             </w:r>
             <w:r>
               <w:rPr>
                 <w:rFonts w:ascii="Arial" w:hAnsi="Arial" w:cs="Arial"/>
-                <w:sz w:val="20"/>
-                <w:szCs w:val="20"/>
+                <w:sz w:val="21"/>
+                <w:szCs w:val="21"/>
               </w:rPr>
               <w:t xml:space="preserve"> - Module Quiz</w:t>
             </w:r>
@@ -2029,7 +2020,7 @@
                 <w:between w:val="nil"/>
               </w:pBdr>
               <w:spacing w:after="60" w:line="240" w:lineRule="auto"/>
-              <w:ind w:left="229" w:hanging="270"/>
+              <w:ind w:left="231" w:hanging="274"/>
               <w:rPr>
                 <w:rFonts w:ascii="Arial" w:hAnsi="Arial" w:cs="Arial"/>
                 <w:sz w:val="20"/>
@@ -2042,90 +2033,39 @@
                 <w:b/>
                 <w:bCs/>
                 <w:color w:val="012F76"/>
-                <w:sz w:val="20"/>
-                <w:szCs w:val="20"/>
-              </w:rPr>
-              <w:t>3</w:t>
-            </w:r>
-            <w:r>
-              <w:rPr>
-                <w:rFonts w:ascii="Arial" w:hAnsi="Arial" w:cs="Arial"/>
-                <w:b/>
-                <w:bCs/>
+                <w:sz w:val="21"/>
+                <w:szCs w:val="21"/>
+              </w:rPr>
+              <w:t xml:space="preserve">3.8 </w:t>
+            </w:r>
+            <w:r>
+              <w:rPr>
+                <w:rFonts w:ascii="Arial" w:hAnsi="Arial" w:cs="Arial"/>
                 <w:color w:val="012F76"/>
-                <w:sz w:val="20"/>
-                <w:szCs w:val="20"/>
-              </w:rPr>
-              <w:t>.</w:t>
-            </w:r>
-            <w:r>
-              <w:rPr>
-                <w:rFonts w:ascii="Arial" w:hAnsi="Arial" w:cs="Arial"/>
-                <w:b/>
-                <w:bCs/>
-                <w:color w:val="012F76"/>
-                <w:sz w:val="20"/>
-                <w:szCs w:val="20"/>
-              </w:rPr>
-              <w:t>8</w:t>
-            </w:r>
-            <w:r>
-              <w:rPr>
-                <w:rFonts w:ascii="Arial" w:hAnsi="Arial" w:cs="Arial"/>
-                <w:b/>
-                <w:bCs/>
-                <w:color w:val="012F76"/>
-                <w:sz w:val="20"/>
-                <w:szCs w:val="20"/>
-              </w:rPr>
-              <w:t xml:space="preserve"> </w:t>
-            </w:r>
-            <w:r>
-              <w:rPr>
-                <w:rFonts w:ascii="Arial" w:hAnsi="Arial" w:cs="Arial"/>
-                <w:color w:val="012F76"/>
-                <w:sz w:val="20"/>
-                <w:szCs w:val="20"/>
-              </w:rPr>
-              <w:t>Question &amp; Discuss</w:t>
-            </w:r>
-            <w:r>
-              <w:rPr>
-                <w:rFonts w:ascii="Arial" w:hAnsi="Arial" w:cs="Arial"/>
-                <w:color w:val="012F76"/>
-                <w:sz w:val="20"/>
-                <w:szCs w:val="20"/>
-              </w:rPr>
-              <w:t xml:space="preserve"> </w:t>
+                <w:sz w:val="21"/>
+                <w:szCs w:val="21"/>
+              </w:rPr>
+              <w:t xml:space="preserve">Question &amp; Discuss </w:t>
             </w:r>
             <w:r>
               <w:rPr>
                 <w:rFonts w:ascii="Apple Color Emoji" w:hAnsi="Apple Color Emoji" w:cs="Apple Color Emoji"/>
                 <w:color w:val="012F76"/>
-                <w:sz w:val="20"/>
-                <w:szCs w:val="20"/>
-              </w:rPr>
-              <w:t>🤔</w:t>
-            </w:r>
-            <w:r>
-              <w:rPr>
-                <w:rFonts w:ascii="Apple Color Emoji" w:hAnsi="Apple Color Emoji" w:cs="Apple Color Emoji"/>
+                <w:sz w:val="21"/>
+                <w:szCs w:val="21"/>
+              </w:rPr>
+              <w:t xml:space="preserve">🤔 </w:t>
+            </w:r>
+            <w:r>
+              <w:rPr>
+                <w:rFonts w:ascii="Arial" w:hAnsi="Arial" w:cs="Arial"/>
+                <w:b/>
+                <w:bCs/>
                 <w:color w:val="012F76"/>
-                <w:sz w:val="20"/>
-                <w:szCs w:val="20"/>
-              </w:rPr>
-              <w:t xml:space="preserve"> </w:t>
-            </w:r>
-            <w:r>
-              <w:rPr>
-                <w:rFonts w:ascii="Arial" w:hAnsi="Arial" w:cs="Arial"/>
-                <w:b/>
-                <w:bCs/>
-                <w:color w:val="012F76"/>
-                <w:sz w:val="20"/>
-                <w:szCs w:val="20"/>
-              </w:rPr>
-              <w:t>Installing System Devices</w:t>
+                <w:sz w:val="21"/>
+                <w:szCs w:val="21"/>
+              </w:rPr>
+              <w:t>Right to Repair vs. the Locked Machine</w:t>
             </w:r>
           </w:p>
         </w:tc>
@@ -2146,58 +2086,58 @@
           </w:tcPr>
           <w:p>
             <w:pPr>
-              <w:spacing w:after="60" w:line="240" w:lineRule="auto"/>
+              <w:spacing w:after="120" w:line="240" w:lineRule="auto"/>
               <w:rPr>
                 <w:rFonts w:ascii="Consolas" w:hAnsi="Consolas" w:cs="Consolas"/>
-                <w:sz w:val="20"/>
-                <w:szCs w:val="20"/>
+                <w:sz w:val="21"/>
+                <w:szCs w:val="21"/>
               </w:rPr>
             </w:pPr>
             <w:r>
               <w:rPr>
                 <w:rFonts w:ascii="Consolas" w:hAnsi="Consolas" w:cs="Consolas"/>
-                <w:sz w:val="20"/>
-                <w:szCs w:val="20"/>
+                <w:sz w:val="21"/>
+                <w:szCs w:val="21"/>
               </w:rPr>
               <w:t>Module 4</w:t>
             </w:r>
           </w:p>
           <w:p>
             <w:pPr>
-              <w:spacing w:after="60" w:line="240" w:lineRule="auto"/>
-              <w:rPr>
-                <w:rFonts w:ascii="Arial" w:hAnsi="Arial" w:cs="Arial"/>
-                <w:b/>
-                <w:bCs/>
-                <w:sz w:val="20"/>
-                <w:szCs w:val="20"/>
-              </w:rPr>
-            </w:pPr>
-            <w:r>
-              <w:rPr>
-                <w:rFonts w:ascii="Arial" w:hAnsi="Arial" w:cs="Arial"/>
-                <w:b/>
-                <w:bCs/>
-                <w:sz w:val="20"/>
-                <w:szCs w:val="20"/>
+              <w:spacing w:after="120" w:line="240" w:lineRule="auto"/>
+              <w:rPr>
+                <w:rFonts w:ascii="Arial" w:hAnsi="Arial" w:cs="Arial"/>
+                <w:b/>
+                <w:bCs/>
+                <w:sz w:val="21"/>
+                <w:szCs w:val="21"/>
+              </w:rPr>
+            </w:pPr>
+            <w:r>
+              <w:rPr>
+                <w:rFonts w:ascii="Arial" w:hAnsi="Arial" w:cs="Arial"/>
+                <w:b/>
+                <w:bCs/>
+                <w:sz w:val="21"/>
+                <w:szCs w:val="21"/>
               </w:rPr>
               <w:t>Troubleshooting PC Hardware</w:t>
             </w:r>
           </w:p>
           <w:p>
             <w:pPr>
-              <w:spacing w:after="60" w:line="240" w:lineRule="auto"/>
-              <w:rPr>
-                <w:rFonts w:ascii="Arial" w:hAnsi="Arial" w:cs="Arial"/>
-                <w:sz w:val="20"/>
-                <w:szCs w:val="20"/>
-              </w:rPr>
-            </w:pPr>
-            <w:r>
-              <w:rPr>
-                <w:rFonts w:ascii="Arial" w:hAnsi="Arial" w:cs="Arial"/>
-                <w:sz w:val="20"/>
-                <w:szCs w:val="20"/>
+              <w:spacing w:after="120" w:line="240" w:lineRule="auto"/>
+              <w:rPr>
+                <w:rFonts w:ascii="Arial" w:hAnsi="Arial" w:cs="Arial"/>
+                <w:sz w:val="21"/>
+                <w:szCs w:val="21"/>
+              </w:rPr>
+            </w:pPr>
+            <w:r>
+              <w:rPr>
+                <w:rFonts w:ascii="Arial" w:hAnsi="Arial" w:cs="Arial"/>
+                <w:sz w:val="21"/>
+                <w:szCs w:val="21"/>
               </w:rPr>
               <w:t>Primary CLOs:</w:t>
             </w:r>
@@ -2215,19 +2155,19 @@
                 <w:right w:val="nil"/>
                 <w:between w:val="nil"/>
               </w:pBdr>
-              <w:spacing w:after="60" w:line="240" w:lineRule="auto"/>
+              <w:spacing w:after="120" w:line="240" w:lineRule="auto"/>
               <w:ind w:left="360"/>
               <w:rPr>
                 <w:rFonts w:ascii="Consolas" w:hAnsi="Consolas" w:cs="Consolas"/>
-                <w:sz w:val="20"/>
-                <w:szCs w:val="20"/>
+                <w:sz w:val="21"/>
+                <w:szCs w:val="21"/>
               </w:rPr>
             </w:pPr>
             <w:r>
               <w:rPr>
                 <w:rFonts w:ascii="Consolas" w:hAnsi="Consolas" w:cs="Consolas"/>
-                <w:sz w:val="20"/>
-                <w:szCs w:val="20"/>
+                <w:sz w:val="21"/>
+                <w:szCs w:val="21"/>
               </w:rPr>
               <w:t>I, II, VIII</w:t>
             </w:r>
@@ -2249,7 +2189,7 @@
                 <w:ilvl w:val="0"/>
                 <w:numId w:val="1"/>
               </w:numPr>
-              <w:spacing w:after="60" w:line="240" w:lineRule="auto"/>
+              <w:spacing w:after="100" w:line="240" w:lineRule="auto"/>
               <w:ind w:left="231" w:hanging="274"/>
               <w:rPr>
                 <w:rFonts w:ascii="Arial" w:hAnsi="Arial" w:cs="Arial"/>
@@ -2282,7 +2222,7 @@
                 <w:ilvl w:val="0"/>
                 <w:numId w:val="1"/>
               </w:numPr>
-              <w:spacing w:after="60" w:line="240" w:lineRule="auto"/>
+              <w:spacing w:after="100" w:line="240" w:lineRule="auto"/>
               <w:ind w:left="231" w:hanging="274"/>
               <w:rPr>
                 <w:rFonts w:ascii="Arial" w:hAnsi="Arial" w:cs="Arial"/>
@@ -2315,7 +2255,7 @@
                 <w:ilvl w:val="0"/>
                 <w:numId w:val="1"/>
               </w:numPr>
-              <w:spacing w:after="60" w:line="240" w:lineRule="auto"/>
+              <w:spacing w:after="100" w:line="240" w:lineRule="auto"/>
               <w:ind w:left="231" w:hanging="274"/>
               <w:rPr>
                 <w:rFonts w:ascii="Arial" w:hAnsi="Arial" w:cs="Arial"/>
@@ -2366,8 +2306,8 @@
                 <w:right w:val="nil"/>
                 <w:between w:val="nil"/>
               </w:pBdr>
-              <w:spacing w:after="0" w:line="240" w:lineRule="auto"/>
-              <w:ind w:left="229" w:hanging="270"/>
+              <w:spacing w:after="20" w:line="240" w:lineRule="auto"/>
+              <w:ind w:left="231" w:hanging="274"/>
               <w:rPr>
                 <w:rFonts w:ascii="Arial" w:hAnsi="Arial" w:cs="Arial"/>
                 <w:sz w:val="18"/>
@@ -2396,8 +2336,8 @@
                 <w:right w:val="nil"/>
                 <w:between w:val="nil"/>
               </w:pBdr>
-              <w:spacing w:after="0" w:line="240" w:lineRule="auto"/>
-              <w:ind w:left="229" w:hanging="270"/>
+              <w:spacing w:after="20" w:line="240" w:lineRule="auto"/>
+              <w:ind w:left="231" w:hanging="274"/>
               <w:rPr>
                 <w:rFonts w:ascii="Arial" w:hAnsi="Arial" w:cs="Arial"/>
                 <w:sz w:val="18"/>
@@ -2426,8 +2366,8 @@
                 <w:right w:val="nil"/>
                 <w:between w:val="nil"/>
               </w:pBdr>
-              <w:spacing w:after="0" w:line="240" w:lineRule="auto"/>
-              <w:ind w:left="229" w:hanging="270"/>
+              <w:spacing w:after="20" w:line="240" w:lineRule="auto"/>
+              <w:ind w:left="231" w:hanging="274"/>
               <w:rPr>
                 <w:rFonts w:ascii="Arial" w:hAnsi="Arial" w:cs="Arial"/>
                 <w:sz w:val="18"/>
@@ -2456,8 +2396,8 @@
                 <w:right w:val="nil"/>
                 <w:between w:val="nil"/>
               </w:pBdr>
-              <w:spacing w:after="0" w:line="240" w:lineRule="auto"/>
-              <w:ind w:left="229" w:hanging="270"/>
+              <w:spacing w:after="20" w:line="240" w:lineRule="auto"/>
+              <w:ind w:left="231" w:hanging="274"/>
               <w:rPr>
                 <w:rFonts w:ascii="Arial" w:hAnsi="Arial" w:cs="Arial"/>
                 <w:sz w:val="18"/>
@@ -2486,8 +2426,8 @@
                 <w:right w:val="nil"/>
                 <w:between w:val="nil"/>
               </w:pBdr>
-              <w:spacing w:after="0" w:line="240" w:lineRule="auto"/>
-              <w:ind w:left="229" w:hanging="270"/>
+              <w:spacing w:after="20" w:line="240" w:lineRule="auto"/>
+              <w:ind w:left="231" w:hanging="274"/>
               <w:rPr>
                 <w:rFonts w:ascii="Arial" w:hAnsi="Arial" w:cs="Arial"/>
                 <w:sz w:val="18"/>
@@ -2698,18 +2638,18 @@
           </w:tcPr>
           <w:p>
             <w:pPr>
-              <w:spacing w:after="60" w:line="240" w:lineRule="auto"/>
+              <w:spacing w:after="120" w:line="240" w:lineRule="auto"/>
               <w:rPr>
                 <w:rFonts w:ascii="Consolas" w:hAnsi="Consolas" w:cs="Consolas"/>
-                <w:sz w:val="20"/>
-                <w:szCs w:val="20"/>
+                <w:sz w:val="22"/>
+                <w:szCs w:val="22"/>
               </w:rPr>
             </w:pPr>
             <w:r>
               <w:rPr>
                 <w:rFonts w:ascii="Consolas" w:hAnsi="Consolas" w:cs="Consolas"/>
-                <w:sz w:val="20"/>
-                <w:szCs w:val="20"/>
+                <w:sz w:val="22"/>
+                <w:szCs w:val="22"/>
               </w:rPr>
               <w:lastRenderedPageBreak/>
               <w:t>Module 5</w:t>
@@ -2717,40 +2657,40 @@
           </w:p>
           <w:p>
             <w:pPr>
-              <w:spacing w:after="60" w:line="240" w:lineRule="auto"/>
-              <w:rPr>
-                <w:rFonts w:ascii="Arial" w:hAnsi="Arial" w:cs="Arial"/>
-                <w:b/>
-                <w:bCs/>
-                <w:sz w:val="20"/>
-                <w:szCs w:val="20"/>
-              </w:rPr>
-            </w:pPr>
-            <w:r>
-              <w:rPr>
-                <w:rFonts w:ascii="Arial" w:hAnsi="Arial" w:cs="Arial"/>
-                <w:b/>
-                <w:bCs/>
-                <w:sz w:val="20"/>
-                <w:szCs w:val="20"/>
+              <w:spacing w:after="120" w:line="240" w:lineRule="auto"/>
+              <w:rPr>
+                <w:rFonts w:ascii="Arial" w:hAnsi="Arial" w:cs="Arial"/>
+                <w:b/>
+                <w:bCs/>
+                <w:sz w:val="22"/>
+                <w:szCs w:val="22"/>
+              </w:rPr>
+            </w:pPr>
+            <w:r>
+              <w:rPr>
+                <w:rFonts w:ascii="Arial" w:hAnsi="Arial" w:cs="Arial"/>
+                <w:b/>
+                <w:bCs/>
+                <w:sz w:val="22"/>
+                <w:szCs w:val="22"/>
               </w:rPr>
               <w:t>Comparing Local Networking Hardware</w:t>
             </w:r>
           </w:p>
           <w:p>
             <w:pPr>
-              <w:spacing w:after="60" w:line="240" w:lineRule="auto"/>
-              <w:rPr>
-                <w:rFonts w:ascii="Arial" w:hAnsi="Arial" w:cs="Arial"/>
-                <w:sz w:val="20"/>
-                <w:szCs w:val="20"/>
-              </w:rPr>
-            </w:pPr>
-            <w:r>
-              <w:rPr>
-                <w:rFonts w:ascii="Arial" w:hAnsi="Arial" w:cs="Arial"/>
-                <w:sz w:val="20"/>
-                <w:szCs w:val="20"/>
+              <w:spacing w:after="120" w:line="240" w:lineRule="auto"/>
+              <w:rPr>
+                <w:rFonts w:ascii="Arial" w:hAnsi="Arial" w:cs="Arial"/>
+                <w:sz w:val="22"/>
+                <w:szCs w:val="22"/>
+              </w:rPr>
+            </w:pPr>
+            <w:r>
+              <w:rPr>
+                <w:rFonts w:ascii="Arial" w:hAnsi="Arial" w:cs="Arial"/>
+                <w:sz w:val="22"/>
+                <w:szCs w:val="22"/>
               </w:rPr>
               <w:t>Primary CLOs:</w:t>
             </w:r>
@@ -2768,19 +2708,19 @@
                 <w:right w:val="nil"/>
                 <w:between w:val="nil"/>
               </w:pBdr>
-              <w:spacing w:after="60" w:line="240" w:lineRule="auto"/>
+              <w:spacing w:after="120" w:line="240" w:lineRule="auto"/>
               <w:ind w:left="360"/>
               <w:rPr>
                 <w:rFonts w:ascii="Consolas" w:hAnsi="Consolas" w:cs="Consolas"/>
-                <w:sz w:val="20"/>
-                <w:szCs w:val="20"/>
+                <w:sz w:val="22"/>
+                <w:szCs w:val="22"/>
               </w:rPr>
             </w:pPr>
             <w:r>
               <w:rPr>
                 <w:rFonts w:ascii="Consolas" w:hAnsi="Consolas" w:cs="Consolas"/>
-                <w:sz w:val="20"/>
-                <w:szCs w:val="20"/>
+                <w:sz w:val="22"/>
+                <w:szCs w:val="22"/>
               </w:rPr>
               <w:t>III, IV</w:t>
             </w:r>
@@ -2802,29 +2742,29 @@
                 <w:ilvl w:val="0"/>
                 <w:numId w:val="1"/>
               </w:numPr>
-              <w:spacing w:after="60" w:line="240" w:lineRule="auto"/>
-              <w:ind w:left="231" w:hanging="274"/>
-              <w:rPr>
-                <w:rFonts w:ascii="Arial" w:hAnsi="Arial" w:cs="Arial"/>
-                <w:sz w:val="20"/>
-                <w:szCs w:val="20"/>
-              </w:rPr>
-            </w:pPr>
-            <w:r>
-              <w:rPr>
-                <w:rFonts w:ascii="Arial" w:hAnsi="Arial" w:cs="Arial"/>
-                <w:b/>
-                <w:bCs/>
-                <w:sz w:val="20"/>
-                <w:szCs w:val="20"/>
+              <w:spacing w:after="120"/>
+              <w:ind w:left="231" w:hanging="274"/>
+              <w:rPr>
+                <w:rFonts w:ascii="Arial" w:hAnsi="Arial" w:cs="Arial"/>
+                <w:sz w:val="21"/>
+                <w:szCs w:val="21"/>
+              </w:rPr>
+            </w:pPr>
+            <w:r>
+              <w:rPr>
+                <w:rFonts w:ascii="Arial" w:hAnsi="Arial" w:cs="Arial"/>
+                <w:b/>
+                <w:bCs/>
+                <w:sz w:val="21"/>
+                <w:szCs w:val="21"/>
               </w:rPr>
               <w:t>5.1</w:t>
             </w:r>
             <w:r>
               <w:rPr>
                 <w:rFonts w:ascii="Arial" w:hAnsi="Arial" w:cs="Arial"/>
-                <w:sz w:val="20"/>
-                <w:szCs w:val="20"/>
+                <w:sz w:val="21"/>
+                <w:szCs w:val="21"/>
               </w:rPr>
               <w:t xml:space="preserve"> Classify network types and determine the appropriate network architecture for specific business needs</w:t>
             </w:r>
@@ -2835,29 +2775,29 @@
                 <w:ilvl w:val="0"/>
                 <w:numId w:val="1"/>
               </w:numPr>
-              <w:spacing w:after="60" w:line="240" w:lineRule="auto"/>
-              <w:ind w:left="231" w:hanging="274"/>
-              <w:rPr>
-                <w:rFonts w:ascii="Arial" w:hAnsi="Arial" w:cs="Arial"/>
-                <w:sz w:val="20"/>
-                <w:szCs w:val="20"/>
-              </w:rPr>
-            </w:pPr>
-            <w:r>
-              <w:rPr>
-                <w:rFonts w:ascii="Arial" w:hAnsi="Arial" w:cs="Arial"/>
-                <w:b/>
-                <w:bCs/>
-                <w:sz w:val="20"/>
-                <w:szCs w:val="20"/>
+              <w:spacing w:after="120"/>
+              <w:ind w:left="231" w:hanging="274"/>
+              <w:rPr>
+                <w:rFonts w:ascii="Arial" w:hAnsi="Arial" w:cs="Arial"/>
+                <w:sz w:val="21"/>
+                <w:szCs w:val="21"/>
+              </w:rPr>
+            </w:pPr>
+            <w:r>
+              <w:rPr>
+                <w:rFonts w:ascii="Arial" w:hAnsi="Arial" w:cs="Arial"/>
+                <w:b/>
+                <w:bCs/>
+                <w:sz w:val="21"/>
+                <w:szCs w:val="21"/>
               </w:rPr>
               <w:t>5.2</w:t>
             </w:r>
             <w:r>
               <w:rPr>
                 <w:rFonts w:ascii="Arial" w:hAnsi="Arial" w:cs="Arial"/>
-                <w:sz w:val="20"/>
-                <w:szCs w:val="20"/>
+                <w:sz w:val="21"/>
+                <w:szCs w:val="21"/>
               </w:rPr>
               <w:t xml:space="preserve"> Install and configure networking hardware devices including switches and network interface cards</w:t>
             </w:r>
@@ -2868,29 +2808,29 @@
                 <w:ilvl w:val="0"/>
                 <w:numId w:val="1"/>
               </w:numPr>
-              <w:spacing w:after="60" w:line="240" w:lineRule="auto"/>
-              <w:ind w:left="231" w:hanging="274"/>
-              <w:rPr>
-                <w:rFonts w:ascii="Arial" w:hAnsi="Arial" w:cs="Arial"/>
-                <w:sz w:val="20"/>
-                <w:szCs w:val="20"/>
-              </w:rPr>
-            </w:pPr>
-            <w:r>
-              <w:rPr>
-                <w:rFonts w:ascii="Arial" w:hAnsi="Arial" w:cs="Arial"/>
-                <w:b/>
-                <w:bCs/>
-                <w:sz w:val="20"/>
-                <w:szCs w:val="20"/>
+              <w:spacing w:after="120"/>
+              <w:ind w:left="231" w:hanging="274"/>
+              <w:rPr>
+                <w:rFonts w:ascii="Arial" w:hAnsi="Arial" w:cs="Arial"/>
+                <w:sz w:val="21"/>
+                <w:szCs w:val="21"/>
+              </w:rPr>
+            </w:pPr>
+            <w:r>
+              <w:rPr>
+                <w:rFonts w:ascii="Arial" w:hAnsi="Arial" w:cs="Arial"/>
+                <w:b/>
+                <w:bCs/>
+                <w:sz w:val="21"/>
+                <w:szCs w:val="21"/>
               </w:rPr>
               <w:t>5.3</w:t>
             </w:r>
             <w:r>
               <w:rPr>
                 <w:rFonts w:ascii="Arial" w:hAnsi="Arial" w:cs="Arial"/>
-                <w:sz w:val="20"/>
-                <w:szCs w:val="20"/>
+                <w:sz w:val="21"/>
+                <w:szCs w:val="21"/>
               </w:rPr>
               <w:t xml:space="preserve"> Select and implement appropriate cable types based on network requirements and environmental factors</w:t>
             </w:r>
@@ -3110,27 +3050,27 @@
                 <w:right w:val="nil"/>
                 <w:between w:val="nil"/>
               </w:pBdr>
-              <w:spacing w:after="60" w:line="240" w:lineRule="auto"/>
-              <w:ind w:left="229" w:hanging="270"/>
-              <w:rPr>
-                <w:rFonts w:ascii="Arial" w:hAnsi="Arial" w:cs="Arial"/>
-                <w:sz w:val="20"/>
-                <w:szCs w:val="20"/>
-              </w:rPr>
-            </w:pPr>
-            <w:r>
-              <w:rPr>
-                <w:rFonts w:ascii="Arial" w:hAnsi="Arial" w:cs="Arial"/>
-                <w:sz w:val="20"/>
-                <w:szCs w:val="20"/>
+              <w:spacing w:after="100" w:line="240" w:lineRule="auto"/>
+              <w:ind w:left="231" w:hanging="274"/>
+              <w:rPr>
+                <w:rFonts w:ascii="Arial" w:hAnsi="Arial" w:cs="Arial"/>
+                <w:sz w:val="21"/>
+                <w:szCs w:val="21"/>
+              </w:rPr>
+            </w:pPr>
+            <w:r>
+              <w:rPr>
+                <w:rFonts w:ascii="Arial" w:hAnsi="Arial" w:cs="Arial"/>
+                <w:sz w:val="21"/>
+                <w:szCs w:val="21"/>
               </w:rPr>
               <w:t xml:space="preserve">5.4.13 - Lab: </w:t>
             </w:r>
             <w:r>
               <w:rPr>
                 <w:rFonts w:ascii="Arial" w:hAnsi="Arial" w:cs="Arial"/>
-                <w:sz w:val="20"/>
-                <w:szCs w:val="20"/>
+                <w:sz w:val="21"/>
+                <w:szCs w:val="21"/>
               </w:rPr>
               <w:br/>
             </w:r>
@@ -3139,8 +3079,8 @@
                 <w:rFonts w:ascii="Arial" w:hAnsi="Arial" w:cs="Arial"/>
                 <w:b/>
                 <w:bCs/>
-                <w:sz w:val="20"/>
-                <w:szCs w:val="20"/>
+                <w:sz w:val="21"/>
+                <w:szCs w:val="21"/>
               </w:rPr>
               <w:t>Secure a Small Wireless Network</w:t>
             </w:r>
@@ -3158,27 +3098,27 @@
                 <w:right w:val="nil"/>
                 <w:between w:val="nil"/>
               </w:pBdr>
-              <w:spacing w:after="60" w:line="240" w:lineRule="auto"/>
-              <w:ind w:left="229" w:hanging="270"/>
-              <w:rPr>
-                <w:rFonts w:ascii="Arial" w:hAnsi="Arial" w:cs="Arial"/>
-                <w:sz w:val="20"/>
-                <w:szCs w:val="20"/>
-              </w:rPr>
-            </w:pPr>
-            <w:r>
-              <w:rPr>
-                <w:rFonts w:ascii="Arial" w:hAnsi="Arial" w:cs="Arial"/>
-                <w:sz w:val="20"/>
-                <w:szCs w:val="20"/>
+              <w:spacing w:after="100" w:line="240" w:lineRule="auto"/>
+              <w:ind w:left="231" w:hanging="274"/>
+              <w:rPr>
+                <w:rFonts w:ascii="Arial" w:hAnsi="Arial" w:cs="Arial"/>
+                <w:sz w:val="21"/>
+                <w:szCs w:val="21"/>
+              </w:rPr>
+            </w:pPr>
+            <w:r>
+              <w:rPr>
+                <w:rFonts w:ascii="Arial" w:hAnsi="Arial" w:cs="Arial"/>
+                <w:sz w:val="21"/>
+                <w:szCs w:val="21"/>
               </w:rPr>
               <w:t xml:space="preserve">5.4.14 - Lab: </w:t>
             </w:r>
             <w:r>
               <w:rPr>
                 <w:rFonts w:ascii="Arial" w:hAnsi="Arial" w:cs="Arial"/>
-                <w:sz w:val="20"/>
-                <w:szCs w:val="20"/>
+                <w:sz w:val="21"/>
+                <w:szCs w:val="21"/>
               </w:rPr>
               <w:br/>
             </w:r>
@@ -3187,8 +3127,8 @@
                 <w:rFonts w:ascii="Arial" w:hAnsi="Arial" w:cs="Arial"/>
                 <w:b/>
                 <w:bCs/>
-                <w:sz w:val="20"/>
-                <w:szCs w:val="20"/>
+                <w:sz w:val="21"/>
+                <w:szCs w:val="21"/>
               </w:rPr>
               <w:t>SOHO Wi-Fi Configuration Settings</w:t>
             </w:r>
@@ -3206,19 +3146,19 @@
                 <w:right w:val="nil"/>
                 <w:between w:val="nil"/>
               </w:pBdr>
-              <w:spacing w:after="60" w:line="240" w:lineRule="auto"/>
-              <w:ind w:left="229" w:hanging="270"/>
-              <w:rPr>
-                <w:rFonts w:ascii="Arial" w:hAnsi="Arial" w:cs="Arial"/>
-                <w:sz w:val="20"/>
-                <w:szCs w:val="20"/>
-              </w:rPr>
-            </w:pPr>
-            <w:r>
-              <w:rPr>
-                <w:rFonts w:ascii="Arial" w:hAnsi="Arial" w:cs="Arial"/>
-                <w:sz w:val="20"/>
-                <w:szCs w:val="20"/>
+              <w:spacing w:after="100" w:line="240" w:lineRule="auto"/>
+              <w:ind w:left="231" w:hanging="274"/>
+              <w:rPr>
+                <w:rFonts w:ascii="Arial" w:hAnsi="Arial" w:cs="Arial"/>
+                <w:sz w:val="21"/>
+                <w:szCs w:val="21"/>
+              </w:rPr>
+            </w:pPr>
+            <w:r>
+              <w:rPr>
+                <w:rFonts w:ascii="Arial" w:hAnsi="Arial" w:cs="Arial"/>
+                <w:sz w:val="21"/>
+                <w:szCs w:val="21"/>
               </w:rPr>
               <w:t>5.4.15 - Lesson Review</w:t>
             </w:r>
@@ -3236,29 +3176,29 @@
                 <w:right w:val="nil"/>
                 <w:between w:val="nil"/>
               </w:pBdr>
-              <w:spacing w:after="60" w:line="240" w:lineRule="auto"/>
-              <w:ind w:left="229" w:hanging="270"/>
-              <w:rPr>
-                <w:rFonts w:ascii="Arial" w:hAnsi="Arial" w:cs="Arial"/>
-                <w:sz w:val="20"/>
-                <w:szCs w:val="20"/>
-              </w:rPr>
-            </w:pPr>
-            <w:r>
-              <w:rPr>
-                <w:rFonts w:ascii="Arial" w:hAnsi="Arial" w:cs="Arial"/>
-                <w:b/>
-                <w:bCs/>
-                <w:sz w:val="20"/>
-                <w:szCs w:val="20"/>
+              <w:spacing w:after="100" w:line="240" w:lineRule="auto"/>
+              <w:ind w:left="231" w:hanging="274"/>
+              <w:rPr>
+                <w:rFonts w:ascii="Arial" w:hAnsi="Arial" w:cs="Arial"/>
+                <w:sz w:val="21"/>
+                <w:szCs w:val="21"/>
+              </w:rPr>
+            </w:pPr>
+            <w:r>
+              <w:rPr>
+                <w:rFonts w:ascii="Arial" w:hAnsi="Arial" w:cs="Arial"/>
+                <w:b/>
+                <w:bCs/>
+                <w:sz w:val="21"/>
+                <w:szCs w:val="21"/>
               </w:rPr>
               <w:t>5.6</w:t>
             </w:r>
             <w:r>
               <w:rPr>
                 <w:rFonts w:ascii="Arial" w:hAnsi="Arial" w:cs="Arial"/>
-                <w:sz w:val="20"/>
-                <w:szCs w:val="20"/>
+                <w:sz w:val="21"/>
+                <w:szCs w:val="21"/>
               </w:rPr>
               <w:t xml:space="preserve"> - Module Quiz</w:t>
             </w:r>
@@ -3276,8 +3216,8 @@
                 <w:right w:val="nil"/>
                 <w:between w:val="nil"/>
               </w:pBdr>
-              <w:spacing w:after="60" w:line="240" w:lineRule="auto"/>
-              <w:ind w:left="229" w:hanging="270"/>
+              <w:spacing w:after="100" w:line="240" w:lineRule="auto"/>
+              <w:ind w:left="231" w:hanging="274"/>
               <w:rPr>
                 <w:rFonts w:ascii="Arial" w:hAnsi="Arial" w:cs="Arial"/>
                 <w:sz w:val="20"/>
@@ -3290,68 +3230,39 @@
                 <w:b/>
                 <w:bCs/>
                 <w:color w:val="012F76"/>
-                <w:sz w:val="20"/>
-                <w:szCs w:val="20"/>
-              </w:rPr>
-              <w:t>5.7</w:t>
-            </w:r>
-            <w:r>
-              <w:rPr>
-                <w:rFonts w:ascii="Arial" w:hAnsi="Arial" w:cs="Arial"/>
-                <w:b/>
-                <w:bCs/>
+                <w:sz w:val="21"/>
+                <w:szCs w:val="21"/>
+              </w:rPr>
+              <w:t xml:space="preserve">5.7 </w:t>
+            </w:r>
+            <w:r>
+              <w:rPr>
+                <w:rFonts w:ascii="Arial" w:hAnsi="Arial" w:cs="Arial"/>
                 <w:color w:val="012F76"/>
-                <w:sz w:val="20"/>
-                <w:szCs w:val="20"/>
-              </w:rPr>
-              <w:t xml:space="preserve"> </w:t>
-            </w:r>
-            <w:r>
-              <w:rPr>
-                <w:rFonts w:ascii="Arial" w:hAnsi="Arial" w:cs="Arial"/>
-                <w:color w:val="012F76"/>
-                <w:sz w:val="20"/>
-                <w:szCs w:val="20"/>
-              </w:rPr>
-              <w:t>Question &amp; Discuss</w:t>
-            </w:r>
-            <w:r>
-              <w:rPr>
-                <w:rFonts w:ascii="Arial" w:hAnsi="Arial" w:cs="Arial"/>
-                <w:color w:val="012F76"/>
-                <w:sz w:val="20"/>
-                <w:szCs w:val="20"/>
-              </w:rPr>
-              <w:t xml:space="preserve"> </w:t>
+                <w:sz w:val="21"/>
+                <w:szCs w:val="21"/>
+              </w:rPr>
+              <w:t xml:space="preserve">Question &amp; Discuss </w:t>
             </w:r>
             <w:r>
               <w:rPr>
                 <w:rFonts w:ascii="Apple Color Emoji" w:hAnsi="Apple Color Emoji" w:cs="Apple Color Emoji"/>
                 <w:color w:val="012F76"/>
-                <w:sz w:val="20"/>
-                <w:szCs w:val="20"/>
-              </w:rPr>
-              <w:t>🤔</w:t>
-            </w:r>
-            <w:r>
-              <w:rPr>
-                <w:rFonts w:ascii="Apple Color Emoji" w:hAnsi="Apple Color Emoji" w:cs="Apple Color Emoji"/>
+                <w:sz w:val="21"/>
+                <w:szCs w:val="21"/>
+              </w:rPr>
+              <w:t xml:space="preserve">🤔 </w:t>
+            </w:r>
+            <w:r>
+              <w:rPr>
+                <w:rFonts w:ascii="Arial" w:hAnsi="Arial" w:cs="Arial"/>
+                <w:b/>
+                <w:bCs/>
                 <w:color w:val="012F76"/>
-                <w:sz w:val="20"/>
-                <w:szCs w:val="20"/>
-              </w:rPr>
-              <w:t xml:space="preserve"> </w:t>
-            </w:r>
-            <w:r>
-              <w:rPr>
-                <w:rFonts w:ascii="Arial" w:hAnsi="Arial" w:cs="Arial"/>
-                <w:b/>
-                <w:bCs/>
-                <w:color w:val="012F76"/>
-                <w:sz w:val="20"/>
-                <w:szCs w:val="20"/>
-              </w:rPr>
-              <w:t>Comparing Local Networking</w:t>
+                <w:sz w:val="21"/>
+                <w:szCs w:val="21"/>
+              </w:rPr>
+              <w:t>Kill the Cable?</w:t>
             </w:r>
           </w:p>
         </w:tc>
@@ -3372,58 +3283,58 @@
           </w:tcPr>
           <w:p>
             <w:pPr>
-              <w:spacing w:after="60" w:line="240" w:lineRule="auto"/>
+              <w:spacing w:after="120" w:line="240" w:lineRule="auto"/>
               <w:rPr>
                 <w:rFonts w:ascii="Consolas" w:hAnsi="Consolas" w:cs="Consolas"/>
-                <w:sz w:val="20"/>
-                <w:szCs w:val="20"/>
+                <w:sz w:val="22"/>
+                <w:szCs w:val="22"/>
               </w:rPr>
             </w:pPr>
             <w:r>
               <w:rPr>
                 <w:rFonts w:ascii="Consolas" w:hAnsi="Consolas" w:cs="Consolas"/>
-                <w:sz w:val="20"/>
-                <w:szCs w:val="20"/>
+                <w:sz w:val="22"/>
+                <w:szCs w:val="22"/>
               </w:rPr>
               <w:t>Module 6</w:t>
             </w:r>
           </w:p>
           <w:p>
             <w:pPr>
-              <w:spacing w:after="60" w:line="240" w:lineRule="auto"/>
-              <w:rPr>
-                <w:rFonts w:ascii="Arial" w:hAnsi="Arial" w:cs="Arial"/>
-                <w:b/>
-                <w:bCs/>
-                <w:sz w:val="20"/>
-                <w:szCs w:val="20"/>
-              </w:rPr>
-            </w:pPr>
-            <w:r>
-              <w:rPr>
-                <w:rFonts w:ascii="Arial" w:hAnsi="Arial" w:cs="Arial"/>
-                <w:b/>
-                <w:bCs/>
-                <w:sz w:val="20"/>
-                <w:szCs w:val="20"/>
+              <w:spacing w:after="120" w:line="240" w:lineRule="auto"/>
+              <w:rPr>
+                <w:rFonts w:ascii="Arial" w:hAnsi="Arial" w:cs="Arial"/>
+                <w:b/>
+                <w:bCs/>
+                <w:sz w:val="22"/>
+                <w:szCs w:val="22"/>
+              </w:rPr>
+            </w:pPr>
+            <w:r>
+              <w:rPr>
+                <w:rFonts w:ascii="Arial" w:hAnsi="Arial" w:cs="Arial"/>
+                <w:b/>
+                <w:bCs/>
+                <w:sz w:val="22"/>
+                <w:szCs w:val="22"/>
               </w:rPr>
               <w:t>Configuring Network Addressing and Internet</w:t>
             </w:r>
           </w:p>
           <w:p>
             <w:pPr>
-              <w:spacing w:after="60" w:line="240" w:lineRule="auto"/>
-              <w:rPr>
-                <w:rFonts w:ascii="Arial" w:hAnsi="Arial" w:cs="Arial"/>
-                <w:sz w:val="20"/>
-                <w:szCs w:val="20"/>
-              </w:rPr>
-            </w:pPr>
-            <w:r>
-              <w:rPr>
-                <w:rFonts w:ascii="Arial" w:hAnsi="Arial" w:cs="Arial"/>
-                <w:sz w:val="20"/>
-                <w:szCs w:val="20"/>
+              <w:spacing w:after="120" w:line="240" w:lineRule="auto"/>
+              <w:rPr>
+                <w:rFonts w:ascii="Arial" w:hAnsi="Arial" w:cs="Arial"/>
+                <w:sz w:val="22"/>
+                <w:szCs w:val="22"/>
+              </w:rPr>
+            </w:pPr>
+            <w:r>
+              <w:rPr>
+                <w:rFonts w:ascii="Arial" w:hAnsi="Arial" w:cs="Arial"/>
+                <w:sz w:val="22"/>
+                <w:szCs w:val="22"/>
               </w:rPr>
               <w:t>Primary CLOs:</w:t>
             </w:r>
@@ -3441,19 +3352,19 @@
                 <w:right w:val="nil"/>
                 <w:between w:val="nil"/>
               </w:pBdr>
-              <w:spacing w:after="60" w:line="240" w:lineRule="auto"/>
+              <w:spacing w:after="120" w:line="240" w:lineRule="auto"/>
               <w:ind w:left="360"/>
               <w:rPr>
                 <w:rFonts w:ascii="Consolas" w:hAnsi="Consolas" w:cs="Consolas"/>
-                <w:sz w:val="20"/>
-                <w:szCs w:val="20"/>
+                <w:sz w:val="22"/>
+                <w:szCs w:val="22"/>
               </w:rPr>
             </w:pPr>
             <w:r>
               <w:rPr>
                 <w:rFonts w:ascii="Consolas" w:hAnsi="Consolas" w:cs="Consolas"/>
-                <w:sz w:val="20"/>
-                <w:szCs w:val="20"/>
+                <w:sz w:val="22"/>
+                <w:szCs w:val="22"/>
               </w:rPr>
               <w:t>III, IV</w:t>
             </w:r>
@@ -3475,29 +3386,29 @@
                 <w:ilvl w:val="0"/>
                 <w:numId w:val="1"/>
               </w:numPr>
-              <w:spacing w:after="60" w:line="240" w:lineRule="auto"/>
-              <w:ind w:left="231" w:hanging="274"/>
-              <w:rPr>
-                <w:rFonts w:ascii="Arial" w:hAnsi="Arial" w:cs="Arial"/>
-                <w:sz w:val="20"/>
-                <w:szCs w:val="20"/>
-              </w:rPr>
-            </w:pPr>
-            <w:r>
-              <w:rPr>
-                <w:rFonts w:ascii="Arial" w:hAnsi="Arial" w:cs="Arial"/>
-                <w:b/>
-                <w:bCs/>
-                <w:sz w:val="20"/>
-                <w:szCs w:val="20"/>
+              <w:spacing w:after="120"/>
+              <w:ind w:left="231" w:hanging="274"/>
+              <w:rPr>
+                <w:rFonts w:ascii="Arial" w:hAnsi="Arial" w:cs="Arial"/>
+                <w:sz w:val="21"/>
+                <w:szCs w:val="21"/>
+              </w:rPr>
+            </w:pPr>
+            <w:r>
+              <w:rPr>
+                <w:rFonts w:ascii="Arial" w:hAnsi="Arial" w:cs="Arial"/>
+                <w:b/>
+                <w:bCs/>
+                <w:sz w:val="21"/>
+                <w:szCs w:val="21"/>
               </w:rPr>
               <w:t>6.1</w:t>
             </w:r>
             <w:r>
               <w:rPr>
                 <w:rFonts w:ascii="Arial" w:hAnsi="Arial" w:cs="Arial"/>
-                <w:sz w:val="20"/>
-                <w:szCs w:val="20"/>
+                <w:sz w:val="21"/>
+                <w:szCs w:val="21"/>
               </w:rPr>
               <w:t xml:space="preserve"> Compare different internet connection types and select appropriate networking hardware for specific needs</w:t>
             </w:r>
@@ -3508,29 +3419,29 @@
                 <w:ilvl w:val="0"/>
                 <w:numId w:val="1"/>
               </w:numPr>
-              <w:spacing w:after="60" w:line="240" w:lineRule="auto"/>
-              <w:ind w:left="231" w:hanging="274"/>
-              <w:rPr>
-                <w:rFonts w:ascii="Arial" w:hAnsi="Arial" w:cs="Arial"/>
-                <w:sz w:val="20"/>
-                <w:szCs w:val="20"/>
-              </w:rPr>
-            </w:pPr>
-            <w:r>
-              <w:rPr>
-                <w:rFonts w:ascii="Arial" w:hAnsi="Arial" w:cs="Arial"/>
-                <w:b/>
-                <w:bCs/>
-                <w:sz w:val="20"/>
-                <w:szCs w:val="20"/>
+              <w:spacing w:after="120"/>
+              <w:ind w:left="231" w:hanging="274"/>
+              <w:rPr>
+                <w:rFonts w:ascii="Arial" w:hAnsi="Arial" w:cs="Arial"/>
+                <w:sz w:val="21"/>
+                <w:szCs w:val="21"/>
+              </w:rPr>
+            </w:pPr>
+            <w:r>
+              <w:rPr>
+                <w:rFonts w:ascii="Arial" w:hAnsi="Arial" w:cs="Arial"/>
+                <w:b/>
+                <w:bCs/>
+                <w:sz w:val="21"/>
+                <w:szCs w:val="21"/>
               </w:rPr>
               <w:t>6.2</w:t>
             </w:r>
             <w:r>
               <w:rPr>
                 <w:rFonts w:ascii="Arial" w:hAnsi="Arial" w:cs="Arial"/>
-                <w:sz w:val="20"/>
-                <w:szCs w:val="20"/>
+                <w:sz w:val="21"/>
+                <w:szCs w:val="21"/>
               </w:rPr>
               <w:t xml:space="preserve"> Configure TCP/IP settings on client computers and SOHO routers to enable network communication</w:t>
             </w:r>
@@ -3541,29 +3452,29 @@
                 <w:ilvl w:val="0"/>
                 <w:numId w:val="1"/>
               </w:numPr>
-              <w:spacing w:after="60" w:line="240" w:lineRule="auto"/>
-              <w:ind w:left="231" w:hanging="274"/>
-              <w:rPr>
-                <w:rFonts w:ascii="Arial" w:hAnsi="Arial" w:cs="Arial"/>
-                <w:sz w:val="20"/>
-                <w:szCs w:val="20"/>
-              </w:rPr>
-            </w:pPr>
-            <w:r>
-              <w:rPr>
-                <w:rFonts w:ascii="Arial" w:hAnsi="Arial" w:cs="Arial"/>
-                <w:b/>
-                <w:bCs/>
-                <w:sz w:val="20"/>
-                <w:szCs w:val="20"/>
+              <w:spacing w:after="120"/>
+              <w:ind w:left="231" w:hanging="274"/>
+              <w:rPr>
+                <w:rFonts w:ascii="Arial" w:hAnsi="Arial" w:cs="Arial"/>
+                <w:sz w:val="21"/>
+                <w:szCs w:val="21"/>
+              </w:rPr>
+            </w:pPr>
+            <w:r>
+              <w:rPr>
+                <w:rFonts w:ascii="Arial" w:hAnsi="Arial" w:cs="Arial"/>
+                <w:b/>
+                <w:bCs/>
+                <w:sz w:val="21"/>
+                <w:szCs w:val="21"/>
               </w:rPr>
               <w:t>6.3</w:t>
             </w:r>
             <w:r>
               <w:rPr>
                 <w:rFonts w:ascii="Arial" w:hAnsi="Arial" w:cs="Arial"/>
-                <w:sz w:val="20"/>
-                <w:szCs w:val="20"/>
+                <w:sz w:val="21"/>
+                <w:szCs w:val="21"/>
               </w:rPr>
               <w:t xml:space="preserve"> Identify communication protocols and explain how they facilitate data transfer across networks</w:t>
             </w:r>
@@ -3783,27 +3694,27 @@
                 <w:right w:val="nil"/>
                 <w:between w:val="nil"/>
               </w:pBdr>
-              <w:spacing w:after="60" w:line="240" w:lineRule="auto"/>
-              <w:ind w:left="229" w:hanging="270"/>
-              <w:rPr>
-                <w:rFonts w:ascii="Arial" w:hAnsi="Arial" w:cs="Arial"/>
-                <w:sz w:val="20"/>
-                <w:szCs w:val="20"/>
-              </w:rPr>
-            </w:pPr>
-            <w:r>
-              <w:rPr>
-                <w:rFonts w:ascii="Arial" w:hAnsi="Arial" w:cs="Arial"/>
-                <w:sz w:val="20"/>
-                <w:szCs w:val="20"/>
+              <w:spacing w:after="100" w:line="240" w:lineRule="auto"/>
+              <w:ind w:left="231" w:hanging="274"/>
+              <w:rPr>
+                <w:rFonts w:ascii="Arial" w:hAnsi="Arial" w:cs="Arial"/>
+                <w:sz w:val="21"/>
+                <w:szCs w:val="21"/>
+              </w:rPr>
+            </w:pPr>
+            <w:r>
+              <w:rPr>
+                <w:rFonts w:ascii="Arial" w:hAnsi="Arial" w:cs="Arial"/>
+                <w:sz w:val="21"/>
+                <w:szCs w:val="21"/>
               </w:rPr>
               <w:t xml:space="preserve">6.5 - Challenge Lab: </w:t>
             </w:r>
             <w:r>
               <w:rPr>
                 <w:rFonts w:ascii="Arial" w:hAnsi="Arial" w:cs="Arial"/>
-                <w:sz w:val="20"/>
-                <w:szCs w:val="20"/>
+                <w:sz w:val="21"/>
+                <w:szCs w:val="21"/>
               </w:rPr>
               <w:br/>
             </w:r>
@@ -3812,8 +3723,8 @@
                 <w:rFonts w:ascii="Arial" w:hAnsi="Arial" w:cs="Arial"/>
                 <w:b/>
                 <w:bCs/>
-                <w:sz w:val="20"/>
-                <w:szCs w:val="20"/>
+                <w:sz w:val="21"/>
+                <w:szCs w:val="21"/>
               </w:rPr>
               <w:t>Install a SOHO Network</w:t>
             </w:r>
@@ -3831,29 +3742,29 @@
                 <w:right w:val="nil"/>
                 <w:between w:val="nil"/>
               </w:pBdr>
-              <w:spacing w:after="60" w:line="240" w:lineRule="auto"/>
-              <w:ind w:left="229" w:hanging="270"/>
-              <w:rPr>
-                <w:rFonts w:ascii="Arial" w:hAnsi="Arial" w:cs="Arial"/>
-                <w:sz w:val="20"/>
-                <w:szCs w:val="20"/>
-              </w:rPr>
-            </w:pPr>
-            <w:r>
-              <w:rPr>
-                <w:rFonts w:ascii="Arial" w:hAnsi="Arial" w:cs="Arial"/>
-                <w:b/>
-                <w:bCs/>
-                <w:sz w:val="20"/>
-                <w:szCs w:val="20"/>
+              <w:spacing w:after="100" w:line="240" w:lineRule="auto"/>
+              <w:ind w:left="231" w:hanging="274"/>
+              <w:rPr>
+                <w:rFonts w:ascii="Arial" w:hAnsi="Arial" w:cs="Arial"/>
+                <w:sz w:val="20"/>
+                <w:szCs w:val="20"/>
+              </w:rPr>
+            </w:pPr>
+            <w:r>
+              <w:rPr>
+                <w:rFonts w:ascii="Arial" w:hAnsi="Arial" w:cs="Arial"/>
+                <w:b/>
+                <w:bCs/>
+                <w:sz w:val="21"/>
+                <w:szCs w:val="21"/>
               </w:rPr>
               <w:t>6.7</w:t>
             </w:r>
             <w:r>
               <w:rPr>
                 <w:rFonts w:ascii="Arial" w:hAnsi="Arial" w:cs="Arial"/>
-                <w:sz w:val="20"/>
-                <w:szCs w:val="20"/>
+                <w:sz w:val="21"/>
+                <w:szCs w:val="21"/>
               </w:rPr>
               <w:t xml:space="preserve"> - Module Quiz</w:t>
             </w:r>
@@ -3876,58 +3787,58 @@
           </w:tcPr>
           <w:p>
             <w:pPr>
-              <w:spacing w:after="60" w:line="240" w:lineRule="auto"/>
+              <w:spacing w:after="120" w:line="240" w:lineRule="auto"/>
               <w:rPr>
                 <w:rFonts w:ascii="Consolas" w:hAnsi="Consolas" w:cs="Consolas"/>
-                <w:sz w:val="20"/>
-                <w:szCs w:val="20"/>
+                <w:sz w:val="22"/>
+                <w:szCs w:val="22"/>
               </w:rPr>
             </w:pPr>
             <w:r>
               <w:rPr>
                 <w:rFonts w:ascii="Consolas" w:hAnsi="Consolas" w:cs="Consolas"/>
-                <w:sz w:val="20"/>
-                <w:szCs w:val="20"/>
+                <w:sz w:val="22"/>
+                <w:szCs w:val="22"/>
               </w:rPr>
               <w:t>Module 7</w:t>
             </w:r>
           </w:p>
           <w:p>
             <w:pPr>
-              <w:spacing w:after="60" w:line="240" w:lineRule="auto"/>
-              <w:rPr>
-                <w:rFonts w:ascii="Arial" w:hAnsi="Arial" w:cs="Arial"/>
-                <w:b/>
-                <w:bCs/>
-                <w:sz w:val="20"/>
-                <w:szCs w:val="20"/>
-              </w:rPr>
-            </w:pPr>
-            <w:r>
-              <w:rPr>
-                <w:rFonts w:ascii="Arial" w:hAnsi="Arial" w:cs="Arial"/>
-                <w:b/>
-                <w:bCs/>
-                <w:sz w:val="20"/>
-                <w:szCs w:val="20"/>
+              <w:spacing w:after="120" w:line="240" w:lineRule="auto"/>
+              <w:rPr>
+                <w:rFonts w:ascii="Arial" w:hAnsi="Arial" w:cs="Arial"/>
+                <w:b/>
+                <w:bCs/>
+                <w:sz w:val="22"/>
+                <w:szCs w:val="22"/>
+              </w:rPr>
+            </w:pPr>
+            <w:r>
+              <w:rPr>
+                <w:rFonts w:ascii="Arial" w:hAnsi="Arial" w:cs="Arial"/>
+                <w:b/>
+                <w:bCs/>
+                <w:sz w:val="22"/>
+                <w:szCs w:val="22"/>
               </w:rPr>
               <w:t>Supporting Network Services</w:t>
             </w:r>
           </w:p>
           <w:p>
             <w:pPr>
-              <w:spacing w:after="60" w:line="240" w:lineRule="auto"/>
-              <w:rPr>
-                <w:rFonts w:ascii="Arial" w:hAnsi="Arial" w:cs="Arial"/>
-                <w:sz w:val="20"/>
-                <w:szCs w:val="20"/>
-              </w:rPr>
-            </w:pPr>
-            <w:r>
-              <w:rPr>
-                <w:rFonts w:ascii="Arial" w:hAnsi="Arial" w:cs="Arial"/>
-                <w:sz w:val="20"/>
-                <w:szCs w:val="20"/>
+              <w:spacing w:after="120" w:line="240" w:lineRule="auto"/>
+              <w:rPr>
+                <w:rFonts w:ascii="Arial" w:hAnsi="Arial" w:cs="Arial"/>
+                <w:sz w:val="22"/>
+                <w:szCs w:val="22"/>
+              </w:rPr>
+            </w:pPr>
+            <w:r>
+              <w:rPr>
+                <w:rFonts w:ascii="Arial" w:hAnsi="Arial" w:cs="Arial"/>
+                <w:sz w:val="22"/>
+                <w:szCs w:val="22"/>
               </w:rPr>
               <w:t>Primary CLOs:</w:t>
             </w:r>
@@ -3945,19 +3856,19 @@
                 <w:right w:val="nil"/>
                 <w:between w:val="nil"/>
               </w:pBdr>
-              <w:spacing w:after="60" w:line="240" w:lineRule="auto"/>
+              <w:spacing w:after="120" w:line="240" w:lineRule="auto"/>
               <w:ind w:left="360"/>
               <w:rPr>
                 <w:rFonts w:ascii="Consolas" w:hAnsi="Consolas" w:cs="Consolas"/>
-                <w:sz w:val="20"/>
-                <w:szCs w:val="20"/>
+                <w:sz w:val="22"/>
+                <w:szCs w:val="22"/>
               </w:rPr>
             </w:pPr>
             <w:r>
               <w:rPr>
                 <w:rFonts w:ascii="Consolas" w:hAnsi="Consolas" w:cs="Consolas"/>
-                <w:sz w:val="20"/>
-                <w:szCs w:val="20"/>
+                <w:sz w:val="22"/>
+                <w:szCs w:val="22"/>
               </w:rPr>
               <w:t>III, IV, VII</w:t>
             </w:r>
@@ -3979,29 +3890,29 @@
                 <w:ilvl w:val="0"/>
                 <w:numId w:val="1"/>
               </w:numPr>
-              <w:spacing w:after="60" w:line="240" w:lineRule="auto"/>
-              <w:ind w:left="231" w:hanging="274"/>
-              <w:rPr>
-                <w:rFonts w:ascii="Arial" w:hAnsi="Arial" w:cs="Arial"/>
-                <w:sz w:val="20"/>
-                <w:szCs w:val="20"/>
-              </w:rPr>
-            </w:pPr>
-            <w:r>
-              <w:rPr>
-                <w:rFonts w:ascii="Arial" w:hAnsi="Arial" w:cs="Arial"/>
-                <w:b/>
-                <w:bCs/>
-                <w:sz w:val="20"/>
-                <w:szCs w:val="20"/>
+              <w:spacing w:after="120"/>
+              <w:ind w:left="231" w:hanging="274"/>
+              <w:rPr>
+                <w:rFonts w:ascii="Arial" w:hAnsi="Arial" w:cs="Arial"/>
+                <w:sz w:val="21"/>
+                <w:szCs w:val="21"/>
+              </w:rPr>
+            </w:pPr>
+            <w:r>
+              <w:rPr>
+                <w:rFonts w:ascii="Arial" w:hAnsi="Arial" w:cs="Arial"/>
+                <w:b/>
+                <w:bCs/>
+                <w:sz w:val="21"/>
+                <w:szCs w:val="21"/>
               </w:rPr>
               <w:t>7.1</w:t>
             </w:r>
             <w:r>
               <w:rPr>
                 <w:rFonts w:ascii="Arial" w:hAnsi="Arial" w:cs="Arial"/>
-                <w:sz w:val="20"/>
-                <w:szCs w:val="20"/>
+                <w:sz w:val="21"/>
+                <w:szCs w:val="21"/>
               </w:rPr>
               <w:t xml:space="preserve"> Identify various types of network servers and explain the services they provide to users</w:t>
             </w:r>
@@ -4012,29 +3923,29 @@
                 <w:ilvl w:val="0"/>
                 <w:numId w:val="1"/>
               </w:numPr>
-              <w:spacing w:after="60" w:line="240" w:lineRule="auto"/>
-              <w:ind w:left="231" w:hanging="274"/>
-              <w:rPr>
-                <w:rFonts w:ascii="Arial" w:hAnsi="Arial" w:cs="Arial"/>
-                <w:sz w:val="20"/>
-                <w:szCs w:val="20"/>
-              </w:rPr>
-            </w:pPr>
-            <w:r>
-              <w:rPr>
-                <w:rFonts w:ascii="Arial" w:hAnsi="Arial" w:cs="Arial"/>
-                <w:b/>
-                <w:bCs/>
-                <w:sz w:val="20"/>
-                <w:szCs w:val="20"/>
+              <w:spacing w:after="120"/>
+              <w:ind w:left="231" w:hanging="274"/>
+              <w:rPr>
+                <w:rFonts w:ascii="Arial" w:hAnsi="Arial" w:cs="Arial"/>
+                <w:sz w:val="21"/>
+                <w:szCs w:val="21"/>
+              </w:rPr>
+            </w:pPr>
+            <w:r>
+              <w:rPr>
+                <w:rFonts w:ascii="Arial" w:hAnsi="Arial" w:cs="Arial"/>
+                <w:b/>
+                <w:bCs/>
+                <w:sz w:val="21"/>
+                <w:szCs w:val="21"/>
               </w:rPr>
               <w:t>7.2</w:t>
             </w:r>
             <w:r>
               <w:rPr>
                 <w:rFonts w:ascii="Arial" w:hAnsi="Arial" w:cs="Arial"/>
-                <w:sz w:val="20"/>
-                <w:szCs w:val="20"/>
+                <w:sz w:val="21"/>
+                <w:szCs w:val="21"/>
               </w:rPr>
               <w:t xml:space="preserve"> Compare different network appliances and embedded systems used in modern networks</w:t>
             </w:r>
@@ -4045,29 +3956,29 @@
                 <w:ilvl w:val="0"/>
                 <w:numId w:val="1"/>
               </w:numPr>
-              <w:spacing w:after="60" w:line="240" w:lineRule="auto"/>
-              <w:ind w:left="231" w:hanging="274"/>
-              <w:rPr>
-                <w:rFonts w:ascii="Arial" w:hAnsi="Arial" w:cs="Arial"/>
-                <w:sz w:val="20"/>
-                <w:szCs w:val="20"/>
-              </w:rPr>
-            </w:pPr>
-            <w:r>
-              <w:rPr>
-                <w:rFonts w:ascii="Arial" w:hAnsi="Arial" w:cs="Arial"/>
-                <w:b/>
-                <w:bCs/>
-                <w:sz w:val="20"/>
-                <w:szCs w:val="20"/>
+              <w:spacing w:after="120"/>
+              <w:ind w:left="231" w:hanging="274"/>
+              <w:rPr>
+                <w:rFonts w:ascii="Arial" w:hAnsi="Arial" w:cs="Arial"/>
+                <w:sz w:val="21"/>
+                <w:szCs w:val="21"/>
+              </w:rPr>
+            </w:pPr>
+            <w:r>
+              <w:rPr>
+                <w:rFonts w:ascii="Arial" w:hAnsi="Arial" w:cs="Arial"/>
+                <w:b/>
+                <w:bCs/>
+                <w:sz w:val="21"/>
+                <w:szCs w:val="21"/>
               </w:rPr>
               <w:t>7.3</w:t>
             </w:r>
             <w:r>
               <w:rPr>
                 <w:rFonts w:ascii="Arial" w:hAnsi="Arial" w:cs="Arial"/>
-                <w:sz w:val="20"/>
-                <w:szCs w:val="20"/>
+                <w:sz w:val="21"/>
+                <w:szCs w:val="21"/>
               </w:rPr>
               <w:t xml:space="preserve"> Apply systematic troubleshooting techniques to diagnose and resolve common network issues</w:t>
             </w:r>
@@ -4257,27 +4168,27 @@
                 <w:right w:val="nil"/>
                 <w:between w:val="nil"/>
               </w:pBdr>
-              <w:spacing w:after="60" w:line="240" w:lineRule="auto"/>
-              <w:ind w:left="229" w:hanging="270"/>
-              <w:rPr>
-                <w:rFonts w:ascii="Arial" w:hAnsi="Arial" w:cs="Arial"/>
-                <w:sz w:val="20"/>
-                <w:szCs w:val="20"/>
-              </w:rPr>
-            </w:pPr>
-            <w:r>
-              <w:rPr>
-                <w:rFonts w:ascii="Arial" w:hAnsi="Arial" w:cs="Arial"/>
-                <w:sz w:val="20"/>
-                <w:szCs w:val="20"/>
+              <w:spacing w:after="100" w:line="240" w:lineRule="auto"/>
+              <w:ind w:left="231" w:hanging="274"/>
+              <w:rPr>
+                <w:rFonts w:ascii="Arial" w:hAnsi="Arial" w:cs="Arial"/>
+                <w:sz w:val="21"/>
+                <w:szCs w:val="21"/>
+              </w:rPr>
+            </w:pPr>
+            <w:r>
+              <w:rPr>
+                <w:rFonts w:ascii="Arial" w:hAnsi="Arial" w:cs="Arial"/>
+                <w:sz w:val="21"/>
+                <w:szCs w:val="21"/>
               </w:rPr>
               <w:t xml:space="preserve">7.4 - Lab: </w:t>
             </w:r>
             <w:r>
               <w:rPr>
                 <w:rFonts w:ascii="Arial" w:hAnsi="Arial" w:cs="Arial"/>
-                <w:sz w:val="20"/>
-                <w:szCs w:val="20"/>
+                <w:sz w:val="21"/>
+                <w:szCs w:val="21"/>
               </w:rPr>
               <w:br/>
             </w:r>
@@ -4286,8 +4197,8 @@
                 <w:rFonts w:ascii="Arial" w:hAnsi="Arial" w:cs="Arial"/>
                 <w:b/>
                 <w:bCs/>
-                <w:sz w:val="20"/>
-                <w:szCs w:val="20"/>
+                <w:sz w:val="21"/>
+                <w:szCs w:val="21"/>
               </w:rPr>
               <w:t>Troubleshoot a Network Issue</w:t>
             </w:r>
@@ -4305,29 +4216,29 @@
                 <w:right w:val="nil"/>
                 <w:between w:val="nil"/>
               </w:pBdr>
-              <w:spacing w:after="60" w:line="240" w:lineRule="auto"/>
-              <w:ind w:left="229" w:hanging="270"/>
-              <w:rPr>
-                <w:rFonts w:ascii="Arial" w:hAnsi="Arial" w:cs="Arial"/>
-                <w:sz w:val="20"/>
-                <w:szCs w:val="20"/>
-              </w:rPr>
-            </w:pPr>
-            <w:r>
-              <w:rPr>
-                <w:rFonts w:ascii="Arial" w:hAnsi="Arial" w:cs="Arial"/>
-                <w:b/>
-                <w:bCs/>
-                <w:sz w:val="20"/>
-                <w:szCs w:val="20"/>
+              <w:spacing w:after="100" w:line="240" w:lineRule="auto"/>
+              <w:ind w:left="231" w:hanging="274"/>
+              <w:rPr>
+                <w:rFonts w:ascii="Arial" w:hAnsi="Arial" w:cs="Arial"/>
+                <w:sz w:val="21"/>
+                <w:szCs w:val="21"/>
+              </w:rPr>
+            </w:pPr>
+            <w:r>
+              <w:rPr>
+                <w:rFonts w:ascii="Arial" w:hAnsi="Arial" w:cs="Arial"/>
+                <w:b/>
+                <w:bCs/>
+                <w:sz w:val="21"/>
+                <w:szCs w:val="21"/>
               </w:rPr>
               <w:t>7.6</w:t>
             </w:r>
             <w:r>
               <w:rPr>
                 <w:rFonts w:ascii="Arial" w:hAnsi="Arial" w:cs="Arial"/>
-                <w:sz w:val="20"/>
-                <w:szCs w:val="20"/>
+                <w:sz w:val="21"/>
+                <w:szCs w:val="21"/>
               </w:rPr>
               <w:t xml:space="preserve"> - Module Quiz</w:t>
             </w:r>
@@ -4345,27 +4256,27 @@
                 <w:right w:val="nil"/>
                 <w:between w:val="nil"/>
               </w:pBdr>
-              <w:spacing w:after="60" w:line="240" w:lineRule="auto"/>
-              <w:ind w:left="229" w:hanging="270"/>
-              <w:rPr>
-                <w:rFonts w:ascii="Arial" w:hAnsi="Arial" w:cs="Arial"/>
-                <w:sz w:val="20"/>
-                <w:szCs w:val="20"/>
-              </w:rPr>
-            </w:pPr>
-            <w:r>
-              <w:rPr>
-                <w:rFonts w:ascii="Arial" w:hAnsi="Arial" w:cs="Arial"/>
-                <w:sz w:val="20"/>
-                <w:szCs w:val="20"/>
+              <w:spacing w:after="100" w:line="240" w:lineRule="auto"/>
+              <w:ind w:left="231" w:hanging="274"/>
+              <w:rPr>
+                <w:rFonts w:ascii="Arial" w:hAnsi="Arial" w:cs="Arial"/>
+                <w:sz w:val="21"/>
+                <w:szCs w:val="21"/>
+              </w:rPr>
+            </w:pPr>
+            <w:r>
+              <w:rPr>
+                <w:rFonts w:ascii="Arial" w:hAnsi="Arial" w:cs="Arial"/>
+                <w:sz w:val="21"/>
+                <w:szCs w:val="21"/>
               </w:rPr>
               <w:t xml:space="preserve">7.7 - Checkpoint Review </w:t>
             </w:r>
             <w:r>
               <w:rPr>
                 <w:rFonts w:ascii="Consolas" w:hAnsi="Consolas" w:cs="Consolas"/>
-                <w:sz w:val="20"/>
-                <w:szCs w:val="20"/>
+                <w:sz w:val="21"/>
+                <w:szCs w:val="21"/>
               </w:rPr>
               <w:t>(modules 5 - 7)</w:t>
             </w:r>
@@ -4383,8 +4294,8 @@
                 <w:right w:val="nil"/>
                 <w:between w:val="nil"/>
               </w:pBdr>
-              <w:spacing w:after="60" w:line="240" w:lineRule="auto"/>
-              <w:ind w:left="229" w:hanging="270"/>
+              <w:spacing w:after="100" w:line="240" w:lineRule="auto"/>
+              <w:ind w:left="231" w:hanging="274"/>
               <w:rPr>
                 <w:rFonts w:ascii="Arial" w:hAnsi="Arial" w:cs="Arial"/>
                 <w:sz w:val="20"/>
@@ -4397,68 +4308,39 @@
                 <w:b/>
                 <w:bCs/>
                 <w:color w:val="012F76"/>
-                <w:sz w:val="20"/>
-                <w:szCs w:val="20"/>
-              </w:rPr>
-              <w:t>7.8</w:t>
-            </w:r>
-            <w:r>
-              <w:rPr>
-                <w:rFonts w:ascii="Arial" w:hAnsi="Arial" w:cs="Arial"/>
-                <w:b/>
-                <w:bCs/>
+                <w:sz w:val="21"/>
+                <w:szCs w:val="21"/>
+              </w:rPr>
+              <w:t xml:space="preserve">7.8 </w:t>
+            </w:r>
+            <w:r>
+              <w:rPr>
+                <w:rFonts w:ascii="Arial" w:hAnsi="Arial" w:cs="Arial"/>
                 <w:color w:val="012F76"/>
-                <w:sz w:val="20"/>
-                <w:szCs w:val="20"/>
-              </w:rPr>
-              <w:t xml:space="preserve"> </w:t>
-            </w:r>
-            <w:r>
-              <w:rPr>
-                <w:rFonts w:ascii="Arial" w:hAnsi="Arial" w:cs="Arial"/>
-                <w:color w:val="012F76"/>
-                <w:sz w:val="20"/>
-                <w:szCs w:val="20"/>
-              </w:rPr>
-              <w:t>Question &amp; Discuss</w:t>
-            </w:r>
-            <w:r>
-              <w:rPr>
-                <w:rFonts w:ascii="Arial" w:hAnsi="Arial" w:cs="Arial"/>
-                <w:color w:val="012F76"/>
-                <w:sz w:val="20"/>
-                <w:szCs w:val="20"/>
-              </w:rPr>
-              <w:t xml:space="preserve"> </w:t>
+                <w:sz w:val="21"/>
+                <w:szCs w:val="21"/>
+              </w:rPr>
+              <w:t xml:space="preserve">Question &amp; Discuss </w:t>
             </w:r>
             <w:r>
               <w:rPr>
                 <w:rFonts w:ascii="Apple Color Emoji" w:hAnsi="Apple Color Emoji" w:cs="Apple Color Emoji"/>
                 <w:color w:val="012F76"/>
-                <w:sz w:val="20"/>
-                <w:szCs w:val="20"/>
-              </w:rPr>
-              <w:t>🤔</w:t>
-            </w:r>
-            <w:r>
-              <w:rPr>
-                <w:rFonts w:ascii="Apple Color Emoji" w:hAnsi="Apple Color Emoji" w:cs="Apple Color Emoji"/>
+                <w:sz w:val="21"/>
+                <w:szCs w:val="21"/>
+              </w:rPr>
+              <w:t xml:space="preserve">🤔 </w:t>
+            </w:r>
+            <w:r>
+              <w:rPr>
+                <w:rFonts w:ascii="Arial" w:hAnsi="Arial" w:cs="Arial"/>
+                <w:b/>
+                <w:bCs/>
                 <w:color w:val="012F76"/>
-                <w:sz w:val="20"/>
-                <w:szCs w:val="20"/>
-              </w:rPr>
-              <w:t xml:space="preserve"> </w:t>
-            </w:r>
-            <w:r>
-              <w:rPr>
-                <w:rFonts w:ascii="Arial" w:hAnsi="Arial" w:cs="Arial"/>
-                <w:b/>
-                <w:bCs/>
-                <w:color w:val="012F76"/>
-                <w:sz w:val="20"/>
-                <w:szCs w:val="20"/>
-              </w:rPr>
-              <w:t>Networking and Connectivity</w:t>
+                <w:sz w:val="21"/>
+                <w:szCs w:val="21"/>
+              </w:rPr>
+              <w:t>What’s the One Service You Can’t Lose?</w:t>
             </w:r>
           </w:p>
         </w:tc>
@@ -4479,58 +4361,58 @@
           </w:tcPr>
           <w:p>
             <w:pPr>
-              <w:spacing w:after="60" w:line="240" w:lineRule="auto"/>
+              <w:spacing w:after="120" w:line="240" w:lineRule="auto"/>
               <w:rPr>
                 <w:rFonts w:ascii="Consolas" w:hAnsi="Consolas" w:cs="Consolas"/>
-                <w:sz w:val="20"/>
-                <w:szCs w:val="20"/>
+                <w:sz w:val="22"/>
+                <w:szCs w:val="22"/>
               </w:rPr>
             </w:pPr>
             <w:r>
               <w:rPr>
                 <w:rFonts w:ascii="Consolas" w:hAnsi="Consolas" w:cs="Consolas"/>
-                <w:sz w:val="20"/>
-                <w:szCs w:val="20"/>
+                <w:sz w:val="22"/>
+                <w:szCs w:val="22"/>
               </w:rPr>
               <w:t>Module 8</w:t>
             </w:r>
           </w:p>
           <w:p>
             <w:pPr>
-              <w:spacing w:after="60" w:line="240" w:lineRule="auto"/>
-              <w:rPr>
-                <w:rFonts w:ascii="Arial" w:hAnsi="Arial" w:cs="Arial"/>
-                <w:b/>
-                <w:bCs/>
-                <w:sz w:val="20"/>
-                <w:szCs w:val="20"/>
-              </w:rPr>
-            </w:pPr>
-            <w:r>
-              <w:rPr>
-                <w:rFonts w:ascii="Arial" w:hAnsi="Arial" w:cs="Arial"/>
-                <w:b/>
-                <w:bCs/>
-                <w:sz w:val="20"/>
-                <w:szCs w:val="20"/>
+              <w:spacing w:after="120" w:line="240" w:lineRule="auto"/>
+              <w:rPr>
+                <w:rFonts w:ascii="Arial" w:hAnsi="Arial" w:cs="Arial"/>
+                <w:b/>
+                <w:bCs/>
+                <w:sz w:val="22"/>
+                <w:szCs w:val="22"/>
+              </w:rPr>
+            </w:pPr>
+            <w:r>
+              <w:rPr>
+                <w:rFonts w:ascii="Arial" w:hAnsi="Arial" w:cs="Arial"/>
+                <w:b/>
+                <w:bCs/>
+                <w:sz w:val="22"/>
+                <w:szCs w:val="22"/>
               </w:rPr>
               <w:t>Summarizing Virtualization and Cloud</w:t>
             </w:r>
           </w:p>
           <w:p>
             <w:pPr>
-              <w:spacing w:after="60" w:line="240" w:lineRule="auto"/>
-              <w:rPr>
-                <w:rFonts w:ascii="Arial" w:hAnsi="Arial" w:cs="Arial"/>
-                <w:sz w:val="20"/>
-                <w:szCs w:val="20"/>
-              </w:rPr>
-            </w:pPr>
-            <w:r>
-              <w:rPr>
-                <w:rFonts w:ascii="Arial" w:hAnsi="Arial" w:cs="Arial"/>
-                <w:sz w:val="20"/>
-                <w:szCs w:val="20"/>
+              <w:spacing w:after="120" w:line="240" w:lineRule="auto"/>
+              <w:rPr>
+                <w:rFonts w:ascii="Arial" w:hAnsi="Arial" w:cs="Arial"/>
+                <w:sz w:val="22"/>
+                <w:szCs w:val="22"/>
+              </w:rPr>
+            </w:pPr>
+            <w:r>
+              <w:rPr>
+                <w:rFonts w:ascii="Arial" w:hAnsi="Arial" w:cs="Arial"/>
+                <w:sz w:val="22"/>
+                <w:szCs w:val="22"/>
               </w:rPr>
               <w:t>Primary CLOs:</w:t>
             </w:r>
@@ -4548,19 +4430,19 @@
                 <w:right w:val="nil"/>
                 <w:between w:val="nil"/>
               </w:pBdr>
-              <w:spacing w:after="60" w:line="240" w:lineRule="auto"/>
+              <w:spacing w:after="120" w:line="240" w:lineRule="auto"/>
               <w:ind w:left="360"/>
               <w:rPr>
                 <w:rFonts w:ascii="Consolas" w:hAnsi="Consolas" w:cs="Consolas"/>
-                <w:sz w:val="20"/>
-                <w:szCs w:val="20"/>
+                <w:sz w:val="22"/>
+                <w:szCs w:val="22"/>
               </w:rPr>
             </w:pPr>
             <w:r>
               <w:rPr>
                 <w:rFonts w:ascii="Consolas" w:hAnsi="Consolas" w:cs="Consolas"/>
-                <w:sz w:val="20"/>
-                <w:szCs w:val="20"/>
+                <w:sz w:val="22"/>
+                <w:szCs w:val="22"/>
               </w:rPr>
               <w:t>I, II, III</w:t>
             </w:r>
@@ -4582,29 +4464,29 @@
                 <w:ilvl w:val="0"/>
                 <w:numId w:val="1"/>
               </w:numPr>
-              <w:spacing w:after="60" w:line="240" w:lineRule="auto"/>
-              <w:ind w:left="231" w:hanging="274"/>
-              <w:rPr>
-                <w:rFonts w:ascii="Arial" w:hAnsi="Arial" w:cs="Arial"/>
-                <w:sz w:val="20"/>
-                <w:szCs w:val="20"/>
-              </w:rPr>
-            </w:pPr>
-            <w:r>
-              <w:rPr>
-                <w:rFonts w:ascii="Arial" w:hAnsi="Arial" w:cs="Arial"/>
-                <w:b/>
-                <w:bCs/>
-                <w:sz w:val="20"/>
-                <w:szCs w:val="20"/>
+              <w:spacing w:after="120"/>
+              <w:ind w:left="231" w:hanging="274"/>
+              <w:rPr>
+                <w:rFonts w:ascii="Arial" w:hAnsi="Arial" w:cs="Arial"/>
+                <w:sz w:val="21"/>
+                <w:szCs w:val="21"/>
+              </w:rPr>
+            </w:pPr>
+            <w:r>
+              <w:rPr>
+                <w:rFonts w:ascii="Arial" w:hAnsi="Arial" w:cs="Arial"/>
+                <w:b/>
+                <w:bCs/>
+                <w:sz w:val="21"/>
+                <w:szCs w:val="21"/>
               </w:rPr>
               <w:t>8.1</w:t>
             </w:r>
             <w:r>
               <w:rPr>
                 <w:rFonts w:ascii="Arial" w:hAnsi="Arial" w:cs="Arial"/>
-                <w:sz w:val="20"/>
-                <w:szCs w:val="20"/>
+                <w:sz w:val="21"/>
+                <w:szCs w:val="21"/>
               </w:rPr>
               <w:t xml:space="preserve"> Implement client-side virtualization using hypervisors to support application testing and development</w:t>
             </w:r>
@@ -4615,29 +4497,29 @@
                 <w:ilvl w:val="0"/>
                 <w:numId w:val="1"/>
               </w:numPr>
-              <w:spacing w:after="60" w:line="240" w:lineRule="auto"/>
-              <w:ind w:left="231" w:hanging="274"/>
-              <w:rPr>
-                <w:rFonts w:ascii="Arial" w:hAnsi="Arial" w:cs="Arial"/>
-                <w:sz w:val="20"/>
-                <w:szCs w:val="20"/>
-              </w:rPr>
-            </w:pPr>
-            <w:r>
-              <w:rPr>
-                <w:rFonts w:ascii="Arial" w:hAnsi="Arial" w:cs="Arial"/>
-                <w:b/>
-                <w:bCs/>
-                <w:sz w:val="20"/>
-                <w:szCs w:val="20"/>
+              <w:spacing w:after="120"/>
+              <w:ind w:left="231" w:hanging="274"/>
+              <w:rPr>
+                <w:rFonts w:ascii="Arial" w:hAnsi="Arial" w:cs="Arial"/>
+                <w:sz w:val="21"/>
+                <w:szCs w:val="21"/>
+              </w:rPr>
+            </w:pPr>
+            <w:r>
+              <w:rPr>
+                <w:rFonts w:ascii="Arial" w:hAnsi="Arial" w:cs="Arial"/>
+                <w:b/>
+                <w:bCs/>
+                <w:sz w:val="21"/>
+                <w:szCs w:val="21"/>
               </w:rPr>
               <w:t>8.2</w:t>
             </w:r>
             <w:r>
               <w:rPr>
                 <w:rFonts w:ascii="Arial" w:hAnsi="Arial" w:cs="Arial"/>
-                <w:sz w:val="20"/>
-                <w:szCs w:val="20"/>
+                <w:sz w:val="21"/>
+                <w:szCs w:val="21"/>
               </w:rPr>
               <w:t xml:space="preserve"> Compare cloud deployment models and service offerings to determine appropriate business solutions</w:t>
             </w:r>
@@ -4648,29 +4530,29 @@
                 <w:ilvl w:val="0"/>
                 <w:numId w:val="1"/>
               </w:numPr>
-              <w:spacing w:after="60" w:line="240" w:lineRule="auto"/>
-              <w:ind w:left="231" w:hanging="274"/>
-              <w:rPr>
-                <w:rFonts w:ascii="Arial" w:hAnsi="Arial" w:cs="Arial"/>
-                <w:sz w:val="20"/>
-                <w:szCs w:val="20"/>
-              </w:rPr>
-            </w:pPr>
-            <w:r>
-              <w:rPr>
-                <w:rFonts w:ascii="Arial" w:hAnsi="Arial" w:cs="Arial"/>
-                <w:b/>
-                <w:bCs/>
-                <w:sz w:val="20"/>
-                <w:szCs w:val="20"/>
+              <w:spacing w:after="120"/>
+              <w:ind w:left="231" w:hanging="274"/>
+              <w:rPr>
+                <w:rFonts w:ascii="Arial" w:hAnsi="Arial" w:cs="Arial"/>
+                <w:sz w:val="21"/>
+                <w:szCs w:val="21"/>
+              </w:rPr>
+            </w:pPr>
+            <w:r>
+              <w:rPr>
+                <w:rFonts w:ascii="Arial" w:hAnsi="Arial" w:cs="Arial"/>
+                <w:b/>
+                <w:bCs/>
+                <w:sz w:val="21"/>
+                <w:szCs w:val="21"/>
               </w:rPr>
               <w:t>8.3</w:t>
             </w:r>
             <w:r>
               <w:rPr>
                 <w:rFonts w:ascii="Arial" w:hAnsi="Arial" w:cs="Arial"/>
-                <w:sz w:val="20"/>
-                <w:szCs w:val="20"/>
+                <w:sz w:val="21"/>
+                <w:szCs w:val="21"/>
               </w:rPr>
               <w:t xml:space="preserve"> Evaluate resource requirements for virtualization and cloud environments based on specific needs</w:t>
             </w:r>
@@ -4830,27 +4712,27 @@
                 <w:right w:val="nil"/>
                 <w:between w:val="nil"/>
               </w:pBdr>
-              <w:spacing w:after="60" w:line="240" w:lineRule="auto"/>
-              <w:ind w:left="229" w:hanging="270"/>
-              <w:rPr>
-                <w:rFonts w:ascii="Arial" w:hAnsi="Arial" w:cs="Arial"/>
-                <w:sz w:val="20"/>
-                <w:szCs w:val="20"/>
-              </w:rPr>
-            </w:pPr>
-            <w:r>
-              <w:rPr>
-                <w:rFonts w:ascii="Arial" w:hAnsi="Arial" w:cs="Arial"/>
-                <w:sz w:val="20"/>
-                <w:szCs w:val="20"/>
+              <w:spacing w:after="100" w:line="240" w:lineRule="auto"/>
+              <w:ind w:left="231" w:hanging="274"/>
+              <w:rPr>
+                <w:rFonts w:ascii="Arial" w:hAnsi="Arial" w:cs="Arial"/>
+                <w:sz w:val="21"/>
+                <w:szCs w:val="21"/>
+              </w:rPr>
+            </w:pPr>
+            <w:r>
+              <w:rPr>
+                <w:rFonts w:ascii="Arial" w:hAnsi="Arial" w:cs="Arial"/>
+                <w:sz w:val="21"/>
+                <w:szCs w:val="21"/>
               </w:rPr>
               <w:t xml:space="preserve">8.2.4 - Lab: </w:t>
             </w:r>
             <w:r>
               <w:rPr>
                 <w:rFonts w:ascii="Arial" w:hAnsi="Arial" w:cs="Arial"/>
-                <w:sz w:val="20"/>
-                <w:szCs w:val="20"/>
+                <w:sz w:val="21"/>
+                <w:szCs w:val="21"/>
               </w:rPr>
               <w:br/>
             </w:r>
@@ -4859,8 +4741,8 @@
                 <w:rFonts w:ascii="Arial" w:hAnsi="Arial" w:cs="Arial"/>
                 <w:b/>
                 <w:bCs/>
-                <w:sz w:val="20"/>
-                <w:szCs w:val="20"/>
+                <w:sz w:val="21"/>
+                <w:szCs w:val="21"/>
               </w:rPr>
               <w:t>Use the Azure Interface</w:t>
             </w:r>
@@ -4878,27 +4760,27 @@
                 <w:right w:val="nil"/>
                 <w:between w:val="nil"/>
               </w:pBdr>
-              <w:spacing w:after="60" w:line="240" w:lineRule="auto"/>
-              <w:ind w:left="229" w:hanging="270"/>
-              <w:rPr>
-                <w:rFonts w:ascii="Arial" w:hAnsi="Arial" w:cs="Arial"/>
-                <w:sz w:val="20"/>
-                <w:szCs w:val="20"/>
-              </w:rPr>
-            </w:pPr>
-            <w:r>
-              <w:rPr>
-                <w:rFonts w:ascii="Arial" w:hAnsi="Arial" w:cs="Arial"/>
-                <w:sz w:val="20"/>
-                <w:szCs w:val="20"/>
+              <w:spacing w:after="100" w:line="240" w:lineRule="auto"/>
+              <w:ind w:left="231" w:hanging="274"/>
+              <w:rPr>
+                <w:rFonts w:ascii="Arial" w:hAnsi="Arial" w:cs="Arial"/>
+                <w:sz w:val="21"/>
+                <w:szCs w:val="21"/>
+              </w:rPr>
+            </w:pPr>
+            <w:r>
+              <w:rPr>
+                <w:rFonts w:ascii="Arial" w:hAnsi="Arial" w:cs="Arial"/>
+                <w:sz w:val="21"/>
+                <w:szCs w:val="21"/>
               </w:rPr>
               <w:t xml:space="preserve">8.2.6 - Lab: </w:t>
             </w:r>
             <w:r>
               <w:rPr>
                 <w:rFonts w:ascii="Arial" w:hAnsi="Arial" w:cs="Arial"/>
-                <w:sz w:val="20"/>
-                <w:szCs w:val="20"/>
+                <w:sz w:val="21"/>
+                <w:szCs w:val="21"/>
               </w:rPr>
               <w:br/>
             </w:r>
@@ -4907,8 +4789,8 @@
                 <w:rFonts w:ascii="Arial" w:hAnsi="Arial" w:cs="Arial"/>
                 <w:b/>
                 <w:bCs/>
-                <w:sz w:val="20"/>
-                <w:szCs w:val="20"/>
+                <w:sz w:val="21"/>
+                <w:szCs w:val="21"/>
               </w:rPr>
               <w:t>Manage IaaS Virtual Machines in Azure</w:t>
             </w:r>
@@ -4926,19 +4808,19 @@
                 <w:right w:val="nil"/>
                 <w:between w:val="nil"/>
               </w:pBdr>
-              <w:spacing w:after="60" w:line="240" w:lineRule="auto"/>
-              <w:ind w:left="229" w:hanging="270"/>
-              <w:rPr>
-                <w:rFonts w:ascii="Arial" w:hAnsi="Arial" w:cs="Arial"/>
-                <w:sz w:val="20"/>
-                <w:szCs w:val="20"/>
-              </w:rPr>
-            </w:pPr>
-            <w:r>
-              <w:rPr>
-                <w:rFonts w:ascii="Arial" w:hAnsi="Arial" w:cs="Arial"/>
-                <w:sz w:val="20"/>
-                <w:szCs w:val="20"/>
+              <w:spacing w:after="100" w:line="240" w:lineRule="auto"/>
+              <w:ind w:left="231" w:hanging="274"/>
+              <w:rPr>
+                <w:rFonts w:ascii="Arial" w:hAnsi="Arial" w:cs="Arial"/>
+                <w:sz w:val="21"/>
+                <w:szCs w:val="21"/>
+              </w:rPr>
+            </w:pPr>
+            <w:r>
+              <w:rPr>
+                <w:rFonts w:ascii="Arial" w:hAnsi="Arial" w:cs="Arial"/>
+                <w:sz w:val="21"/>
+                <w:szCs w:val="21"/>
               </w:rPr>
               <w:t>8.2.9 - Lesson Review</w:t>
             </w:r>
@@ -4956,29 +4838,29 @@
                 <w:right w:val="nil"/>
                 <w:between w:val="nil"/>
               </w:pBdr>
-              <w:spacing w:after="60" w:line="240" w:lineRule="auto"/>
-              <w:ind w:left="229" w:hanging="270"/>
-              <w:rPr>
-                <w:rFonts w:ascii="Arial" w:hAnsi="Arial" w:cs="Arial"/>
-                <w:sz w:val="20"/>
-                <w:szCs w:val="20"/>
-              </w:rPr>
-            </w:pPr>
-            <w:r>
-              <w:rPr>
-                <w:rFonts w:ascii="Arial" w:hAnsi="Arial" w:cs="Arial"/>
-                <w:b/>
-                <w:bCs/>
-                <w:sz w:val="20"/>
-                <w:szCs w:val="20"/>
+              <w:spacing w:after="100" w:line="240" w:lineRule="auto"/>
+              <w:ind w:left="231" w:hanging="274"/>
+              <w:rPr>
+                <w:rFonts w:ascii="Arial" w:hAnsi="Arial" w:cs="Arial"/>
+                <w:sz w:val="20"/>
+                <w:szCs w:val="20"/>
+              </w:rPr>
+            </w:pPr>
+            <w:r>
+              <w:rPr>
+                <w:rFonts w:ascii="Arial" w:hAnsi="Arial" w:cs="Arial"/>
+                <w:b/>
+                <w:bCs/>
+                <w:sz w:val="21"/>
+                <w:szCs w:val="21"/>
               </w:rPr>
               <w:t>8.4</w:t>
             </w:r>
             <w:r>
               <w:rPr>
                 <w:rFonts w:ascii="Arial" w:hAnsi="Arial" w:cs="Arial"/>
-                <w:sz w:val="20"/>
-                <w:szCs w:val="20"/>
+                <w:sz w:val="21"/>
+                <w:szCs w:val="21"/>
               </w:rPr>
               <w:t xml:space="preserve"> - Module Quiz</w:t>
             </w:r>
@@ -5001,18 +4883,18 @@
           </w:tcPr>
           <w:p>
             <w:pPr>
-              <w:spacing w:after="60" w:line="240" w:lineRule="auto"/>
+              <w:spacing w:after="120" w:line="240" w:lineRule="auto"/>
               <w:rPr>
                 <w:rFonts w:ascii="Consolas" w:hAnsi="Consolas" w:cs="Consolas"/>
-                <w:sz w:val="20"/>
-                <w:szCs w:val="20"/>
+                <w:sz w:val="21"/>
+                <w:szCs w:val="21"/>
               </w:rPr>
             </w:pPr>
             <w:r>
               <w:rPr>
                 <w:rFonts w:ascii="Consolas" w:hAnsi="Consolas" w:cs="Consolas"/>
-                <w:sz w:val="20"/>
-                <w:szCs w:val="20"/>
+                <w:sz w:val="21"/>
+                <w:szCs w:val="21"/>
               </w:rPr>
               <w:lastRenderedPageBreak/>
               <w:t>Module 9</w:t>
@@ -5020,40 +4902,40 @@
           </w:p>
           <w:p>
             <w:pPr>
-              <w:spacing w:after="60" w:line="240" w:lineRule="auto"/>
-              <w:rPr>
-                <w:rFonts w:ascii="Arial" w:hAnsi="Arial" w:cs="Arial"/>
-                <w:b/>
-                <w:bCs/>
-                <w:sz w:val="20"/>
-                <w:szCs w:val="20"/>
-              </w:rPr>
-            </w:pPr>
-            <w:r>
-              <w:rPr>
-                <w:rFonts w:ascii="Arial" w:hAnsi="Arial" w:cs="Arial"/>
-                <w:b/>
-                <w:bCs/>
-                <w:sz w:val="20"/>
-                <w:szCs w:val="20"/>
+              <w:spacing w:after="120" w:line="240" w:lineRule="auto"/>
+              <w:rPr>
+                <w:rFonts w:ascii="Arial" w:hAnsi="Arial" w:cs="Arial"/>
+                <w:b/>
+                <w:bCs/>
+                <w:sz w:val="21"/>
+                <w:szCs w:val="21"/>
+              </w:rPr>
+            </w:pPr>
+            <w:r>
+              <w:rPr>
+                <w:rFonts w:ascii="Arial" w:hAnsi="Arial" w:cs="Arial"/>
+                <w:b/>
+                <w:bCs/>
+                <w:sz w:val="21"/>
+                <w:szCs w:val="21"/>
               </w:rPr>
               <w:t>Supporting Mobile Devices</w:t>
             </w:r>
           </w:p>
           <w:p>
             <w:pPr>
-              <w:spacing w:after="60" w:line="240" w:lineRule="auto"/>
-              <w:rPr>
-                <w:rFonts w:ascii="Arial" w:hAnsi="Arial" w:cs="Arial"/>
-                <w:sz w:val="20"/>
-                <w:szCs w:val="20"/>
-              </w:rPr>
-            </w:pPr>
-            <w:r>
-              <w:rPr>
-                <w:rFonts w:ascii="Arial" w:hAnsi="Arial" w:cs="Arial"/>
-                <w:sz w:val="20"/>
-                <w:szCs w:val="20"/>
+              <w:spacing w:after="120" w:line="240" w:lineRule="auto"/>
+              <w:rPr>
+                <w:rFonts w:ascii="Arial" w:hAnsi="Arial" w:cs="Arial"/>
+                <w:sz w:val="21"/>
+                <w:szCs w:val="21"/>
+              </w:rPr>
+            </w:pPr>
+            <w:r>
+              <w:rPr>
+                <w:rFonts w:ascii="Arial" w:hAnsi="Arial" w:cs="Arial"/>
+                <w:sz w:val="21"/>
+                <w:szCs w:val="21"/>
               </w:rPr>
               <w:t>Primary CLOs:</w:t>
             </w:r>
@@ -5071,19 +4953,19 @@
                 <w:right w:val="nil"/>
                 <w:between w:val="nil"/>
               </w:pBdr>
-              <w:spacing w:after="60" w:line="240" w:lineRule="auto"/>
+              <w:spacing w:after="120" w:line="240" w:lineRule="auto"/>
               <w:ind w:left="360"/>
               <w:rPr>
                 <w:rFonts w:ascii="Consolas" w:hAnsi="Consolas" w:cs="Consolas"/>
-                <w:sz w:val="20"/>
-                <w:szCs w:val="20"/>
+                <w:sz w:val="21"/>
+                <w:szCs w:val="21"/>
               </w:rPr>
             </w:pPr>
             <w:r>
               <w:rPr>
                 <w:rFonts w:ascii="Consolas" w:hAnsi="Consolas" w:cs="Consolas"/>
-                <w:sz w:val="20"/>
-                <w:szCs w:val="20"/>
+                <w:sz w:val="21"/>
+                <w:szCs w:val="21"/>
               </w:rPr>
               <w:t>I, II, VII</w:t>
             </w:r>
@@ -5105,7 +4987,7 @@
                 <w:ilvl w:val="0"/>
                 <w:numId w:val="1"/>
               </w:numPr>
-              <w:spacing w:after="60" w:line="240" w:lineRule="auto"/>
+              <w:spacing w:after="120"/>
               <w:ind w:left="231" w:hanging="274"/>
               <w:rPr>
                 <w:rFonts w:ascii="Arial" w:hAnsi="Arial" w:cs="Arial"/>
@@ -5138,7 +5020,7 @@
                 <w:ilvl w:val="0"/>
                 <w:numId w:val="1"/>
               </w:numPr>
-              <w:spacing w:after="60" w:line="240" w:lineRule="auto"/>
+              <w:spacing w:after="120"/>
               <w:ind w:left="231" w:hanging="274"/>
               <w:rPr>
                 <w:rFonts w:ascii="Arial" w:hAnsi="Arial" w:cs="Arial"/>
@@ -5171,7 +5053,7 @@
                 <w:ilvl w:val="0"/>
                 <w:numId w:val="1"/>
               </w:numPr>
-              <w:spacing w:after="60" w:line="240" w:lineRule="auto"/>
+              <w:spacing w:after="120"/>
               <w:ind w:left="231" w:hanging="274"/>
               <w:rPr>
                 <w:rFonts w:ascii="Arial" w:hAnsi="Arial" w:cs="Arial"/>
@@ -5413,27 +5295,27 @@
                 <w:right w:val="nil"/>
                 <w:between w:val="nil"/>
               </w:pBdr>
-              <w:spacing w:after="60" w:line="240" w:lineRule="auto"/>
-              <w:ind w:left="229" w:hanging="270"/>
-              <w:rPr>
-                <w:rFonts w:ascii="Arial" w:hAnsi="Arial" w:cs="Arial"/>
-                <w:sz w:val="20"/>
-                <w:szCs w:val="20"/>
-              </w:rPr>
-            </w:pPr>
-            <w:r>
-              <w:rPr>
-                <w:rFonts w:ascii="Arial" w:hAnsi="Arial" w:cs="Arial"/>
-                <w:sz w:val="20"/>
-                <w:szCs w:val="20"/>
+              <w:spacing w:after="120"/>
+              <w:ind w:left="231" w:hanging="274"/>
+              <w:rPr>
+                <w:rFonts w:ascii="Arial" w:hAnsi="Arial" w:cs="Arial"/>
+                <w:sz w:val="21"/>
+                <w:szCs w:val="21"/>
+              </w:rPr>
+            </w:pPr>
+            <w:r>
+              <w:rPr>
+                <w:rFonts w:ascii="Arial" w:hAnsi="Arial" w:cs="Arial"/>
+                <w:sz w:val="21"/>
+                <w:szCs w:val="21"/>
               </w:rPr>
               <w:t xml:space="preserve">9.5 - Challenge Lab: </w:t>
             </w:r>
             <w:r>
               <w:rPr>
                 <w:rFonts w:ascii="Arial" w:hAnsi="Arial" w:cs="Arial"/>
-                <w:sz w:val="20"/>
-                <w:szCs w:val="20"/>
+                <w:sz w:val="21"/>
+                <w:szCs w:val="21"/>
               </w:rPr>
               <w:br/>
             </w:r>
@@ -5442,8 +5324,8 @@
                 <w:rFonts w:ascii="Arial" w:hAnsi="Arial" w:cs="Arial"/>
                 <w:b/>
                 <w:bCs/>
-                <w:sz w:val="20"/>
-                <w:szCs w:val="20"/>
+                <w:sz w:val="21"/>
+                <w:szCs w:val="21"/>
               </w:rPr>
               <w:t>Mobile Hardware Support</w:t>
             </w:r>
@@ -5461,29 +5343,29 @@
                 <w:right w:val="nil"/>
                 <w:between w:val="nil"/>
               </w:pBdr>
-              <w:spacing w:after="60" w:line="240" w:lineRule="auto"/>
-              <w:ind w:left="229" w:hanging="270"/>
-              <w:rPr>
-                <w:rFonts w:ascii="Arial" w:hAnsi="Arial" w:cs="Arial"/>
-                <w:sz w:val="20"/>
-                <w:szCs w:val="20"/>
-              </w:rPr>
-            </w:pPr>
-            <w:r>
-              <w:rPr>
-                <w:rFonts w:ascii="Arial" w:hAnsi="Arial" w:cs="Arial"/>
-                <w:b/>
-                <w:bCs/>
-                <w:sz w:val="20"/>
-                <w:szCs w:val="20"/>
+              <w:spacing w:after="120"/>
+              <w:ind w:left="231" w:hanging="274"/>
+              <w:rPr>
+                <w:rFonts w:ascii="Arial" w:hAnsi="Arial" w:cs="Arial"/>
+                <w:sz w:val="21"/>
+                <w:szCs w:val="21"/>
+              </w:rPr>
+            </w:pPr>
+            <w:r>
+              <w:rPr>
+                <w:rFonts w:ascii="Arial" w:hAnsi="Arial" w:cs="Arial"/>
+                <w:b/>
+                <w:bCs/>
+                <w:sz w:val="21"/>
+                <w:szCs w:val="21"/>
               </w:rPr>
               <w:t>9.7</w:t>
             </w:r>
             <w:r>
               <w:rPr>
                 <w:rFonts w:ascii="Arial" w:hAnsi="Arial" w:cs="Arial"/>
-                <w:sz w:val="20"/>
-                <w:szCs w:val="20"/>
+                <w:sz w:val="21"/>
+                <w:szCs w:val="21"/>
               </w:rPr>
               <w:t xml:space="preserve"> - Module Quiz</w:t>
             </w:r>
@@ -5501,8 +5383,8 @@
                 <w:right w:val="nil"/>
                 <w:between w:val="nil"/>
               </w:pBdr>
-              <w:spacing w:after="60" w:line="240" w:lineRule="auto"/>
-              <w:ind w:left="229" w:hanging="270"/>
+              <w:spacing w:after="120"/>
+              <w:ind w:left="231" w:hanging="274"/>
               <w:rPr>
                 <w:rFonts w:ascii="Arial" w:hAnsi="Arial" w:cs="Arial"/>
                 <w:sz w:val="20"/>
@@ -5515,90 +5397,39 @@
                 <w:b/>
                 <w:bCs/>
                 <w:color w:val="012F76"/>
-                <w:sz w:val="20"/>
-                <w:szCs w:val="20"/>
-              </w:rPr>
-              <w:t>9</w:t>
-            </w:r>
-            <w:r>
-              <w:rPr>
-                <w:rFonts w:ascii="Arial" w:hAnsi="Arial" w:cs="Arial"/>
-                <w:b/>
-                <w:bCs/>
+                <w:sz w:val="21"/>
+                <w:szCs w:val="21"/>
+              </w:rPr>
+              <w:t xml:space="preserve">9.8 </w:t>
+            </w:r>
+            <w:r>
+              <w:rPr>
+                <w:rFonts w:ascii="Arial" w:hAnsi="Arial" w:cs="Arial"/>
                 <w:color w:val="012F76"/>
-                <w:sz w:val="20"/>
-                <w:szCs w:val="20"/>
-              </w:rPr>
-              <w:t>.</w:t>
-            </w:r>
-            <w:r>
-              <w:rPr>
-                <w:rFonts w:ascii="Arial" w:hAnsi="Arial" w:cs="Arial"/>
-                <w:b/>
-                <w:bCs/>
-                <w:color w:val="012F76"/>
-                <w:sz w:val="20"/>
-                <w:szCs w:val="20"/>
-              </w:rPr>
-              <w:t>8</w:t>
-            </w:r>
-            <w:r>
-              <w:rPr>
-                <w:rFonts w:ascii="Arial" w:hAnsi="Arial" w:cs="Arial"/>
-                <w:b/>
-                <w:bCs/>
-                <w:color w:val="012F76"/>
-                <w:sz w:val="20"/>
-                <w:szCs w:val="20"/>
-              </w:rPr>
-              <w:t xml:space="preserve"> </w:t>
-            </w:r>
-            <w:r>
-              <w:rPr>
-                <w:rFonts w:ascii="Arial" w:hAnsi="Arial" w:cs="Arial"/>
-                <w:color w:val="012F76"/>
-                <w:sz w:val="20"/>
-                <w:szCs w:val="20"/>
-              </w:rPr>
-              <w:t>Question &amp; Discuss</w:t>
-            </w:r>
-            <w:r>
-              <w:rPr>
-                <w:rFonts w:ascii="Arial" w:hAnsi="Arial" w:cs="Arial"/>
-                <w:color w:val="012F76"/>
-                <w:sz w:val="20"/>
-                <w:szCs w:val="20"/>
-              </w:rPr>
-              <w:t xml:space="preserve"> </w:t>
+                <w:sz w:val="21"/>
+                <w:szCs w:val="21"/>
+              </w:rPr>
+              <w:t xml:space="preserve">Question &amp; Discuss </w:t>
             </w:r>
             <w:r>
               <w:rPr>
                 <w:rFonts w:ascii="Apple Color Emoji" w:hAnsi="Apple Color Emoji" w:cs="Apple Color Emoji"/>
                 <w:color w:val="012F76"/>
-                <w:sz w:val="20"/>
-                <w:szCs w:val="20"/>
-              </w:rPr>
-              <w:t>🤔</w:t>
-            </w:r>
-            <w:r>
-              <w:rPr>
-                <w:rFonts w:ascii="Apple Color Emoji" w:hAnsi="Apple Color Emoji" w:cs="Apple Color Emoji"/>
+                <w:sz w:val="21"/>
+                <w:szCs w:val="21"/>
+              </w:rPr>
+              <w:t xml:space="preserve">🤔 </w:t>
+            </w:r>
+            <w:r>
+              <w:rPr>
+                <w:rFonts w:ascii="Arial" w:hAnsi="Arial" w:cs="Arial"/>
+                <w:b/>
+                <w:bCs/>
                 <w:color w:val="012F76"/>
-                <w:sz w:val="20"/>
-                <w:szCs w:val="20"/>
-              </w:rPr>
-              <w:t xml:space="preserve"> </w:t>
-            </w:r>
-            <w:r>
-              <w:rPr>
-                <w:rFonts w:ascii="Arial" w:hAnsi="Arial" w:cs="Arial"/>
-                <w:b/>
-                <w:bCs/>
-                <w:color w:val="012F76"/>
-                <w:sz w:val="20"/>
-                <w:szCs w:val="20"/>
-              </w:rPr>
-              <w:t>Supporting Mobile Devices</w:t>
+                <w:sz w:val="21"/>
+                <w:szCs w:val="21"/>
+              </w:rPr>
+              <w:t>Where Should the Work Live?</w:t>
             </w:r>
           </w:p>
         </w:tc>
@@ -5619,58 +5450,58 @@
           </w:tcPr>
           <w:p>
             <w:pPr>
-              <w:spacing w:after="60" w:line="240" w:lineRule="auto"/>
+              <w:spacing w:after="120" w:line="240" w:lineRule="auto"/>
               <w:rPr>
                 <w:rFonts w:ascii="Consolas" w:hAnsi="Consolas" w:cs="Consolas"/>
-                <w:sz w:val="20"/>
-                <w:szCs w:val="20"/>
+                <w:sz w:val="21"/>
+                <w:szCs w:val="21"/>
               </w:rPr>
             </w:pPr>
             <w:r>
               <w:rPr>
                 <w:rFonts w:ascii="Consolas" w:hAnsi="Consolas" w:cs="Consolas"/>
-                <w:sz w:val="20"/>
-                <w:szCs w:val="20"/>
+                <w:sz w:val="21"/>
+                <w:szCs w:val="21"/>
               </w:rPr>
               <w:t>Module 10</w:t>
             </w:r>
           </w:p>
           <w:p>
             <w:pPr>
-              <w:spacing w:after="60" w:line="240" w:lineRule="auto"/>
-              <w:rPr>
-                <w:rFonts w:ascii="Arial" w:hAnsi="Arial" w:cs="Arial"/>
-                <w:b/>
-                <w:bCs/>
-                <w:sz w:val="20"/>
-                <w:szCs w:val="20"/>
-              </w:rPr>
-            </w:pPr>
-            <w:r>
-              <w:rPr>
-                <w:rFonts w:ascii="Arial" w:hAnsi="Arial" w:cs="Arial"/>
-                <w:b/>
-                <w:bCs/>
-                <w:sz w:val="20"/>
-                <w:szCs w:val="20"/>
+              <w:spacing w:after="120" w:line="240" w:lineRule="auto"/>
+              <w:rPr>
+                <w:rFonts w:ascii="Arial" w:hAnsi="Arial" w:cs="Arial"/>
+                <w:b/>
+                <w:bCs/>
+                <w:sz w:val="21"/>
+                <w:szCs w:val="21"/>
+              </w:rPr>
+            </w:pPr>
+            <w:r>
+              <w:rPr>
+                <w:rFonts w:ascii="Arial" w:hAnsi="Arial" w:cs="Arial"/>
+                <w:b/>
+                <w:bCs/>
+                <w:sz w:val="21"/>
+                <w:szCs w:val="21"/>
               </w:rPr>
               <w:t>Supporting Print Devices</w:t>
             </w:r>
           </w:p>
           <w:p>
             <w:pPr>
-              <w:spacing w:after="60" w:line="240" w:lineRule="auto"/>
-              <w:rPr>
-                <w:rFonts w:ascii="Arial" w:hAnsi="Arial" w:cs="Arial"/>
-                <w:sz w:val="20"/>
-                <w:szCs w:val="20"/>
-              </w:rPr>
-            </w:pPr>
-            <w:r>
-              <w:rPr>
-                <w:rFonts w:ascii="Arial" w:hAnsi="Arial" w:cs="Arial"/>
-                <w:sz w:val="20"/>
-                <w:szCs w:val="20"/>
+              <w:spacing w:after="120" w:line="240" w:lineRule="auto"/>
+              <w:rPr>
+                <w:rFonts w:ascii="Arial" w:hAnsi="Arial" w:cs="Arial"/>
+                <w:sz w:val="21"/>
+                <w:szCs w:val="21"/>
+              </w:rPr>
+            </w:pPr>
+            <w:r>
+              <w:rPr>
+                <w:rFonts w:ascii="Arial" w:hAnsi="Arial" w:cs="Arial"/>
+                <w:sz w:val="21"/>
+                <w:szCs w:val="21"/>
               </w:rPr>
               <w:t>Primary CLOs:</w:t>
             </w:r>
@@ -5688,19 +5519,19 @@
                 <w:right w:val="nil"/>
                 <w:between w:val="nil"/>
               </w:pBdr>
-              <w:spacing w:after="60" w:line="240" w:lineRule="auto"/>
+              <w:spacing w:after="120" w:line="240" w:lineRule="auto"/>
               <w:ind w:left="360"/>
               <w:rPr>
                 <w:rFonts w:ascii="Consolas" w:hAnsi="Consolas" w:cs="Consolas"/>
-                <w:sz w:val="20"/>
-                <w:szCs w:val="20"/>
+                <w:sz w:val="21"/>
+                <w:szCs w:val="21"/>
               </w:rPr>
             </w:pPr>
             <w:r>
               <w:rPr>
                 <w:rFonts w:ascii="Consolas" w:hAnsi="Consolas" w:cs="Consolas"/>
-                <w:sz w:val="20"/>
-                <w:szCs w:val="20"/>
+                <w:sz w:val="21"/>
+                <w:szCs w:val="21"/>
               </w:rPr>
               <w:t>I, II, VI</w:t>
             </w:r>
@@ -5722,7 +5553,7 @@
                 <w:ilvl w:val="0"/>
                 <w:numId w:val="1"/>
               </w:numPr>
-              <w:spacing w:after="60" w:line="240" w:lineRule="auto"/>
+              <w:spacing w:after="120"/>
               <w:ind w:left="231" w:hanging="274"/>
               <w:rPr>
                 <w:rFonts w:ascii="Arial" w:hAnsi="Arial" w:cs="Arial"/>
@@ -5755,7 +5586,7 @@
                 <w:ilvl w:val="0"/>
                 <w:numId w:val="1"/>
               </w:numPr>
-              <w:spacing w:after="60" w:line="240" w:lineRule="auto"/>
+              <w:spacing w:after="120"/>
               <w:ind w:left="231" w:hanging="274"/>
               <w:rPr>
                 <w:rFonts w:ascii="Arial" w:hAnsi="Arial" w:cs="Arial"/>
@@ -5788,7 +5619,7 @@
                 <w:ilvl w:val="0"/>
                 <w:numId w:val="1"/>
               </w:numPr>
-              <w:spacing w:after="60" w:line="240" w:lineRule="auto"/>
+              <w:spacing w:after="120"/>
               <w:ind w:left="231" w:hanging="274"/>
               <w:rPr>
                 <w:rFonts w:ascii="Arial" w:hAnsi="Arial" w:cs="Arial"/>
@@ -6000,27 +5831,27 @@
                 <w:right w:val="nil"/>
                 <w:between w:val="nil"/>
               </w:pBdr>
-              <w:spacing w:after="60" w:line="240" w:lineRule="auto"/>
-              <w:ind w:left="229" w:hanging="270"/>
-              <w:rPr>
-                <w:rFonts w:ascii="Arial" w:hAnsi="Arial" w:cs="Arial"/>
-                <w:sz w:val="20"/>
-                <w:szCs w:val="20"/>
-              </w:rPr>
-            </w:pPr>
-            <w:r>
-              <w:rPr>
-                <w:rFonts w:ascii="Arial" w:hAnsi="Arial" w:cs="Arial"/>
-                <w:sz w:val="20"/>
-                <w:szCs w:val="20"/>
+              <w:spacing w:after="120"/>
+              <w:ind w:left="231" w:hanging="274"/>
+              <w:rPr>
+                <w:rFonts w:ascii="Arial" w:hAnsi="Arial" w:cs="Arial"/>
+                <w:sz w:val="21"/>
+                <w:szCs w:val="21"/>
+              </w:rPr>
+            </w:pPr>
+            <w:r>
+              <w:rPr>
+                <w:rFonts w:ascii="Arial" w:hAnsi="Arial" w:cs="Arial"/>
+                <w:sz w:val="21"/>
+                <w:szCs w:val="21"/>
               </w:rPr>
               <w:t xml:space="preserve">10.4 - Lab: </w:t>
             </w:r>
             <w:r>
               <w:rPr>
                 <w:rFonts w:ascii="Arial" w:hAnsi="Arial" w:cs="Arial"/>
-                <w:sz w:val="20"/>
-                <w:szCs w:val="20"/>
+                <w:sz w:val="21"/>
+                <w:szCs w:val="21"/>
               </w:rPr>
               <w:br/>
             </w:r>
@@ -6029,8 +5860,8 @@
                 <w:rFonts w:ascii="Arial" w:hAnsi="Arial" w:cs="Arial"/>
                 <w:b/>
                 <w:bCs/>
-                <w:sz w:val="20"/>
-                <w:szCs w:val="20"/>
+                <w:sz w:val="21"/>
+                <w:szCs w:val="21"/>
               </w:rPr>
               <w:t>Resolve Print Services Support Tickets</w:t>
             </w:r>
@@ -6048,29 +5879,29 @@
                 <w:right w:val="nil"/>
                 <w:between w:val="nil"/>
               </w:pBdr>
-              <w:spacing w:after="60" w:line="240" w:lineRule="auto"/>
-              <w:ind w:left="229" w:hanging="270"/>
-              <w:rPr>
-                <w:rFonts w:ascii="Arial" w:hAnsi="Arial" w:cs="Arial"/>
-                <w:sz w:val="20"/>
-                <w:szCs w:val="20"/>
-              </w:rPr>
-            </w:pPr>
-            <w:r>
-              <w:rPr>
-                <w:rFonts w:ascii="Arial" w:hAnsi="Arial" w:cs="Arial"/>
-                <w:b/>
-                <w:bCs/>
-                <w:sz w:val="20"/>
-                <w:szCs w:val="20"/>
+              <w:spacing w:after="120"/>
+              <w:ind w:left="231" w:hanging="274"/>
+              <w:rPr>
+                <w:rFonts w:ascii="Arial" w:hAnsi="Arial" w:cs="Arial"/>
+                <w:sz w:val="20"/>
+                <w:szCs w:val="20"/>
+              </w:rPr>
+            </w:pPr>
+            <w:r>
+              <w:rPr>
+                <w:rFonts w:ascii="Arial" w:hAnsi="Arial" w:cs="Arial"/>
+                <w:b/>
+                <w:bCs/>
+                <w:sz w:val="21"/>
+                <w:szCs w:val="21"/>
               </w:rPr>
               <w:t>10.6</w:t>
             </w:r>
             <w:r>
               <w:rPr>
                 <w:rFonts w:ascii="Arial" w:hAnsi="Arial" w:cs="Arial"/>
-                <w:sz w:val="20"/>
-                <w:szCs w:val="20"/>
+                <w:sz w:val="21"/>
+                <w:szCs w:val="21"/>
               </w:rPr>
               <w:t xml:space="preserve"> - Module Quiz</w:t>
             </w:r>
@@ -6093,58 +5924,66 @@
           </w:tcPr>
           <w:p>
             <w:pPr>
-              <w:spacing w:after="60" w:line="240" w:lineRule="auto"/>
+              <w:spacing w:after="120" w:line="240" w:lineRule="auto"/>
               <w:rPr>
                 <w:rFonts w:ascii="Consolas" w:hAnsi="Consolas" w:cs="Consolas"/>
-                <w:sz w:val="20"/>
-                <w:szCs w:val="20"/>
+                <w:sz w:val="21"/>
+                <w:szCs w:val="21"/>
               </w:rPr>
             </w:pPr>
             <w:r>
               <w:rPr>
                 <w:rFonts w:ascii="Consolas" w:hAnsi="Consolas" w:cs="Consolas"/>
-                <w:sz w:val="20"/>
-                <w:szCs w:val="20"/>
+                <w:sz w:val="21"/>
+                <w:szCs w:val="21"/>
               </w:rPr>
               <w:t>Module 11</w:t>
             </w:r>
           </w:p>
           <w:p>
             <w:pPr>
-              <w:spacing w:after="60" w:line="240" w:lineRule="auto"/>
-              <w:rPr>
-                <w:rFonts w:ascii="Arial" w:hAnsi="Arial" w:cs="Arial"/>
-                <w:b/>
-                <w:bCs/>
-                <w:sz w:val="20"/>
-                <w:szCs w:val="20"/>
-              </w:rPr>
-            </w:pPr>
-            <w:r>
-              <w:rPr>
-                <w:rFonts w:ascii="Arial" w:hAnsi="Arial" w:cs="Arial"/>
-                <w:b/>
-                <w:bCs/>
-                <w:sz w:val="20"/>
-                <w:szCs w:val="20"/>
-              </w:rPr>
-              <w:t>Summative Core 1 Practice Exams</w:t>
-            </w:r>
-          </w:p>
-          <w:p>
-            <w:pPr>
-              <w:spacing w:after="60" w:line="240" w:lineRule="auto"/>
-              <w:rPr>
-                <w:rFonts w:ascii="Arial" w:hAnsi="Arial" w:cs="Arial"/>
-                <w:sz w:val="20"/>
-                <w:szCs w:val="20"/>
-              </w:rPr>
-            </w:pPr>
-            <w:r>
-              <w:rPr>
-                <w:rFonts w:ascii="Arial" w:hAnsi="Arial" w:cs="Arial"/>
-                <w:sz w:val="20"/>
-                <w:szCs w:val="20"/>
+              <w:spacing w:after="120" w:line="240" w:lineRule="auto"/>
+              <w:rPr>
+                <w:rFonts w:ascii="Arial" w:hAnsi="Arial" w:cs="Arial"/>
+                <w:b/>
+                <w:bCs/>
+                <w:sz w:val="21"/>
+                <w:szCs w:val="21"/>
+              </w:rPr>
+            </w:pPr>
+            <w:r>
+              <w:rPr>
+                <w:rFonts w:ascii="Arial" w:hAnsi="Arial" w:cs="Arial"/>
+                <w:b/>
+                <w:bCs/>
+                <w:sz w:val="21"/>
+                <w:szCs w:val="21"/>
+              </w:rPr>
+              <w:t xml:space="preserve">Finals - part 1 </w:t>
+            </w:r>
+            <w:r>
+              <w:rPr>
+                <w:rFonts w:ascii="Arial" w:hAnsi="Arial" w:cs="Arial"/>
+                <w:sz w:val="21"/>
+                <w:szCs w:val="21"/>
+              </w:rPr>
+              <w:t>of 2, Core 1 Domain Exams</w:t>
+            </w:r>
+          </w:p>
+          <w:p>
+            <w:pPr>
+              <w:spacing w:after="120" w:line="240" w:lineRule="auto"/>
+              <w:rPr>
+                <w:rFonts w:ascii="Arial" w:hAnsi="Arial" w:cs="Arial"/>
+                <w:sz w:val="21"/>
+                <w:szCs w:val="21"/>
+              </w:rPr>
+            </w:pPr>
+            <w:r>
+              <w:rPr>
+                <w:rFonts w:ascii="Arial" w:hAnsi="Arial" w:cs="Arial"/>
+                <w:sz w:val="21"/>
+                <w:szCs w:val="21"/>
               </w:rPr>
               <w:t>Primary CLOs:</w:t>
             </w:r>
@@ -6162,19 +6001,19 @@
                 <w:right w:val="nil"/>
                 <w:between w:val="nil"/>
               </w:pBdr>
-              <w:spacing w:after="60" w:line="240" w:lineRule="auto"/>
+              <w:spacing w:after="120" w:line="240" w:lineRule="auto"/>
               <w:ind w:left="360"/>
               <w:rPr>
                 <w:rFonts w:ascii="Consolas" w:hAnsi="Consolas" w:cs="Consolas"/>
-                <w:sz w:val="20"/>
-                <w:szCs w:val="20"/>
+                <w:sz w:val="21"/>
+                <w:szCs w:val="21"/>
               </w:rPr>
             </w:pPr>
             <w:r>
               <w:rPr>
                 <w:rFonts w:ascii="Consolas" w:hAnsi="Consolas" w:cs="Consolas"/>
-                <w:sz w:val="20"/>
-                <w:szCs w:val="20"/>
+                <w:sz w:val="21"/>
+                <w:szCs w:val="21"/>
               </w:rPr>
               <w:t>I, II, III, IV, V, VI, VII</w:t>
             </w:r>
@@ -6196,7 +6035,7 @@
                 <w:ilvl w:val="0"/>
                 <w:numId w:val="1"/>
               </w:numPr>
-              <w:spacing w:after="60" w:line="240" w:lineRule="auto"/>
+              <w:spacing w:after="120"/>
               <w:ind w:left="231" w:hanging="274"/>
               <w:rPr>
                 <w:rFonts w:ascii="Arial" w:hAnsi="Arial" w:cs="Arial"/>
@@ -6229,7 +6068,7 @@
                 <w:ilvl w:val="0"/>
                 <w:numId w:val="1"/>
               </w:numPr>
-              <w:spacing w:after="60" w:line="240" w:lineRule="auto"/>
+              <w:spacing w:after="120"/>
               <w:ind w:left="231" w:hanging="274"/>
               <w:rPr>
                 <w:rFonts w:ascii="Arial" w:hAnsi="Arial" w:cs="Arial"/>
@@ -6262,7 +6101,7 @@
                 <w:ilvl w:val="0"/>
                 <w:numId w:val="1"/>
               </w:numPr>
-              <w:spacing w:after="60" w:line="240" w:lineRule="auto"/>
+              <w:spacing w:after="120"/>
               <w:ind w:left="231" w:hanging="274"/>
               <w:rPr>
                 <w:rFonts w:ascii="Arial" w:hAnsi="Arial" w:cs="Arial"/>
@@ -6504,27 +6343,52 @@
                 <w:right w:val="nil"/>
                 <w:between w:val="nil"/>
               </w:pBdr>
-              <w:spacing w:after="60" w:line="240" w:lineRule="auto"/>
-              <w:ind w:left="229" w:hanging="270"/>
-              <w:rPr>
-                <w:rFonts w:ascii="Arial" w:hAnsi="Arial" w:cs="Arial"/>
-                <w:sz w:val="20"/>
-                <w:szCs w:val="20"/>
-              </w:rPr>
-            </w:pPr>
-            <w:r>
-              <w:rPr>
-                <w:rFonts w:ascii="Arial" w:hAnsi="Arial" w:cs="Arial"/>
-                <w:sz w:val="20"/>
-                <w:szCs w:val="20"/>
-              </w:rPr>
-              <w:t xml:space="preserve">B.2.1 - Exam Practice 1: </w:t>
-            </w:r>
-            <w:r>
-              <w:rPr>
-                <w:rFonts w:ascii="Arial" w:hAnsi="Arial" w:cs="Arial"/>
-                <w:sz w:val="20"/>
-                <w:szCs w:val="20"/>
+              <w:spacing w:after="0" w:line="240" w:lineRule="auto"/>
+              <w:ind w:left="231" w:hanging="274"/>
+              <w:rPr>
+                <w:rFonts w:ascii="Arial" w:hAnsi="Arial" w:cs="Arial"/>
+                <w:sz w:val="22"/>
+                <w:szCs w:val="22"/>
+              </w:rPr>
+            </w:pPr>
+            <w:r>
+              <w:rPr>
+                <w:rFonts w:ascii="Arial" w:hAnsi="Arial" w:cs="Arial"/>
+                <w:b/>
+                <w:bCs/>
+                <w:color w:val="275317" w:themeColor="accent6" w:themeShade="80"/>
+                <w:sz w:val="22"/>
+                <w:szCs w:val="22"/>
+              </w:rPr>
+              <w:t xml:space="preserve">B.2.1 - Exam </w:t>
+            </w:r>
+            <w:r>
+              <w:rPr>
+                <w:rFonts w:ascii="Arial" w:hAnsi="Arial" w:cs="Arial"/>
+                <w:b/>
+                <w:bCs/>
+                <w:color w:val="275317" w:themeColor="accent6" w:themeShade="80"/>
+                <w:sz w:val="22"/>
+                <w:szCs w:val="22"/>
+              </w:rPr>
+              <w:t>Domain</w:t>
+            </w:r>
+            <w:r>
+              <w:rPr>
+                <w:rFonts w:ascii="Arial" w:hAnsi="Arial" w:cs="Arial"/>
+                <w:b/>
+                <w:bCs/>
+                <w:color w:val="275317" w:themeColor="accent6" w:themeShade="80"/>
+                <w:sz w:val="22"/>
+                <w:szCs w:val="22"/>
+              </w:rPr>
+              <w:t xml:space="preserve"> 1</w:t>
+            </w:r>
+            <w:r>
+              <w:rPr>
+                <w:rFonts w:ascii="Arial" w:hAnsi="Arial" w:cs="Arial"/>
+                <w:sz w:val="22"/>
+                <w:szCs w:val="22"/>
               </w:rPr>
               <w:br/>
             </w:r>
@@ -6533,8 +6397,8 @@
                 <w:rFonts w:ascii="Arial" w:hAnsi="Arial" w:cs="Arial"/>
                 <w:b/>
                 <w:bCs/>
-                <w:sz w:val="20"/>
-                <w:szCs w:val="20"/>
+                <w:sz w:val="22"/>
+                <w:szCs w:val="22"/>
               </w:rPr>
               <w:t>Mobile Devices</w:t>
             </w:r>
@@ -6552,27 +6416,63 @@
                 <w:right w:val="nil"/>
                 <w:between w:val="nil"/>
               </w:pBdr>
-              <w:spacing w:after="60" w:line="240" w:lineRule="auto"/>
-              <w:ind w:left="229" w:hanging="270"/>
-              <w:rPr>
-                <w:rFonts w:ascii="Arial" w:hAnsi="Arial" w:cs="Arial"/>
-                <w:sz w:val="20"/>
-                <w:szCs w:val="20"/>
-              </w:rPr>
-            </w:pPr>
-            <w:r>
-              <w:rPr>
-                <w:rFonts w:ascii="Arial" w:hAnsi="Arial" w:cs="Arial"/>
-                <w:sz w:val="20"/>
-                <w:szCs w:val="20"/>
-              </w:rPr>
-              <w:t xml:space="preserve">B.2.2 - Exam Practice 2: </w:t>
-            </w:r>
-            <w:r>
-              <w:rPr>
-                <w:rFonts w:ascii="Arial" w:hAnsi="Arial" w:cs="Arial"/>
-                <w:sz w:val="20"/>
-                <w:szCs w:val="20"/>
+              <w:spacing w:after="0" w:line="240" w:lineRule="auto"/>
+              <w:ind w:left="231" w:hanging="274"/>
+              <w:rPr>
+                <w:rFonts w:ascii="Arial" w:hAnsi="Arial" w:cs="Arial"/>
+                <w:sz w:val="22"/>
+                <w:szCs w:val="22"/>
+              </w:rPr>
+            </w:pPr>
+            <w:r>
+              <w:rPr>
+                <w:rFonts w:ascii="Arial" w:hAnsi="Arial" w:cs="Arial"/>
+                <w:b/>
+                <w:bCs/>
+                <w:color w:val="275317" w:themeColor="accent6" w:themeShade="80"/>
+                <w:sz w:val="22"/>
+                <w:szCs w:val="22"/>
+              </w:rPr>
+              <w:t xml:space="preserve">B.2.2 - Exam </w:t>
+            </w:r>
+            <w:r>
+              <w:rPr>
+                <w:rFonts w:ascii="Arial" w:hAnsi="Arial" w:cs="Arial"/>
+                <w:b/>
+                <w:bCs/>
+                <w:color w:val="275317" w:themeColor="accent6" w:themeShade="80"/>
+                <w:sz w:val="22"/>
+                <w:szCs w:val="22"/>
+              </w:rPr>
+              <w:t>Domain</w:t>
+            </w:r>
+            <w:r>
+              <w:rPr>
+                <w:rFonts w:ascii="Arial" w:hAnsi="Arial" w:cs="Arial"/>
+                <w:b/>
+                <w:bCs/>
+                <w:color w:val="275317" w:themeColor="accent6" w:themeShade="80"/>
+                <w:sz w:val="22"/>
+                <w:szCs w:val="22"/>
+              </w:rPr>
+              <w:t xml:space="preserve"> </w:t>
+            </w:r>
+            <w:r>
+              <w:rPr>
+                <w:rFonts w:ascii="Arial" w:hAnsi="Arial" w:cs="Arial"/>
+                <w:b/>
+                <w:bCs/>
+                <w:color w:val="275317" w:themeColor="accent6" w:themeShade="80"/>
+                <w:sz w:val="22"/>
+                <w:szCs w:val="22"/>
+              </w:rPr>
+              <w:t>2</w:t>
+            </w:r>
+            <w:r>
+              <w:rPr>
+                <w:rFonts w:ascii="Arial" w:hAnsi="Arial" w:cs="Arial"/>
+                <w:sz w:val="22"/>
+                <w:szCs w:val="22"/>
               </w:rPr>
               <w:br/>
             </w:r>
@@ -6581,8 +6481,8 @@
                 <w:rFonts w:ascii="Arial" w:hAnsi="Arial" w:cs="Arial"/>
                 <w:b/>
                 <w:bCs/>
-                <w:sz w:val="20"/>
-                <w:szCs w:val="20"/>
+                <w:sz w:val="22"/>
+                <w:szCs w:val="22"/>
               </w:rPr>
               <w:t>Networking</w:t>
             </w:r>
@@ -6600,27 +6500,63 @@
                 <w:right w:val="nil"/>
                 <w:between w:val="nil"/>
               </w:pBdr>
-              <w:spacing w:after="60" w:line="240" w:lineRule="auto"/>
-              <w:ind w:left="229" w:hanging="270"/>
-              <w:rPr>
-                <w:rFonts w:ascii="Arial" w:hAnsi="Arial" w:cs="Arial"/>
-                <w:sz w:val="20"/>
-                <w:szCs w:val="20"/>
-              </w:rPr>
-            </w:pPr>
-            <w:r>
-              <w:rPr>
-                <w:rFonts w:ascii="Arial" w:hAnsi="Arial" w:cs="Arial"/>
-                <w:sz w:val="20"/>
-                <w:szCs w:val="20"/>
-              </w:rPr>
-              <w:t xml:space="preserve">B.2.3 - Exam Practice 3: </w:t>
-            </w:r>
-            <w:r>
-              <w:rPr>
-                <w:rFonts w:ascii="Arial" w:hAnsi="Arial" w:cs="Arial"/>
-                <w:sz w:val="20"/>
-                <w:szCs w:val="20"/>
+              <w:spacing w:after="0" w:line="240" w:lineRule="auto"/>
+              <w:ind w:left="231" w:hanging="274"/>
+              <w:rPr>
+                <w:rFonts w:ascii="Arial" w:hAnsi="Arial" w:cs="Arial"/>
+                <w:sz w:val="22"/>
+                <w:szCs w:val="22"/>
+              </w:rPr>
+            </w:pPr>
+            <w:r>
+              <w:rPr>
+                <w:rFonts w:ascii="Arial" w:hAnsi="Arial" w:cs="Arial"/>
+                <w:b/>
+                <w:bCs/>
+                <w:color w:val="275317" w:themeColor="accent6" w:themeShade="80"/>
+                <w:sz w:val="22"/>
+                <w:szCs w:val="22"/>
+              </w:rPr>
+              <w:t xml:space="preserve">B.2.3 - Exam </w:t>
+            </w:r>
+            <w:r>
+              <w:rPr>
+                <w:rFonts w:ascii="Arial" w:hAnsi="Arial" w:cs="Arial"/>
+                <w:b/>
+                <w:bCs/>
+                <w:color w:val="275317" w:themeColor="accent6" w:themeShade="80"/>
+                <w:sz w:val="22"/>
+                <w:szCs w:val="22"/>
+              </w:rPr>
+              <w:t>Domain</w:t>
+            </w:r>
+            <w:r>
+              <w:rPr>
+                <w:rFonts w:ascii="Arial" w:hAnsi="Arial" w:cs="Arial"/>
+                <w:b/>
+                <w:bCs/>
+                <w:color w:val="275317" w:themeColor="accent6" w:themeShade="80"/>
+                <w:sz w:val="22"/>
+                <w:szCs w:val="22"/>
+              </w:rPr>
+              <w:t xml:space="preserve"> </w:t>
+            </w:r>
+            <w:r>
+              <w:rPr>
+                <w:rFonts w:ascii="Arial" w:hAnsi="Arial" w:cs="Arial"/>
+                <w:b/>
+                <w:bCs/>
+                <w:color w:val="275317" w:themeColor="accent6" w:themeShade="80"/>
+                <w:sz w:val="22"/>
+                <w:szCs w:val="22"/>
+              </w:rPr>
+              <w:t>3</w:t>
+            </w:r>
+            <w:r>
+              <w:rPr>
+                <w:rFonts w:ascii="Arial" w:hAnsi="Arial" w:cs="Arial"/>
+                <w:sz w:val="22"/>
+                <w:szCs w:val="22"/>
               </w:rPr>
               <w:br/>
             </w:r>
@@ -6629,8 +6565,8 @@
                 <w:rFonts w:ascii="Arial" w:hAnsi="Arial" w:cs="Arial"/>
                 <w:b/>
                 <w:bCs/>
-                <w:sz w:val="20"/>
-                <w:szCs w:val="20"/>
+                <w:sz w:val="22"/>
+                <w:szCs w:val="22"/>
               </w:rPr>
               <w:t>Hardware</w:t>
             </w:r>
@@ -6648,27 +6584,63 @@
                 <w:right w:val="nil"/>
                 <w:between w:val="nil"/>
               </w:pBdr>
-              <w:spacing w:after="60" w:line="240" w:lineRule="auto"/>
-              <w:ind w:left="229" w:hanging="270"/>
-              <w:rPr>
-                <w:rFonts w:ascii="Arial" w:hAnsi="Arial" w:cs="Arial"/>
-                <w:sz w:val="20"/>
-                <w:szCs w:val="20"/>
-              </w:rPr>
-            </w:pPr>
-            <w:r>
-              <w:rPr>
-                <w:rFonts w:ascii="Arial" w:hAnsi="Arial" w:cs="Arial"/>
-                <w:sz w:val="20"/>
-                <w:szCs w:val="20"/>
-              </w:rPr>
-              <w:t xml:space="preserve">B.2.4 - Exam Practice 4: </w:t>
-            </w:r>
-            <w:r>
-              <w:rPr>
-                <w:rFonts w:ascii="Arial" w:hAnsi="Arial" w:cs="Arial"/>
-                <w:sz w:val="20"/>
-                <w:szCs w:val="20"/>
+              <w:spacing w:after="0" w:line="240" w:lineRule="auto"/>
+              <w:ind w:left="231" w:hanging="274"/>
+              <w:rPr>
+                <w:rFonts w:ascii="Arial" w:hAnsi="Arial" w:cs="Arial"/>
+                <w:sz w:val="22"/>
+                <w:szCs w:val="22"/>
+              </w:rPr>
+            </w:pPr>
+            <w:r>
+              <w:rPr>
+                <w:rFonts w:ascii="Arial" w:hAnsi="Arial" w:cs="Arial"/>
+                <w:b/>
+                <w:bCs/>
+                <w:color w:val="275317" w:themeColor="accent6" w:themeShade="80"/>
+                <w:sz w:val="22"/>
+                <w:szCs w:val="22"/>
+              </w:rPr>
+              <w:t xml:space="preserve">B.2.4 - Exam </w:t>
+            </w:r>
+            <w:r>
+              <w:rPr>
+                <w:rFonts w:ascii="Arial" w:hAnsi="Arial" w:cs="Arial"/>
+                <w:b/>
+                <w:bCs/>
+                <w:color w:val="275317" w:themeColor="accent6" w:themeShade="80"/>
+                <w:sz w:val="22"/>
+                <w:szCs w:val="22"/>
+              </w:rPr>
+              <w:t>Domain</w:t>
+            </w:r>
+            <w:r>
+              <w:rPr>
+                <w:rFonts w:ascii="Arial" w:hAnsi="Arial" w:cs="Arial"/>
+                <w:b/>
+                <w:bCs/>
+                <w:color w:val="275317" w:themeColor="accent6" w:themeShade="80"/>
+                <w:sz w:val="22"/>
+                <w:szCs w:val="22"/>
+              </w:rPr>
+              <w:t xml:space="preserve"> </w:t>
+            </w:r>
+            <w:r>
+              <w:rPr>
+                <w:rFonts w:ascii="Arial" w:hAnsi="Arial" w:cs="Arial"/>
+                <w:b/>
+                <w:bCs/>
+                <w:color w:val="275317" w:themeColor="accent6" w:themeShade="80"/>
+                <w:sz w:val="22"/>
+                <w:szCs w:val="22"/>
+              </w:rPr>
+              <w:t>4</w:t>
+            </w:r>
+            <w:r>
+              <w:rPr>
+                <w:rFonts w:ascii="Arial" w:hAnsi="Arial" w:cs="Arial"/>
+                <w:sz w:val="22"/>
+                <w:szCs w:val="22"/>
               </w:rPr>
               <w:br/>
             </w:r>
@@ -6677,8 +6649,8 @@
                 <w:rFonts w:ascii="Arial" w:hAnsi="Arial" w:cs="Arial"/>
                 <w:b/>
                 <w:bCs/>
-                <w:sz w:val="20"/>
-                <w:szCs w:val="20"/>
+                <w:sz w:val="22"/>
+                <w:szCs w:val="22"/>
               </w:rPr>
               <w:t>Virtualization and Cloud Computing</w:t>
             </w:r>
@@ -6696,27 +6668,63 @@
                 <w:right w:val="nil"/>
                 <w:between w:val="nil"/>
               </w:pBdr>
-              <w:spacing w:after="60" w:line="240" w:lineRule="auto"/>
-              <w:ind w:left="229" w:hanging="270"/>
-              <w:rPr>
-                <w:rFonts w:ascii="Arial" w:hAnsi="Arial" w:cs="Arial"/>
-                <w:sz w:val="20"/>
-                <w:szCs w:val="20"/>
-              </w:rPr>
-            </w:pPr>
-            <w:r>
-              <w:rPr>
-                <w:rFonts w:ascii="Arial" w:hAnsi="Arial" w:cs="Arial"/>
-                <w:sz w:val="20"/>
-                <w:szCs w:val="20"/>
-              </w:rPr>
-              <w:t xml:space="preserve">B.2.5 - Exam Practice 5: </w:t>
-            </w:r>
-            <w:r>
-              <w:rPr>
-                <w:rFonts w:ascii="Arial" w:hAnsi="Arial" w:cs="Arial"/>
-                <w:sz w:val="20"/>
-                <w:szCs w:val="20"/>
+              <w:spacing w:after="0" w:line="240" w:lineRule="auto"/>
+              <w:ind w:left="231" w:hanging="274"/>
+              <w:rPr>
+                <w:rFonts w:ascii="Arial" w:hAnsi="Arial" w:cs="Arial"/>
+                <w:sz w:val="22"/>
+                <w:szCs w:val="22"/>
+              </w:rPr>
+            </w:pPr>
+            <w:r>
+              <w:rPr>
+                <w:rFonts w:ascii="Arial" w:hAnsi="Arial" w:cs="Arial"/>
+                <w:b/>
+                <w:bCs/>
+                <w:color w:val="275317" w:themeColor="accent6" w:themeShade="80"/>
+                <w:sz w:val="22"/>
+                <w:szCs w:val="22"/>
+              </w:rPr>
+              <w:t xml:space="preserve">B.2.5 - Exam </w:t>
+            </w:r>
+            <w:r>
+              <w:rPr>
+                <w:rFonts w:ascii="Arial" w:hAnsi="Arial" w:cs="Arial"/>
+                <w:b/>
+                <w:bCs/>
+                <w:color w:val="275317" w:themeColor="accent6" w:themeShade="80"/>
+                <w:sz w:val="22"/>
+                <w:szCs w:val="22"/>
+              </w:rPr>
+              <w:t>Domain</w:t>
+            </w:r>
+            <w:r>
+              <w:rPr>
+                <w:rFonts w:ascii="Arial" w:hAnsi="Arial" w:cs="Arial"/>
+                <w:b/>
+                <w:bCs/>
+                <w:color w:val="275317" w:themeColor="accent6" w:themeShade="80"/>
+                <w:sz w:val="22"/>
+                <w:szCs w:val="22"/>
+              </w:rPr>
+              <w:t xml:space="preserve"> </w:t>
+            </w:r>
+            <w:r>
+              <w:rPr>
+                <w:rFonts w:ascii="Arial" w:hAnsi="Arial" w:cs="Arial"/>
+                <w:b/>
+                <w:bCs/>
+                <w:color w:val="275317" w:themeColor="accent6" w:themeShade="80"/>
+                <w:sz w:val="22"/>
+                <w:szCs w:val="22"/>
+              </w:rPr>
+              <w:t>5</w:t>
+            </w:r>
+            <w:r>
+              <w:rPr>
+                <w:rFonts w:ascii="Arial" w:hAnsi="Arial" w:cs="Arial"/>
+                <w:sz w:val="22"/>
+                <w:szCs w:val="22"/>
               </w:rPr>
               <w:br/>
             </w:r>
@@ -6725,8 +6733,8 @@
                 <w:rFonts w:ascii="Arial" w:hAnsi="Arial" w:cs="Arial"/>
                 <w:b/>
                 <w:bCs/>
-                <w:sz w:val="20"/>
-                <w:szCs w:val="20"/>
+                <w:sz w:val="22"/>
+                <w:szCs w:val="22"/>
               </w:rPr>
               <w:t>Hardware and Network Troubleshooting</w:t>
             </w:r>
@@ -6744,8 +6752,8 @@
                 <w:right w:val="nil"/>
                 <w:between w:val="nil"/>
               </w:pBdr>
-              <w:spacing w:after="60" w:line="240" w:lineRule="auto"/>
-              <w:ind w:left="229" w:hanging="270"/>
+              <w:spacing w:after="0" w:line="240" w:lineRule="auto"/>
+              <w:ind w:left="231" w:hanging="274"/>
               <w:rPr>
                 <w:rFonts w:ascii="Arial" w:hAnsi="Arial" w:cs="Arial"/>
                 <w:sz w:val="20"/>
@@ -6758,8 +6766,8 @@
                 <w:b/>
                 <w:bCs/>
                 <w:color w:val="012F76"/>
-                <w:sz w:val="20"/>
-                <w:szCs w:val="20"/>
+                <w:sz w:val="21"/>
+                <w:szCs w:val="21"/>
               </w:rPr>
               <w:t>B.3</w:t>
             </w:r>
@@ -6769,8 +6777,8 @@
                 <w:b/>
                 <w:bCs/>
                 <w:color w:val="012F76"/>
-                <w:sz w:val="20"/>
-                <w:szCs w:val="20"/>
+                <w:sz w:val="21"/>
+                <w:szCs w:val="21"/>
               </w:rPr>
               <w:t xml:space="preserve"> </w:t>
             </w:r>
@@ -6778,37 +6786,30 @@
               <w:rPr>
                 <w:rFonts w:ascii="Arial" w:hAnsi="Arial" w:cs="Arial"/>
                 <w:color w:val="012F76"/>
-                <w:sz w:val="20"/>
-                <w:szCs w:val="20"/>
-              </w:rPr>
-              <w:t>Question &amp; Discuss</w:t>
-            </w:r>
-            <w:r>
-              <w:rPr>
-                <w:rFonts w:ascii="Arial" w:hAnsi="Arial" w:cs="Arial"/>
-                <w:color w:val="012F76"/>
-                <w:sz w:val="20"/>
-                <w:szCs w:val="20"/>
-              </w:rPr>
-              <w:t xml:space="preserve"> </w:t>
+                <w:sz w:val="21"/>
+                <w:szCs w:val="21"/>
+              </w:rPr>
+              <w:t xml:space="preserve">Question &amp; Discuss </w:t>
             </w:r>
             <w:r>
               <w:rPr>
                 <w:rFonts w:ascii="Apple Color Emoji" w:hAnsi="Apple Color Emoji" w:cs="Apple Color Emoji"/>
                 <w:color w:val="012F76"/>
-                <w:sz w:val="20"/>
-                <w:szCs w:val="20"/>
-              </w:rPr>
-              <w:t>🤔</w:t>
-            </w:r>
-            <w:r>
-              <w:rPr>
-                <w:rFonts w:ascii="Apple Color Emoji" w:hAnsi="Apple Color Emoji" w:cs="Apple Color Emoji"/>
+                <w:sz w:val="21"/>
+                <w:szCs w:val="21"/>
+              </w:rPr>
+              <w:t xml:space="preserve">🤔 </w:t>
+            </w:r>
+            <w:r>
+              <w:rPr>
+                <w:rFonts w:ascii="Arial" w:hAnsi="Arial" w:cs="Arial"/>
+                <w:b/>
+                <w:bCs/>
                 <w:color w:val="012F76"/>
-                <w:sz w:val="20"/>
-                <w:szCs w:val="20"/>
-              </w:rPr>
-              <w:t xml:space="preserve"> </w:t>
+                <w:sz w:val="21"/>
+                <w:szCs w:val="21"/>
+              </w:rPr>
+              <w:t xml:space="preserve">The </w:t>
             </w:r>
             <w:r>
               <w:rPr>
@@ -6816,10 +6817,10 @@
                 <w:b/>
                 <w:bCs/>
                 <w:color w:val="012F76"/>
-                <w:sz w:val="20"/>
-                <w:szCs w:val="20"/>
-              </w:rPr>
-              <w:t>The Future of Computer Hardware</w:t>
+                <w:sz w:val="21"/>
+                <w:szCs w:val="21"/>
+              </w:rPr>
+              <w:t>Last PC Technician?</w:t>
             </w:r>
             <w:r>
               <w:rPr>
@@ -6827,8 +6828,8 @@
                 <w:b/>
                 <w:bCs/>
                 <w:color w:val="012F76"/>
-                <w:sz w:val="20"/>
-                <w:szCs w:val="20"/>
+                <w:sz w:val="21"/>
+                <w:szCs w:val="21"/>
               </w:rPr>
               <w:br/>
             </w:r>
@@ -6836,8 +6837,8 @@
               <w:rPr>
                 <w:rFonts w:ascii="Arial" w:hAnsi="Arial" w:cs="Arial"/>
                 <w:color w:val="012F76"/>
-                <w:sz w:val="20"/>
-                <w:szCs w:val="20"/>
+                <w:sz w:val="21"/>
+                <w:szCs w:val="21"/>
               </w:rPr>
               <w:t>(Overall Course Concepts)</w:t>
             </w:r>
@@ -6863,15 +6864,15 @@
               <w:spacing w:after="60" w:line="240" w:lineRule="auto"/>
               <w:rPr>
                 <w:rFonts w:ascii="Consolas" w:hAnsi="Consolas" w:cs="Consolas"/>
-                <w:sz w:val="20"/>
-                <w:szCs w:val="20"/>
+                <w:sz w:val="21"/>
+                <w:szCs w:val="21"/>
               </w:rPr>
             </w:pPr>
             <w:r>
               <w:rPr>
                 <w:rFonts w:ascii="Consolas" w:hAnsi="Consolas" w:cs="Consolas"/>
-                <w:sz w:val="20"/>
-                <w:szCs w:val="20"/>
+                <w:sz w:val="21"/>
+                <w:szCs w:val="21"/>
               </w:rPr>
               <w:t>Module 12</w:t>
             </w:r>
@@ -6883,19 +6884,37 @@
                 <w:rFonts w:ascii="Arial" w:hAnsi="Arial" w:cs="Arial"/>
                 <w:b/>
                 <w:bCs/>
-                <w:sz w:val="20"/>
-                <w:szCs w:val="20"/>
-              </w:rPr>
-            </w:pPr>
-            <w:r>
-              <w:rPr>
-                <w:rFonts w:ascii="Arial" w:hAnsi="Arial" w:cs="Arial"/>
-                <w:b/>
-                <w:bCs/>
-                <w:sz w:val="20"/>
-                <w:szCs w:val="20"/>
-              </w:rPr>
-              <w:t>A+ Core 1 Final Exam</w:t>
+                <w:sz w:val="21"/>
+                <w:szCs w:val="21"/>
+              </w:rPr>
+            </w:pPr>
+            <w:r>
+              <w:rPr>
+                <w:rFonts w:ascii="Arial" w:hAnsi="Arial" w:cs="Arial"/>
+                <w:b/>
+                <w:bCs/>
+                <w:sz w:val="21"/>
+                <w:szCs w:val="21"/>
+              </w:rPr>
+              <w:t>FINAL - part 2</w:t>
+            </w:r>
+            <w:r>
+              <w:rPr>
+                <w:rFonts w:ascii="Arial" w:hAnsi="Arial" w:cs="Arial"/>
+                <w:sz w:val="21"/>
+                <w:szCs w:val="21"/>
+              </w:rPr>
+              <w:t xml:space="preserve"> of 2, </w:t>
+            </w:r>
+            <w:r>
+              <w:rPr>
+                <w:rFonts w:ascii="Arial" w:hAnsi="Arial" w:cs="Arial"/>
+                <w:b/>
+                <w:bCs/>
+                <w:sz w:val="21"/>
+                <w:szCs w:val="21"/>
+              </w:rPr>
+              <w:t>Core 1 TIMED Exam</w:t>
             </w:r>
           </w:p>
           <w:p>
@@ -6903,15 +6922,15 @@
               <w:spacing w:after="60" w:line="240" w:lineRule="auto"/>
               <w:rPr>
                 <w:rFonts w:ascii="Arial" w:hAnsi="Arial" w:cs="Arial"/>
-                <w:sz w:val="20"/>
-                <w:szCs w:val="20"/>
-              </w:rPr>
-            </w:pPr>
-            <w:r>
-              <w:rPr>
-                <w:rFonts w:ascii="Arial" w:hAnsi="Arial" w:cs="Arial"/>
-                <w:sz w:val="20"/>
-                <w:szCs w:val="20"/>
+                <w:sz w:val="21"/>
+                <w:szCs w:val="21"/>
+              </w:rPr>
+            </w:pPr>
+            <w:r>
+              <w:rPr>
+                <w:rFonts w:ascii="Arial" w:hAnsi="Arial" w:cs="Arial"/>
+                <w:sz w:val="21"/>
+                <w:szCs w:val="21"/>
               </w:rPr>
               <w:t>Primary CLOs:</w:t>
             </w:r>
@@ -6933,15 +6952,15 @@
               <w:ind w:left="360"/>
               <w:rPr>
                 <w:rFonts w:ascii="Consolas" w:hAnsi="Consolas" w:cs="Consolas"/>
-                <w:sz w:val="20"/>
-                <w:szCs w:val="20"/>
+                <w:sz w:val="21"/>
+                <w:szCs w:val="21"/>
               </w:rPr>
             </w:pPr>
             <w:r>
               <w:rPr>
                 <w:rFonts w:ascii="Consolas" w:hAnsi="Consolas" w:cs="Consolas"/>
-                <w:sz w:val="20"/>
-                <w:szCs w:val="20"/>
+                <w:sz w:val="21"/>
+                <w:szCs w:val="21"/>
               </w:rPr>
               <w:t>I, II, III, IV, V, VI, VII, VIII</w:t>
             </w:r>
@@ -6963,7 +6982,7 @@
                 <w:ilvl w:val="0"/>
                 <w:numId w:val="1"/>
               </w:numPr>
-              <w:spacing w:after="60" w:line="240" w:lineRule="auto"/>
+              <w:spacing w:after="120"/>
               <w:ind w:left="231" w:hanging="274"/>
               <w:rPr>
                 <w:rFonts w:ascii="Arial" w:hAnsi="Arial" w:cs="Arial"/>
@@ -6996,7 +7015,7 @@
                 <w:ilvl w:val="0"/>
                 <w:numId w:val="1"/>
               </w:numPr>
-              <w:spacing w:after="60" w:line="240" w:lineRule="auto"/>
+              <w:spacing w:after="120"/>
               <w:ind w:left="231" w:hanging="274"/>
               <w:rPr>
                 <w:rFonts w:ascii="Arial" w:hAnsi="Arial" w:cs="Arial"/>
@@ -7029,7 +7048,7 @@
                 <w:ilvl w:val="0"/>
                 <w:numId w:val="1"/>
               </w:numPr>
-              <w:spacing w:after="60" w:line="240" w:lineRule="auto"/>
+              <w:spacing w:after="120"/>
               <w:ind w:left="231" w:hanging="274"/>
               <w:rPr>
                 <w:rFonts w:ascii="Arial" w:hAnsi="Arial" w:cs="Arial"/>
@@ -7181,27 +7200,30 @@
                 <w:right w:val="nil"/>
                 <w:between w:val="nil"/>
               </w:pBdr>
-              <w:spacing w:after="60" w:line="240" w:lineRule="auto"/>
-              <w:ind w:left="229" w:hanging="270"/>
-              <w:rPr>
-                <w:rFonts w:ascii="Arial" w:hAnsi="Arial" w:cs="Arial"/>
-                <w:sz w:val="20"/>
-                <w:szCs w:val="20"/>
-              </w:rPr>
-            </w:pPr>
-            <w:r>
-              <w:rPr>
-                <w:rFonts w:ascii="Arial" w:hAnsi="Arial" w:cs="Arial"/>
-                <w:sz w:val="20"/>
-                <w:szCs w:val="20"/>
-              </w:rPr>
-              <w:t xml:space="preserve">B.2.6 - Final Exam: </w:t>
-            </w:r>
-            <w:r>
-              <w:rPr>
-                <w:rFonts w:ascii="Arial" w:hAnsi="Arial" w:cs="Arial"/>
-                <w:sz w:val="20"/>
-                <w:szCs w:val="20"/>
+              <w:spacing w:after="0" w:line="240" w:lineRule="auto"/>
+              <w:ind w:left="231" w:hanging="274"/>
+              <w:rPr>
+                <w:rFonts w:ascii="Arial" w:hAnsi="Arial" w:cs="Arial"/>
+                <w:sz w:val="20"/>
+                <w:szCs w:val="20"/>
+              </w:rPr>
+            </w:pPr>
+            <w:r>
+              <w:rPr>
+                <w:rFonts w:ascii="Arial" w:hAnsi="Arial" w:cs="Arial"/>
+                <w:b/>
+                <w:bCs/>
+                <w:color w:val="275317" w:themeColor="accent6" w:themeShade="80"/>
+                <w:sz w:val="28"/>
+                <w:szCs w:val="28"/>
+              </w:rPr>
+              <w:t>B.2.6 - Final Exam</w:t>
+            </w:r>
+            <w:r>
+              <w:rPr>
+                <w:rFonts w:ascii="Arial" w:hAnsi="Arial" w:cs="Arial"/>
+                <w:sz w:val="28"/>
+                <w:szCs w:val="28"/>
               </w:rPr>
               <w:br/>
             </w:r>
@@ -7210,28 +7232,60 @@
                 <w:rFonts w:ascii="Arial" w:hAnsi="Arial" w:cs="Arial"/>
                 <w:b/>
                 <w:bCs/>
-                <w:sz w:val="20"/>
-                <w:szCs w:val="20"/>
-              </w:rPr>
-              <w:t xml:space="preserve">A+ 220-1201 Core 1 </w:t>
-            </w:r>
-            <w:r>
-              <w:rPr>
-                <w:rFonts w:ascii="Arial" w:hAnsi="Arial" w:cs="Arial"/>
-                <w:b/>
-                <w:bCs/>
-                <w:sz w:val="20"/>
-                <w:szCs w:val="20"/>
+                <w:sz w:val="28"/>
+                <w:szCs w:val="28"/>
+              </w:rPr>
+              <w:t>A+ 220-1201 Core 1</w:t>
+            </w:r>
+            <w:r>
+              <w:rPr>
+                <w:rFonts w:ascii="Arial" w:hAnsi="Arial" w:cs="Arial"/>
+                <w:b/>
+                <w:bCs/>
+                <w:sz w:val="28"/>
+                <w:szCs w:val="28"/>
               </w:rPr>
               <w:br/>
             </w:r>
             <w:r>
               <w:rPr>
                 <w:rFonts w:ascii="Consolas" w:hAnsi="Consolas" w:cs="Consolas"/>
-                <w:sz w:val="20"/>
-                <w:szCs w:val="20"/>
-              </w:rPr>
-              <w:t>(90 questions, 90 minutes, PBQs included)</w:t>
+                <w:sz w:val="28"/>
+                <w:szCs w:val="28"/>
+              </w:rPr>
+              <w:t>90 questions</w:t>
+            </w:r>
+            <w:r>
+              <w:rPr>
+                <w:rFonts w:ascii="Consolas" w:hAnsi="Consolas" w:cs="Consolas"/>
+                <w:sz w:val="28"/>
+                <w:szCs w:val="28"/>
+              </w:rPr>
+              <w:br/>
+            </w:r>
+            <w:r>
+              <w:rPr>
+                <w:rFonts w:ascii="Consolas" w:hAnsi="Consolas" w:cs="Consolas"/>
+                <w:sz w:val="28"/>
+                <w:szCs w:val="28"/>
+              </w:rPr>
+              <w:t>90 minutes</w:t>
+            </w:r>
+            <w:r>
+              <w:rPr>
+                <w:rFonts w:ascii="Consolas" w:hAnsi="Consolas" w:cs="Consolas"/>
+                <w:sz w:val="28"/>
+                <w:szCs w:val="28"/>
+              </w:rPr>
+              <w:br/>
+            </w:r>
+            <w:r>
+              <w:rPr>
+                <w:rFonts w:ascii="Consolas" w:hAnsi="Consolas" w:cs="Consolas"/>
+                <w:sz w:val="28"/>
+                <w:szCs w:val="28"/>
+              </w:rPr>
+              <w:t>PBQs included</w:t>
             </w:r>
           </w:p>
         </w:tc>
